--- a/Электрические машины/Практика/Курсовая работа, ЭМ, Fin I.docx
+++ b/Электрические машины/Практика/Курсовая работа, ЭМ, Fin I.docx
@@ -1,6 +1,6 @@
 
 <file path=word/document.xml><?xml version="1.0" encoding="utf-8"?>
-<w:document xmlns:wpc="http://schemas.microsoft.com/office/word/2010/wordprocessingCanvas" xmlns:cx="http://schemas.microsoft.com/office/drawing/2014/chartex" xmlns:cx1="http://schemas.microsoft.com/office/drawing/2015/9/8/chartex" xmlns:mc="http://schemas.openxmlformats.org/markup-compatibility/2006" xmlns:o="urn:schemas-microsoft-com:office:office" xmlns:r="http://schemas.openxmlformats.org/officeDocument/2006/relationships" xmlns:m="http://schemas.openxmlformats.org/officeDocument/2006/math" xmlns:v="urn:schemas-microsoft-com:vml" xmlns:wp14="http://schemas.microsoft.com/office/word/2010/wordprocessingDrawing" xmlns:wp="http://schemas.openxmlformats.org/drawingml/2006/wordprocessingDrawing" xmlns:w10="urn:schemas-microsoft-com:office:word" xmlns:w="http://schemas.openxmlformats.org/wordprocessingml/2006/main" xmlns:w14="http://schemas.microsoft.com/office/word/2010/wordml" xmlns:w15="http://schemas.microsoft.com/office/word/2012/wordml" xmlns:w16se="http://schemas.microsoft.com/office/word/2015/wordml/symex" xmlns:wpg="http://schemas.microsoft.com/office/word/2010/wordprocessingGroup" xmlns:wpi="http://schemas.microsoft.com/office/word/2010/wordprocessingInk" xmlns:wne="http://schemas.microsoft.com/office/word/2006/wordml" xmlns:wps="http://schemas.microsoft.com/office/word/2010/wordprocessingShape" mc:Ignorable="w14 w15 w16se wp14">
+<w:document xmlns:wpc="http://schemas.microsoft.com/office/word/2010/wordprocessingCanvas" xmlns:cx="http://schemas.microsoft.com/office/drawing/2014/chartex" xmlns:cx1="http://schemas.microsoft.com/office/drawing/2015/9/8/chartex" xmlns:cx2="http://schemas.microsoft.com/office/drawing/2015/10/21/chartex" xmlns:cx3="http://schemas.microsoft.com/office/drawing/2016/5/9/chartex" xmlns:cx4="http://schemas.microsoft.com/office/drawing/2016/5/10/chartex" xmlns:cx5="http://schemas.microsoft.com/office/drawing/2016/5/11/chartex" xmlns:cx6="http://schemas.microsoft.com/office/drawing/2016/5/12/chartex" xmlns:cx7="http://schemas.microsoft.com/office/drawing/2016/5/13/chartex" xmlns:cx8="http://schemas.microsoft.com/office/drawing/2016/5/14/chartex" xmlns:mc="http://schemas.openxmlformats.org/markup-compatibility/2006" xmlns:aink="http://schemas.microsoft.com/office/drawing/2016/ink" xmlns:am3d="http://schemas.microsoft.com/office/drawing/2017/model3d" xmlns:o="urn:schemas-microsoft-com:office:office" xmlns:oel="http://schemas.microsoft.com/office/2019/extlst" xmlns:r="http://schemas.openxmlformats.org/officeDocument/2006/relationships" xmlns:m="http://schemas.openxmlformats.org/officeDocument/2006/math" xmlns:v="urn:schemas-microsoft-com:vml" xmlns:wp14="http://schemas.microsoft.com/office/word/2010/wordprocessingDrawing" xmlns:wp="http://schemas.openxmlformats.org/drawingml/2006/wordprocessingDrawing" xmlns:w10="urn:schemas-microsoft-com:office:word" xmlns:w="http://schemas.openxmlformats.org/wordprocessingml/2006/main" xmlns:w14="http://schemas.microsoft.com/office/word/2010/wordml" xmlns:w15="http://schemas.microsoft.com/office/word/2012/wordml" xmlns:w16cex="http://schemas.microsoft.com/office/word/2018/wordml/cex" xmlns:w16cid="http://schemas.microsoft.com/office/word/2016/wordml/cid" xmlns:w16="http://schemas.microsoft.com/office/word/2018/wordml" xmlns:w16du="http://schemas.microsoft.com/office/word/2023/wordml/word16du" xmlns:w16sdtdh="http://schemas.microsoft.com/office/word/2020/wordml/sdtdatahash" xmlns:w16sdtfl="http://schemas.microsoft.com/office/word/2024/wordml/sdtformatlock" xmlns:w16se="http://schemas.microsoft.com/office/word/2015/wordml/symex" xmlns:wpg="http://schemas.microsoft.com/office/word/2010/wordprocessingGroup" xmlns:wpi="http://schemas.microsoft.com/office/word/2010/wordprocessingInk" xmlns:wne="http://schemas.microsoft.com/office/word/2006/wordml" xmlns:wps="http://schemas.microsoft.com/office/word/2010/wordprocessingShape" mc:Ignorable="w14 w15 w16se w16cid w16 w16cex w16sdtdh w16sdtfl w16du wp14">
   <w:body>
     <w:p>
       <w:pPr>
@@ -492,12 +492,12 @@
     </w:p>
     <w:p>
       <w:pPr>
-        <w:pStyle w:val="21"/>
-      </w:pPr>
-    </w:p>
-    <w:p>
-      <w:pPr>
-        <w:pStyle w:val="21"/>
+        <w:pStyle w:val="BodyText2"/>
+      </w:pPr>
+    </w:p>
+    <w:p>
+      <w:pPr>
+        <w:pStyle w:val="BodyText2"/>
         <w:jc w:val="center"/>
       </w:pPr>
       <w:r>
@@ -510,7 +510,7 @@
     </w:p>
     <w:p>
       <w:pPr>
-        <w:pStyle w:val="21"/>
+        <w:pStyle w:val="BodyText2"/>
         <w:jc w:val="center"/>
       </w:pPr>
       <w:r>
@@ -525,27 +525,33 @@
       <w:r>
         <w:t>__</w:t>
       </w:r>
+      <w:r>
+        <w:t>А</w:t>
+      </w:r>
+      <w:r>
+        <w:t>__ __</w:t>
+      </w:r>
+      <w:r>
+        <w:t xml:space="preserve">Дубинин </w:t>
+      </w:r>
       <w:proofErr w:type="gramStart"/>
       <w:r>
-        <w:t>А</w:t>
+        <w:t>А.С</w:t>
       </w:r>
       <w:proofErr w:type="gramEnd"/>
       <w:r>
-        <w:t>__ __</w:t>
-      </w:r>
-      <w:r>
-        <w:t>Дубинин А.С_</w:t>
-      </w:r>
-      <w:r>
         <w:t>_</w:t>
       </w:r>
       <w:r>
+        <w:t>_</w:t>
+      </w:r>
+      <w:r>
         <w:t xml:space="preserve">  </w:t>
       </w:r>
     </w:p>
     <w:p>
       <w:pPr>
-        <w:pStyle w:val="21"/>
+        <w:pStyle w:val="BodyText2"/>
         <w:jc w:val="center"/>
         <w:rPr>
           <w:sz w:val="16"/>
@@ -583,7 +589,7 @@
     </w:p>
     <w:p>
       <w:pPr>
-        <w:pStyle w:val="21"/>
+        <w:pStyle w:val="BodyText2"/>
         <w:jc w:val="center"/>
       </w:pPr>
       <w:r>
@@ -592,13 +598,13 @@
     </w:p>
     <w:p>
       <w:pPr>
-        <w:pStyle w:val="21"/>
+        <w:pStyle w:val="BodyText2"/>
         <w:jc w:val="center"/>
       </w:pPr>
     </w:p>
     <w:p>
       <w:pPr>
-        <w:pStyle w:val="21"/>
+        <w:pStyle w:val="BodyText2"/>
         <w:jc w:val="center"/>
         <w:rPr>
           <w:b/>
@@ -631,13 +637,13 @@
     </w:p>
     <w:p>
       <w:pPr>
-        <w:pStyle w:val="21"/>
+        <w:pStyle w:val="BodyText2"/>
         <w:jc w:val="center"/>
       </w:pPr>
     </w:p>
     <w:p>
       <w:pPr>
-        <w:pStyle w:val="21"/>
+        <w:pStyle w:val="BodyText2"/>
         <w:jc w:val="center"/>
       </w:pPr>
       <w:r>
@@ -646,13 +652,13 @@
     </w:p>
     <w:p>
       <w:pPr>
-        <w:pStyle w:val="21"/>
+        <w:pStyle w:val="BodyText2"/>
         <w:ind w:firstLine="720"/>
       </w:pPr>
     </w:p>
     <w:p>
       <w:pPr>
-        <w:pStyle w:val="21"/>
+        <w:pStyle w:val="BodyText2"/>
         <w:ind w:firstLine="567"/>
         <w:jc w:val="both"/>
       </w:pPr>
@@ -668,7 +674,7 @@
     </w:p>
     <w:p>
       <w:pPr>
-        <w:pStyle w:val="21"/>
+        <w:pStyle w:val="BodyText2"/>
         <w:ind w:firstLine="567"/>
         <w:jc w:val="both"/>
       </w:pPr>
@@ -690,7 +696,7 @@
     </w:p>
     <w:p>
       <w:pPr>
-        <w:pStyle w:val="21"/>
+        <w:pStyle w:val="BodyText2"/>
         <w:ind w:firstLine="567"/>
         <w:jc w:val="both"/>
       </w:pPr>
@@ -706,7 +712,7 @@
     </w:p>
     <w:p>
       <w:pPr>
-        <w:pStyle w:val="21"/>
+        <w:pStyle w:val="BodyText2"/>
         <w:ind w:firstLine="851"/>
       </w:pPr>
     </w:p>
@@ -942,7 +948,7 @@
     </w:p>
     <w:p>
       <w:pPr>
-        <w:pStyle w:val="21"/>
+        <w:pStyle w:val="BodyText2"/>
         <w:ind w:firstLine="851"/>
       </w:pPr>
       <w:r>
@@ -963,13 +969,13 @@
     </w:p>
     <w:p>
       <w:pPr>
-        <w:pStyle w:val="21"/>
+        <w:pStyle w:val="BodyText2"/>
         <w:ind w:firstLine="851"/>
       </w:pPr>
     </w:p>
     <w:p>
       <w:pPr>
-        <w:pStyle w:val="21"/>
+        <w:pStyle w:val="BodyText2"/>
         <w:ind w:firstLine="851"/>
         <w:jc w:val="both"/>
       </w:pPr>
@@ -991,7 +997,7 @@
     </w:p>
     <w:p>
       <w:pPr>
-        <w:pStyle w:val="21"/>
+        <w:pStyle w:val="BodyText2"/>
         <w:ind w:firstLine="851"/>
       </w:pPr>
       <w:r>
@@ -1012,7 +1018,7 @@
     </w:p>
     <w:p>
       <w:pPr>
-        <w:pStyle w:val="21"/>
+        <w:pStyle w:val="BodyText2"/>
         <w:ind w:firstLine="851"/>
         <w:jc w:val="both"/>
       </w:pPr>
@@ -1043,7 +1049,7 @@
     </w:p>
     <w:p>
       <w:pPr>
-        <w:pStyle w:val="21"/>
+        <w:pStyle w:val="BodyText2"/>
         <w:ind w:firstLine="851"/>
         <w:jc w:val="both"/>
       </w:pPr>
@@ -1053,7 +1059,7 @@
     </w:p>
     <w:p>
       <w:pPr>
-        <w:pStyle w:val="21"/>
+        <w:pStyle w:val="BodyText2"/>
         <w:ind w:firstLine="851"/>
       </w:pPr>
     </w:p>
@@ -1540,7 +1546,7 @@
       <w:sdtContent>
         <w:p>
           <w:pPr>
-            <w:pStyle w:val="a8"/>
+            <w:pStyle w:val="TOCHeading"/>
             <w:jc w:val="center"/>
             <w:rPr>
               <w:rFonts w:ascii="Times New Roman" w:hAnsi="Times New Roman" w:cs="Times New Roman"/>
@@ -1561,7 +1567,7 @@
         </w:p>
         <w:p>
           <w:pPr>
-            <w:pStyle w:val="11"/>
+            <w:pStyle w:val="TOC1"/>
             <w:tabs>
               <w:tab w:val="right" w:leader="dot" w:pos="9488"/>
             </w:tabs>
@@ -1596,7 +1602,7 @@
           <w:hyperlink w:anchor="_Toc152003318" w:history="1">
             <w:r>
               <w:rPr>
-                <w:rStyle w:val="ac"/>
+                <w:rStyle w:val="Hyperlink"/>
                 <w:noProof/>
                 <w:sz w:val="28"/>
                 <w:szCs w:val="28"/>
@@ -1669,7 +1675,7 @@
         </w:p>
         <w:p>
           <w:pPr>
-            <w:pStyle w:val="11"/>
+            <w:pStyle w:val="TOC1"/>
             <w:tabs>
               <w:tab w:val="left" w:pos="440"/>
               <w:tab w:val="right" w:leader="dot" w:pos="9488"/>
@@ -1684,7 +1690,7 @@
           <w:hyperlink w:anchor="_Toc152003319" w:history="1">
             <w:r>
               <w:rPr>
-                <w:rStyle w:val="ac"/>
+                <w:rStyle w:val="Hyperlink"/>
                 <w:noProof/>
                 <w:sz w:val="28"/>
                 <w:szCs w:val="28"/>
@@ -1702,7 +1708,7 @@
             </w:r>
             <w:r>
               <w:rPr>
-                <w:rStyle w:val="ac"/>
+                <w:rStyle w:val="Hyperlink"/>
                 <w:noProof/>
                 <w:sz w:val="28"/>
                 <w:szCs w:val="28"/>
@@ -1775,7 +1781,7 @@
         </w:p>
         <w:p>
           <w:pPr>
-            <w:pStyle w:val="22"/>
+            <w:pStyle w:val="TOC2"/>
             <w:tabs>
               <w:tab w:val="left" w:pos="880"/>
               <w:tab w:val="right" w:leader="dot" w:pos="9488"/>
@@ -1790,7 +1796,7 @@
           <w:hyperlink w:anchor="_Toc152003320" w:history="1">
             <w:r>
               <w:rPr>
-                <w:rStyle w:val="ac"/>
+                <w:rStyle w:val="Hyperlink"/>
                 <w:noProof/>
                 <w:sz w:val="28"/>
                 <w:szCs w:val="28"/>
@@ -1808,7 +1814,7 @@
             </w:r>
             <w:r>
               <w:rPr>
-                <w:rStyle w:val="ac"/>
+                <w:rStyle w:val="Hyperlink"/>
                 <w:noProof/>
                 <w:sz w:val="28"/>
                 <w:szCs w:val="28"/>
@@ -1881,7 +1887,7 @@
         </w:p>
         <w:p>
           <w:pPr>
-            <w:pStyle w:val="22"/>
+            <w:pStyle w:val="TOC2"/>
             <w:tabs>
               <w:tab w:val="left" w:pos="880"/>
               <w:tab w:val="right" w:leader="dot" w:pos="9488"/>
@@ -1896,7 +1902,7 @@
           <w:hyperlink w:anchor="_Toc152003321" w:history="1">
             <w:r>
               <w:rPr>
-                <w:rStyle w:val="ac"/>
+                <w:rStyle w:val="Hyperlink"/>
                 <w:noProof/>
                 <w:sz w:val="28"/>
                 <w:szCs w:val="28"/>
@@ -1914,7 +1920,7 @@
             </w:r>
             <w:r>
               <w:rPr>
-                <w:rStyle w:val="ac"/>
+                <w:rStyle w:val="Hyperlink"/>
                 <w:noProof/>
                 <w:sz w:val="28"/>
                 <w:szCs w:val="28"/>
@@ -1987,7 +1993,7 @@
         </w:p>
         <w:p>
           <w:pPr>
-            <w:pStyle w:val="22"/>
+            <w:pStyle w:val="TOC2"/>
             <w:tabs>
               <w:tab w:val="left" w:pos="880"/>
               <w:tab w:val="right" w:leader="dot" w:pos="9488"/>
@@ -2002,7 +2008,7 @@
           <w:hyperlink w:anchor="_Toc152003322" w:history="1">
             <w:r>
               <w:rPr>
-                <w:rStyle w:val="ac"/>
+                <w:rStyle w:val="Hyperlink"/>
                 <w:noProof/>
                 <w:sz w:val="28"/>
                 <w:szCs w:val="28"/>
@@ -2020,7 +2026,7 @@
             </w:r>
             <w:r>
               <w:rPr>
-                <w:rStyle w:val="ac"/>
+                <w:rStyle w:val="Hyperlink"/>
                 <w:noProof/>
                 <w:sz w:val="28"/>
                 <w:szCs w:val="28"/>
@@ -2093,7 +2099,7 @@
         </w:p>
         <w:p>
           <w:pPr>
-            <w:pStyle w:val="22"/>
+            <w:pStyle w:val="TOC2"/>
             <w:tabs>
               <w:tab w:val="left" w:pos="880"/>
               <w:tab w:val="right" w:leader="dot" w:pos="9488"/>
@@ -2108,7 +2114,7 @@
           <w:hyperlink w:anchor="_Toc152003323" w:history="1">
             <w:r>
               <w:rPr>
-                <w:rStyle w:val="ac"/>
+                <w:rStyle w:val="Hyperlink"/>
                 <w:noProof/>
                 <w:sz w:val="28"/>
                 <w:szCs w:val="28"/>
@@ -2126,7 +2132,7 @@
             </w:r>
             <w:r>
               <w:rPr>
-                <w:rStyle w:val="ac"/>
+                <w:rStyle w:val="Hyperlink"/>
                 <w:noProof/>
                 <w:sz w:val="28"/>
                 <w:szCs w:val="28"/>
@@ -2199,7 +2205,7 @@
         </w:p>
         <w:p>
           <w:pPr>
-            <w:pStyle w:val="22"/>
+            <w:pStyle w:val="TOC2"/>
             <w:tabs>
               <w:tab w:val="left" w:pos="880"/>
               <w:tab w:val="right" w:leader="dot" w:pos="9488"/>
@@ -2214,7 +2220,7 @@
           <w:hyperlink w:anchor="_Toc152003324" w:history="1">
             <w:r>
               <w:rPr>
-                <w:rStyle w:val="ac"/>
+                <w:rStyle w:val="Hyperlink"/>
                 <w:iCs/>
                 <w:noProof/>
                 <w:sz w:val="28"/>
@@ -2233,7 +2239,7 @@
             </w:r>
             <w:r>
               <w:rPr>
-                <w:rStyle w:val="ac"/>
+                <w:rStyle w:val="Hyperlink"/>
                 <w:iCs/>
                 <w:noProof/>
                 <w:sz w:val="28"/>
@@ -2307,7 +2313,7 @@
         </w:p>
         <w:p>
           <w:pPr>
-            <w:pStyle w:val="22"/>
+            <w:pStyle w:val="TOC2"/>
             <w:tabs>
               <w:tab w:val="left" w:pos="880"/>
               <w:tab w:val="right" w:leader="dot" w:pos="9488"/>
@@ -2322,7 +2328,7 @@
           <w:hyperlink w:anchor="_Toc152003325" w:history="1">
             <w:r>
               <w:rPr>
-                <w:rStyle w:val="ac"/>
+                <w:rStyle w:val="Hyperlink"/>
                 <w:iCs/>
                 <w:noProof/>
                 <w:sz w:val="28"/>
@@ -2341,7 +2347,7 @@
             </w:r>
             <w:r>
               <w:rPr>
-                <w:rStyle w:val="ac"/>
+                <w:rStyle w:val="Hyperlink"/>
                 <w:iCs/>
                 <w:noProof/>
                 <w:sz w:val="28"/>
@@ -2415,7 +2421,7 @@
         </w:p>
         <w:p>
           <w:pPr>
-            <w:pStyle w:val="22"/>
+            <w:pStyle w:val="TOC2"/>
             <w:tabs>
               <w:tab w:val="left" w:pos="880"/>
               <w:tab w:val="right" w:leader="dot" w:pos="9488"/>
@@ -2430,7 +2436,7 @@
           <w:hyperlink w:anchor="_Toc152003326" w:history="1">
             <w:r>
               <w:rPr>
-                <w:rStyle w:val="ac"/>
+                <w:rStyle w:val="Hyperlink"/>
                 <w:noProof/>
                 <w:sz w:val="28"/>
                 <w:szCs w:val="28"/>
@@ -2448,7 +2454,7 @@
             </w:r>
             <w:r>
               <w:rPr>
-                <w:rStyle w:val="ac"/>
+                <w:rStyle w:val="Hyperlink"/>
                 <w:noProof/>
                 <w:sz w:val="28"/>
                 <w:szCs w:val="28"/>
@@ -2521,7 +2527,7 @@
         </w:p>
         <w:p>
           <w:pPr>
-            <w:pStyle w:val="22"/>
+            <w:pStyle w:val="TOC2"/>
             <w:tabs>
               <w:tab w:val="left" w:pos="880"/>
               <w:tab w:val="right" w:leader="dot" w:pos="9488"/>
@@ -2536,7 +2542,7 @@
           <w:hyperlink w:anchor="_Toc152003327" w:history="1">
             <w:r>
               <w:rPr>
-                <w:rStyle w:val="ac"/>
+                <w:rStyle w:val="Hyperlink"/>
                 <w:iCs/>
                 <w:noProof/>
                 <w:sz w:val="28"/>
@@ -2555,7 +2561,7 @@
             </w:r>
             <w:r>
               <w:rPr>
-                <w:rStyle w:val="ac"/>
+                <w:rStyle w:val="Hyperlink"/>
                 <w:iCs/>
                 <w:noProof/>
                 <w:sz w:val="28"/>
@@ -2629,7 +2635,7 @@
         </w:p>
         <w:p>
           <w:pPr>
-            <w:pStyle w:val="22"/>
+            <w:pStyle w:val="TOC2"/>
             <w:tabs>
               <w:tab w:val="left" w:pos="880"/>
               <w:tab w:val="right" w:leader="dot" w:pos="9488"/>
@@ -2644,7 +2650,7 @@
           <w:hyperlink w:anchor="_Toc152003328" w:history="1">
             <w:r>
               <w:rPr>
-                <w:rStyle w:val="ac"/>
+                <w:rStyle w:val="Hyperlink"/>
                 <w:noProof/>
                 <w:sz w:val="28"/>
                 <w:szCs w:val="28"/>
@@ -2662,7 +2668,7 @@
             </w:r>
             <w:r>
               <w:rPr>
-                <w:rStyle w:val="ac"/>
+                <w:rStyle w:val="Hyperlink"/>
                 <w:noProof/>
                 <w:sz w:val="28"/>
                 <w:szCs w:val="28"/>
@@ -2671,7 +2677,7 @@
             </w:r>
             <w:r>
               <w:rPr>
-                <w:rStyle w:val="ac"/>
+                <w:rStyle w:val="Hyperlink"/>
                 <w:noProof/>
                 <w:sz w:val="28"/>
                 <w:szCs w:val="28"/>
@@ -2681,7 +2687,7 @@
             </w:r>
             <w:r>
               <w:rPr>
-                <w:rStyle w:val="ac"/>
+                <w:rStyle w:val="Hyperlink"/>
                 <w:noProof/>
                 <w:sz w:val="28"/>
                 <w:szCs w:val="28"/>
@@ -2691,7 +2697,7 @@
             </w:r>
             <w:r>
               <w:rPr>
-                <w:rStyle w:val="ac"/>
+                <w:rStyle w:val="Hyperlink"/>
                 <w:noProof/>
                 <w:sz w:val="28"/>
                 <w:szCs w:val="28"/>
@@ -2764,7 +2770,7 @@
         </w:p>
         <w:p>
           <w:pPr>
-            <w:pStyle w:val="11"/>
+            <w:pStyle w:val="TOC1"/>
             <w:tabs>
               <w:tab w:val="left" w:pos="440"/>
               <w:tab w:val="right" w:leader="dot" w:pos="9488"/>
@@ -2779,7 +2785,7 @@
           <w:hyperlink w:anchor="_Toc152003329" w:history="1">
             <w:r>
               <w:rPr>
-                <w:rStyle w:val="ac"/>
+                <w:rStyle w:val="Hyperlink"/>
                 <w:iCs/>
                 <w:noProof/>
                 <w:sz w:val="28"/>
@@ -2798,7 +2804,7 @@
             </w:r>
             <w:r>
               <w:rPr>
-                <w:rStyle w:val="ac"/>
+                <w:rStyle w:val="Hyperlink"/>
                 <w:iCs/>
                 <w:noProof/>
                 <w:sz w:val="28"/>
@@ -2872,7 +2878,7 @@
         </w:p>
         <w:p>
           <w:pPr>
-            <w:pStyle w:val="22"/>
+            <w:pStyle w:val="TOC2"/>
             <w:tabs>
               <w:tab w:val="left" w:pos="880"/>
               <w:tab w:val="right" w:leader="dot" w:pos="9488"/>
@@ -2887,7 +2893,7 @@
           <w:hyperlink w:anchor="_Toc152003330" w:history="1">
             <w:r>
               <w:rPr>
-                <w:rStyle w:val="ac"/>
+                <w:rStyle w:val="Hyperlink"/>
                 <w:iCs/>
                 <w:noProof/>
                 <w:sz w:val="28"/>
@@ -2906,7 +2912,7 @@
             </w:r>
             <w:r>
               <w:rPr>
-                <w:rStyle w:val="ac"/>
+                <w:rStyle w:val="Hyperlink"/>
                 <w:iCs/>
                 <w:noProof/>
                 <w:sz w:val="28"/>
@@ -2980,7 +2986,7 @@
         </w:p>
         <w:p>
           <w:pPr>
-            <w:pStyle w:val="22"/>
+            <w:pStyle w:val="TOC2"/>
             <w:tabs>
               <w:tab w:val="left" w:pos="880"/>
               <w:tab w:val="right" w:leader="dot" w:pos="9488"/>
@@ -2995,7 +3001,7 @@
           <w:hyperlink w:anchor="_Toc152003331" w:history="1">
             <w:r>
               <w:rPr>
-                <w:rStyle w:val="ac"/>
+                <w:rStyle w:val="Hyperlink"/>
                 <w:iCs/>
                 <w:noProof/>
                 <w:sz w:val="28"/>
@@ -3014,7 +3020,7 @@
             </w:r>
             <w:r>
               <w:rPr>
-                <w:rStyle w:val="ac"/>
+                <w:rStyle w:val="Hyperlink"/>
                 <w:iCs/>
                 <w:noProof/>
                 <w:sz w:val="28"/>
@@ -3088,7 +3094,7 @@
         </w:p>
         <w:p>
           <w:pPr>
-            <w:pStyle w:val="22"/>
+            <w:pStyle w:val="TOC2"/>
             <w:tabs>
               <w:tab w:val="left" w:pos="880"/>
               <w:tab w:val="right" w:leader="dot" w:pos="9488"/>
@@ -3103,7 +3109,7 @@
           <w:hyperlink w:anchor="_Toc152003332" w:history="1">
             <w:r>
               <w:rPr>
-                <w:rStyle w:val="ac"/>
+                <w:rStyle w:val="Hyperlink"/>
                 <w:noProof/>
                 <w:sz w:val="28"/>
                 <w:szCs w:val="28"/>
@@ -3121,7 +3127,7 @@
             </w:r>
             <w:r>
               <w:rPr>
-                <w:rStyle w:val="ac"/>
+                <w:rStyle w:val="Hyperlink"/>
                 <w:noProof/>
                 <w:sz w:val="28"/>
                 <w:szCs w:val="28"/>
@@ -3194,7 +3200,7 @@
         </w:p>
         <w:p>
           <w:pPr>
-            <w:pStyle w:val="22"/>
+            <w:pStyle w:val="TOC2"/>
             <w:tabs>
               <w:tab w:val="left" w:pos="880"/>
               <w:tab w:val="right" w:leader="dot" w:pos="9488"/>
@@ -3209,7 +3215,7 @@
           <w:hyperlink w:anchor="_Toc152003333" w:history="1">
             <w:r>
               <w:rPr>
-                <w:rStyle w:val="ac"/>
+                <w:rStyle w:val="Hyperlink"/>
                 <w:noProof/>
                 <w:sz w:val="28"/>
                 <w:szCs w:val="28"/>
@@ -3227,7 +3233,7 @@
             </w:r>
             <w:r>
               <w:rPr>
-                <w:rStyle w:val="ac"/>
+                <w:rStyle w:val="Hyperlink"/>
                 <w:noProof/>
                 <w:sz w:val="28"/>
                 <w:szCs w:val="28"/>
@@ -3300,7 +3306,7 @@
         </w:p>
         <w:p>
           <w:pPr>
-            <w:pStyle w:val="22"/>
+            <w:pStyle w:val="TOC2"/>
             <w:tabs>
               <w:tab w:val="left" w:pos="880"/>
               <w:tab w:val="right" w:leader="dot" w:pos="9488"/>
@@ -3315,7 +3321,7 @@
           <w:hyperlink w:anchor="_Toc152003334" w:history="1">
             <w:r>
               <w:rPr>
-                <w:rStyle w:val="ac"/>
+                <w:rStyle w:val="Hyperlink"/>
                 <w:noProof/>
                 <w:sz w:val="28"/>
                 <w:szCs w:val="28"/>
@@ -3333,7 +3339,7 @@
             </w:r>
             <w:r>
               <w:rPr>
-                <w:rStyle w:val="ac"/>
+                <w:rStyle w:val="Hyperlink"/>
                 <w:noProof/>
                 <w:sz w:val="28"/>
                 <w:szCs w:val="28"/>
@@ -3406,7 +3412,7 @@
         </w:p>
         <w:p>
           <w:pPr>
-            <w:pStyle w:val="22"/>
+            <w:pStyle w:val="TOC2"/>
             <w:tabs>
               <w:tab w:val="left" w:pos="880"/>
               <w:tab w:val="right" w:leader="dot" w:pos="9488"/>
@@ -3421,7 +3427,7 @@
           <w:hyperlink w:anchor="_Toc152003335" w:history="1">
             <w:r>
               <w:rPr>
-                <w:rStyle w:val="ac"/>
+                <w:rStyle w:val="Hyperlink"/>
                 <w:noProof/>
                 <w:sz w:val="28"/>
                 <w:szCs w:val="28"/>
@@ -3439,7 +3445,7 @@
             </w:r>
             <w:r>
               <w:rPr>
-                <w:rStyle w:val="ac"/>
+                <w:rStyle w:val="Hyperlink"/>
                 <w:noProof/>
                 <w:sz w:val="28"/>
                 <w:szCs w:val="28"/>
@@ -3512,7 +3518,7 @@
         </w:p>
         <w:p>
           <w:pPr>
-            <w:pStyle w:val="22"/>
+            <w:pStyle w:val="TOC2"/>
             <w:tabs>
               <w:tab w:val="left" w:pos="880"/>
               <w:tab w:val="right" w:leader="dot" w:pos="9488"/>
@@ -3527,7 +3533,7 @@
           <w:hyperlink w:anchor="_Toc152003336" w:history="1">
             <w:r>
               <w:rPr>
-                <w:rStyle w:val="ac"/>
+                <w:rStyle w:val="Hyperlink"/>
                 <w:noProof/>
                 <w:sz w:val="28"/>
                 <w:szCs w:val="28"/>
@@ -3545,7 +3551,7 @@
             </w:r>
             <w:r>
               <w:rPr>
-                <w:rStyle w:val="ac"/>
+                <w:rStyle w:val="Hyperlink"/>
                 <w:noProof/>
                 <w:sz w:val="28"/>
                 <w:szCs w:val="28"/>
@@ -3618,7 +3624,7 @@
         </w:p>
         <w:p>
           <w:pPr>
-            <w:pStyle w:val="22"/>
+            <w:pStyle w:val="TOC2"/>
             <w:tabs>
               <w:tab w:val="left" w:pos="880"/>
               <w:tab w:val="right" w:leader="dot" w:pos="9488"/>
@@ -3633,7 +3639,7 @@
           <w:hyperlink w:anchor="_Toc152003337" w:history="1">
             <w:r>
               <w:rPr>
-                <w:rStyle w:val="ac"/>
+                <w:rStyle w:val="Hyperlink"/>
                 <w:iCs/>
                 <w:noProof/>
                 <w:sz w:val="28"/>
@@ -3652,7 +3658,7 @@
             </w:r>
             <w:r>
               <w:rPr>
-                <w:rStyle w:val="ac"/>
+                <w:rStyle w:val="Hyperlink"/>
                 <w:iCs/>
                 <w:noProof/>
                 <w:sz w:val="28"/>
@@ -3726,7 +3732,7 @@
         </w:p>
         <w:p>
           <w:pPr>
-            <w:pStyle w:val="11"/>
+            <w:pStyle w:val="TOC1"/>
             <w:tabs>
               <w:tab w:val="right" w:leader="dot" w:pos="9488"/>
             </w:tabs>
@@ -3740,7 +3746,7 @@
           <w:hyperlink w:anchor="_Toc152003338" w:history="1">
             <w:r>
               <w:rPr>
-                <w:rStyle w:val="ac"/>
+                <w:rStyle w:val="Hyperlink"/>
                 <w:noProof/>
                 <w:sz w:val="28"/>
                 <w:szCs w:val="28"/>
@@ -3813,7 +3819,7 @@
         </w:p>
         <w:p>
           <w:pPr>
-            <w:pStyle w:val="22"/>
+            <w:pStyle w:val="TOC2"/>
             <w:tabs>
               <w:tab w:val="right" w:leader="dot" w:pos="9488"/>
             </w:tabs>
@@ -3827,7 +3833,7 @@
           <w:hyperlink w:anchor="_Toc152003339" w:history="1">
             <w:r>
               <w:rPr>
-                <w:rStyle w:val="ac"/>
+                <w:rStyle w:val="Hyperlink"/>
                 <w:iCs/>
                 <w:noProof/>
                 <w:sz w:val="28"/>
@@ -3901,7 +3907,7 @@
         </w:p>
         <w:p>
           <w:pPr>
-            <w:pStyle w:val="22"/>
+            <w:pStyle w:val="TOC2"/>
             <w:tabs>
               <w:tab w:val="right" w:leader="dot" w:pos="9488"/>
             </w:tabs>
@@ -3915,7 +3921,7 @@
           <w:hyperlink w:anchor="_Toc152003340" w:history="1">
             <w:r>
               <w:rPr>
-                <w:rStyle w:val="ac"/>
+                <w:rStyle w:val="Hyperlink"/>
                 <w:iCs/>
                 <w:noProof/>
                 <w:sz w:val="28"/>
@@ -3926,7 +3932,7 @@
             <m:oMath>
               <m:r>
                 <w:rPr>
-                  <w:rStyle w:val="ac"/>
+                  <w:rStyle w:val="Hyperlink"/>
                   <w:rFonts w:ascii="Cambria Math" w:hAnsi="Cambria Math"/>
                   <w:noProof/>
                   <w:sz w:val="28"/>
@@ -3937,7 +3943,7 @@
             </m:oMath>
             <w:r>
               <w:rPr>
-                <w:rStyle w:val="ac"/>
+                <w:rStyle w:val="Hyperlink"/>
                 <w:iCs/>
                 <w:noProof/>
                 <w:sz w:val="28"/>
@@ -4011,7 +4017,7 @@
         </w:p>
         <w:p>
           <w:pPr>
-            <w:pStyle w:val="22"/>
+            <w:pStyle w:val="TOC2"/>
             <w:tabs>
               <w:tab w:val="right" w:leader="dot" w:pos="9488"/>
             </w:tabs>
@@ -4025,7 +4031,7 @@
           <w:hyperlink w:anchor="_Toc152003341" w:history="1">
             <w:r>
               <w:rPr>
-                <w:rStyle w:val="ac"/>
+                <w:rStyle w:val="Hyperlink"/>
                 <w:iCs/>
                 <w:noProof/>
                 <w:sz w:val="28"/>
@@ -4036,7 +4042,7 @@
             <m:oMath>
               <m:r>
                 <w:rPr>
-                  <w:rStyle w:val="ac"/>
+                  <w:rStyle w:val="Hyperlink"/>
                   <w:rFonts w:ascii="Cambria Math" w:hAnsi="Cambria Math"/>
                   <w:noProof/>
                   <w:sz w:val="28"/>
@@ -4047,7 +4053,7 @@
               </m:r>
               <m:r>
                 <w:rPr>
-                  <w:rStyle w:val="ac"/>
+                  <w:rStyle w:val="Hyperlink"/>
                   <w:rFonts w:ascii="Cambria Math" w:hAnsi="Cambria Math"/>
                   <w:noProof/>
                   <w:sz w:val="28"/>
@@ -4057,7 +4063,7 @@
               </m:r>
               <m:r>
                 <w:rPr>
-                  <w:rStyle w:val="ac"/>
+                  <w:rStyle w:val="Hyperlink"/>
                   <w:rFonts w:ascii="Cambria Math" w:hAnsi="Cambria Math"/>
                   <w:noProof/>
                   <w:sz w:val="28"/>
@@ -4068,7 +4074,7 @@
               </m:r>
               <m:r>
                 <w:rPr>
-                  <w:rStyle w:val="ac"/>
+                  <w:rStyle w:val="Hyperlink"/>
                   <w:rFonts w:ascii="Cambria Math" w:hAnsi="Cambria Math"/>
                   <w:noProof/>
                   <w:sz w:val="28"/>
@@ -4079,7 +4085,7 @@
             </m:oMath>
             <w:r>
               <w:rPr>
-                <w:rStyle w:val="ac"/>
+                <w:rStyle w:val="Hyperlink"/>
                 <w:iCs/>
                 <w:noProof/>
                 <w:sz w:val="28"/>
@@ -4153,7 +4159,7 @@
         </w:p>
         <w:p>
           <w:pPr>
-            <w:pStyle w:val="11"/>
+            <w:pStyle w:val="TOC1"/>
             <w:tabs>
               <w:tab w:val="right" w:leader="dot" w:pos="9488"/>
             </w:tabs>
@@ -4167,7 +4173,7 @@
           <w:hyperlink w:anchor="_Toc152003342" w:history="1">
             <w:r>
               <w:rPr>
-                <w:rStyle w:val="ac"/>
+                <w:rStyle w:val="Hyperlink"/>
                 <w:iCs/>
                 <w:noProof/>
                 <w:sz w:val="28"/>
@@ -4241,7 +4247,7 @@
         </w:p>
         <w:p>
           <w:pPr>
-            <w:pStyle w:val="22"/>
+            <w:pStyle w:val="TOC2"/>
             <w:tabs>
               <w:tab w:val="right" w:leader="dot" w:pos="9488"/>
             </w:tabs>
@@ -4255,7 +4261,7 @@
           <w:hyperlink w:anchor="_Toc152003343" w:history="1">
             <w:r>
               <w:rPr>
-                <w:rStyle w:val="ac"/>
+                <w:rStyle w:val="Hyperlink"/>
                 <w:noProof/>
                 <w:sz w:val="28"/>
                 <w:szCs w:val="28"/>
@@ -4482,7 +4488,7 @@
     </w:p>
     <w:p>
       <w:pPr>
-        <w:pStyle w:val="a9"/>
+        <w:pStyle w:val="ListParagraph"/>
         <w:numPr>
           <w:ilvl w:val="0"/>
           <w:numId w:val="1"/>
@@ -4508,7 +4514,7 @@
     </w:p>
     <w:p>
       <w:pPr>
-        <w:pStyle w:val="a9"/>
+        <w:pStyle w:val="ListParagraph"/>
         <w:ind w:left="709"/>
         <w:jc w:val="both"/>
         <w:rPr>
@@ -4519,7 +4525,7 @@
     </w:p>
     <w:p>
       <w:pPr>
-        <w:pStyle w:val="a9"/>
+        <w:pStyle w:val="ListParagraph"/>
         <w:ind w:left="709"/>
         <w:jc w:val="both"/>
         <w:rPr>
@@ -4537,7 +4543,7 @@
     </w:p>
     <w:p>
       <w:pPr>
-        <w:pStyle w:val="a9"/>
+        <w:pStyle w:val="ListParagraph"/>
         <w:ind w:left="709"/>
         <w:jc w:val="both"/>
         <w:rPr>
@@ -4545,64 +4551,71 @@
           <w:szCs w:val="28"/>
         </w:rPr>
       </w:pPr>
+      <w:r>
+        <w:rPr>
+          <w:sz w:val="28"/>
+          <w:szCs w:val="28"/>
+          <w:lang w:val="en-US"/>
+        </w:rPr>
+        <w:t>S</w:t>
+      </w:r>
+      <w:r>
+        <w:rPr>
+          <w:sz w:val="28"/>
+          <w:szCs w:val="28"/>
+        </w:rPr>
+        <w:t>(</w:t>
+      </w:r>
+      <w:r>
+        <w:rPr>
+          <w:sz w:val="28"/>
+          <w:szCs w:val="28"/>
+        </w:rPr>
+        <w:t xml:space="preserve">мощность) = </w:t>
+      </w:r>
+      <w:r>
+        <w:rPr>
+          <w:sz w:val="28"/>
+          <w:szCs w:val="28"/>
+        </w:rPr>
+        <w:t>10</w:t>
+      </w:r>
+      <w:r>
+        <w:rPr>
+          <w:sz w:val="28"/>
+          <w:szCs w:val="28"/>
+        </w:rPr>
+        <w:t xml:space="preserve">0 </w:t>
+      </w:r>
+      <w:proofErr w:type="spellStart"/>
+      <w:r>
+        <w:rPr>
+          <w:sz w:val="28"/>
+          <w:szCs w:val="28"/>
+        </w:rPr>
+        <w:t>кВ⸱</w:t>
+      </w:r>
       <w:proofErr w:type="gramStart"/>
       <w:r>
         <w:rPr>
           <w:sz w:val="28"/>
           <w:szCs w:val="28"/>
-          <w:lang w:val="en-US"/>
-        </w:rPr>
-        <w:t>S</w:t>
-      </w:r>
-      <w:r>
-        <w:rPr>
-          <w:sz w:val="28"/>
-          <w:szCs w:val="28"/>
-        </w:rPr>
-        <w:t>(</w:t>
+        </w:rPr>
+        <w:t>А</w:t>
+      </w:r>
+      <w:proofErr w:type="spellEnd"/>
+      <w:r>
+        <w:rPr>
+          <w:sz w:val="28"/>
+          <w:szCs w:val="28"/>
+        </w:rPr>
+        <w:t>;</w:t>
       </w:r>
       <w:proofErr w:type="gramEnd"/>
-      <w:r>
-        <w:rPr>
-          <w:sz w:val="28"/>
-          <w:szCs w:val="28"/>
-        </w:rPr>
-        <w:t xml:space="preserve">мощность) = </w:t>
-      </w:r>
-      <w:r>
-        <w:rPr>
-          <w:sz w:val="28"/>
-          <w:szCs w:val="28"/>
-        </w:rPr>
-        <w:t>10</w:t>
-      </w:r>
-      <w:r>
-        <w:rPr>
-          <w:sz w:val="28"/>
-          <w:szCs w:val="28"/>
-        </w:rPr>
-        <w:t xml:space="preserve">0 </w:t>
-      </w:r>
-      <w:proofErr w:type="spellStart"/>
-      <w:r>
-        <w:rPr>
-          <w:sz w:val="28"/>
-          <w:szCs w:val="28"/>
-        </w:rPr>
-        <w:t>кВ⸱А</w:t>
-      </w:r>
-      <w:proofErr w:type="spellEnd"/>
-      <w:r>
-        <w:rPr>
-          <w:sz w:val="28"/>
-          <w:szCs w:val="28"/>
-        </w:rPr>
-        <w:t>;</w:t>
-      </w:r>
-    </w:p>
-    <w:p>
-      <w:pPr>
-        <w:pStyle w:val="a9"/>
+    </w:p>
+    <w:p>
+      <w:pPr>
+        <w:pStyle w:val="ListParagraph"/>
         <w:ind w:left="709"/>
         <w:jc w:val="both"/>
         <w:rPr>
@@ -4676,7 +4689,7 @@
     </w:p>
     <w:p>
       <w:pPr>
-        <w:pStyle w:val="a9"/>
+        <w:pStyle w:val="ListParagraph"/>
         <w:ind w:left="709"/>
         <w:jc w:val="both"/>
         <w:rPr>
@@ -4741,7 +4754,7 @@
     </w:p>
     <w:p>
       <w:pPr>
-        <w:pStyle w:val="a9"/>
+        <w:pStyle w:val="ListParagraph"/>
         <w:ind w:left="709"/>
         <w:jc w:val="both"/>
         <w:rPr>
@@ -4750,7 +4763,6 @@
         </w:rPr>
       </w:pPr>
       <w:proofErr w:type="spellStart"/>
-      <w:proofErr w:type="gramStart"/>
       <w:r>
         <w:rPr>
           <w:sz w:val="28"/>
@@ -4769,54 +4781,62 @@
         <w:t>k</w:t>
       </w:r>
       <w:proofErr w:type="spellEnd"/>
+      <w:r>
+        <w:rPr>
+          <w:sz w:val="28"/>
+          <w:szCs w:val="28"/>
+          <w:vertAlign w:val="subscript"/>
+        </w:rPr>
+        <w:t xml:space="preserve"> </w:t>
+      </w:r>
+      <w:r>
+        <w:rPr>
+          <w:sz w:val="28"/>
+          <w:szCs w:val="28"/>
+        </w:rPr>
+        <w:t>(</w:t>
+      </w:r>
+      <w:r>
+        <w:rPr>
+          <w:sz w:val="28"/>
+          <w:szCs w:val="28"/>
+        </w:rPr>
+        <w:t xml:space="preserve">параметры упрощенной схемы) = </w:t>
+      </w:r>
+      <w:r>
+        <w:rPr>
+          <w:sz w:val="28"/>
+          <w:szCs w:val="28"/>
+        </w:rPr>
+        <w:t>8.3</w:t>
+      </w:r>
+      <w:r>
+        <w:rPr>
+          <w:sz w:val="28"/>
+          <w:szCs w:val="28"/>
+        </w:rPr>
+        <w:t xml:space="preserve"> </w:t>
+      </w:r>
+      <w:proofErr w:type="gramStart"/>
+      <w:r>
+        <w:rPr>
+          <w:sz w:val="28"/>
+          <w:szCs w:val="28"/>
+        </w:rPr>
+        <w:t>Ом</w:t>
+      </w:r>
+      <w:r>
+        <w:rPr>
+          <w:sz w:val="28"/>
+          <w:szCs w:val="28"/>
+        </w:rPr>
+        <w:t>;</w:t>
+      </w:r>
       <w:proofErr w:type="gramEnd"/>
-      <w:r>
-        <w:rPr>
-          <w:sz w:val="28"/>
-          <w:szCs w:val="28"/>
-          <w:vertAlign w:val="subscript"/>
-        </w:rPr>
-        <w:t xml:space="preserve"> </w:t>
-      </w:r>
-      <w:r>
-        <w:rPr>
-          <w:sz w:val="28"/>
-          <w:szCs w:val="28"/>
-        </w:rPr>
-        <w:t>(</w:t>
-      </w:r>
-      <w:r>
-        <w:rPr>
-          <w:sz w:val="28"/>
-          <w:szCs w:val="28"/>
-        </w:rPr>
-        <w:t xml:space="preserve">параметры упрощенной схемы) = </w:t>
-      </w:r>
-      <w:r>
-        <w:rPr>
-          <w:sz w:val="28"/>
-          <w:szCs w:val="28"/>
-        </w:rPr>
-        <w:t>8.3</w:t>
-      </w:r>
-      <w:r>
-        <w:rPr>
-          <w:sz w:val="28"/>
-          <w:szCs w:val="28"/>
-        </w:rPr>
-        <w:t xml:space="preserve"> Ом</w:t>
-      </w:r>
-      <w:r>
-        <w:rPr>
-          <w:sz w:val="28"/>
-          <w:szCs w:val="28"/>
-        </w:rPr>
-        <w:t>;</w:t>
-      </w:r>
-    </w:p>
-    <w:p>
-      <w:pPr>
-        <w:pStyle w:val="a9"/>
+    </w:p>
+    <w:p>
+      <w:pPr>
+        <w:pStyle w:val="ListParagraph"/>
         <w:ind w:left="709"/>
         <w:jc w:val="both"/>
         <w:rPr>
@@ -4825,7 +4845,6 @@
         </w:rPr>
       </w:pPr>
       <w:proofErr w:type="spellStart"/>
-      <w:proofErr w:type="gramStart"/>
       <w:r>
         <w:rPr>
           <w:sz w:val="28"/>
@@ -4844,54 +4863,62 @@
         <w:t>k</w:t>
       </w:r>
       <w:proofErr w:type="spellEnd"/>
+      <w:r>
+        <w:rPr>
+          <w:sz w:val="28"/>
+          <w:szCs w:val="28"/>
+          <w:vertAlign w:val="subscript"/>
+        </w:rPr>
+        <w:t xml:space="preserve"> </w:t>
+      </w:r>
+      <w:r>
+        <w:rPr>
+          <w:sz w:val="28"/>
+          <w:szCs w:val="28"/>
+        </w:rPr>
+        <w:t>(</w:t>
+      </w:r>
+      <w:r>
+        <w:rPr>
+          <w:sz w:val="28"/>
+          <w:szCs w:val="28"/>
+        </w:rPr>
+        <w:t xml:space="preserve">параметры упрощенной схемы) = </w:t>
+      </w:r>
+      <w:r>
+        <w:rPr>
+          <w:sz w:val="28"/>
+          <w:szCs w:val="28"/>
+        </w:rPr>
+        <w:t>16.25</w:t>
+      </w:r>
+      <w:r>
+        <w:rPr>
+          <w:sz w:val="28"/>
+          <w:szCs w:val="28"/>
+        </w:rPr>
+        <w:t xml:space="preserve"> </w:t>
+      </w:r>
+      <w:proofErr w:type="gramStart"/>
+      <w:r>
+        <w:rPr>
+          <w:sz w:val="28"/>
+          <w:szCs w:val="28"/>
+        </w:rPr>
+        <w:t>Ом</w:t>
+      </w:r>
+      <w:r>
+        <w:rPr>
+          <w:sz w:val="28"/>
+          <w:szCs w:val="28"/>
+        </w:rPr>
+        <w:t>;</w:t>
+      </w:r>
       <w:proofErr w:type="gramEnd"/>
-      <w:r>
-        <w:rPr>
-          <w:sz w:val="28"/>
-          <w:szCs w:val="28"/>
-          <w:vertAlign w:val="subscript"/>
-        </w:rPr>
-        <w:t xml:space="preserve"> </w:t>
-      </w:r>
-      <w:r>
-        <w:rPr>
-          <w:sz w:val="28"/>
-          <w:szCs w:val="28"/>
-        </w:rPr>
-        <w:t>(</w:t>
-      </w:r>
-      <w:r>
-        <w:rPr>
-          <w:sz w:val="28"/>
-          <w:szCs w:val="28"/>
-        </w:rPr>
-        <w:t xml:space="preserve">параметры упрощенной схемы) = </w:t>
-      </w:r>
-      <w:r>
-        <w:rPr>
-          <w:sz w:val="28"/>
-          <w:szCs w:val="28"/>
-        </w:rPr>
-        <w:t>16.25</w:t>
-      </w:r>
-      <w:r>
-        <w:rPr>
-          <w:sz w:val="28"/>
-          <w:szCs w:val="28"/>
-        </w:rPr>
-        <w:t xml:space="preserve"> Ом</w:t>
-      </w:r>
-      <w:r>
-        <w:rPr>
-          <w:sz w:val="28"/>
-          <w:szCs w:val="28"/>
-        </w:rPr>
-        <w:t>;</w:t>
-      </w:r>
-    </w:p>
-    <w:p>
-      <w:pPr>
-        <w:pStyle w:val="a9"/>
+    </w:p>
+    <w:p>
+      <w:pPr>
+        <w:pStyle w:val="ListParagraph"/>
         <w:ind w:left="709"/>
         <w:jc w:val="both"/>
         <w:rPr>
@@ -4899,7 +4926,6 @@
           <w:szCs w:val="28"/>
         </w:rPr>
       </w:pPr>
-      <w:proofErr w:type="gramStart"/>
       <w:r>
         <w:rPr>
           <w:sz w:val="28"/>
@@ -4917,47 +4943,55 @@
         </w:rPr>
         <w:t>m</w:t>
       </w:r>
+      <w:r>
+        <w:rPr>
+          <w:sz w:val="28"/>
+          <w:szCs w:val="28"/>
+          <w:vertAlign w:val="subscript"/>
+        </w:rPr>
+        <w:t xml:space="preserve"> </w:t>
+      </w:r>
+      <w:r>
+        <w:rPr>
+          <w:sz w:val="28"/>
+          <w:szCs w:val="28"/>
+        </w:rPr>
+        <w:t xml:space="preserve">(параметры намагничивающей ветви) = </w:t>
+      </w:r>
+      <w:r>
+        <w:rPr>
+          <w:sz w:val="28"/>
+          <w:szCs w:val="28"/>
+        </w:rPr>
+        <w:t>1931</w:t>
+      </w:r>
+      <w:r>
+        <w:rPr>
+          <w:sz w:val="28"/>
+          <w:szCs w:val="28"/>
+        </w:rPr>
+        <w:t xml:space="preserve"> </w:t>
+      </w:r>
+      <w:proofErr w:type="gramStart"/>
+      <w:r>
+        <w:rPr>
+          <w:sz w:val="28"/>
+          <w:szCs w:val="28"/>
+        </w:rPr>
+        <w:t>Ом</w:t>
+      </w:r>
+      <w:r>
+        <w:rPr>
+          <w:sz w:val="28"/>
+          <w:szCs w:val="28"/>
+        </w:rPr>
+        <w:t>;</w:t>
+      </w:r>
       <w:proofErr w:type="gramEnd"/>
-      <w:r>
-        <w:rPr>
-          <w:sz w:val="28"/>
-          <w:szCs w:val="28"/>
-          <w:vertAlign w:val="subscript"/>
-        </w:rPr>
-        <w:t xml:space="preserve"> </w:t>
-      </w:r>
-      <w:r>
-        <w:rPr>
-          <w:sz w:val="28"/>
-          <w:szCs w:val="28"/>
-        </w:rPr>
-        <w:t xml:space="preserve">(параметры намагничивающей ветви) = </w:t>
-      </w:r>
-      <w:r>
-        <w:rPr>
-          <w:sz w:val="28"/>
-          <w:szCs w:val="28"/>
-        </w:rPr>
-        <w:t>1931</w:t>
-      </w:r>
-      <w:r>
-        <w:rPr>
-          <w:sz w:val="28"/>
-          <w:szCs w:val="28"/>
-        </w:rPr>
-        <w:t xml:space="preserve"> Ом</w:t>
-      </w:r>
-      <w:r>
-        <w:rPr>
-          <w:sz w:val="28"/>
-          <w:szCs w:val="28"/>
-        </w:rPr>
-        <w:t>;</w:t>
-      </w:r>
-    </w:p>
-    <w:p>
-      <w:pPr>
-        <w:pStyle w:val="a9"/>
+    </w:p>
+    <w:p>
+      <w:pPr>
+        <w:pStyle w:val="ListParagraph"/>
         <w:ind w:left="709"/>
         <w:jc w:val="both"/>
         <w:rPr>
@@ -4966,7 +5000,6 @@
         </w:rPr>
       </w:pPr>
       <w:proofErr w:type="spellStart"/>
-      <w:proofErr w:type="gramStart"/>
       <w:r>
         <w:rPr>
           <w:sz w:val="28"/>
@@ -4985,61 +5018,62 @@
         <w:t>m</w:t>
       </w:r>
       <w:proofErr w:type="spellEnd"/>
+      <w:r>
+        <w:rPr>
+          <w:sz w:val="28"/>
+          <w:szCs w:val="28"/>
+          <w:vertAlign w:val="subscript"/>
+        </w:rPr>
+        <w:t xml:space="preserve"> </w:t>
+      </w:r>
+      <w:r>
+        <w:rPr>
+          <w:sz w:val="28"/>
+          <w:szCs w:val="28"/>
+        </w:rPr>
+        <w:t>(</w:t>
+      </w:r>
+      <w:r>
+        <w:rPr>
+          <w:sz w:val="28"/>
+          <w:szCs w:val="28"/>
+        </w:rPr>
+        <w:t xml:space="preserve">параметры намагничивающей ветви) = </w:t>
+      </w:r>
+      <w:r>
+        <w:rPr>
+          <w:sz w:val="28"/>
+          <w:szCs w:val="28"/>
+        </w:rPr>
+        <w:t>15134</w:t>
+      </w:r>
+      <w:r>
+        <w:rPr>
+          <w:sz w:val="28"/>
+          <w:szCs w:val="28"/>
+        </w:rPr>
+        <w:t xml:space="preserve"> </w:t>
+      </w:r>
+      <w:proofErr w:type="gramStart"/>
+      <w:r>
+        <w:rPr>
+          <w:sz w:val="28"/>
+          <w:szCs w:val="28"/>
+        </w:rPr>
+        <w:t>Ом</w:t>
+      </w:r>
+      <w:r>
+        <w:rPr>
+          <w:sz w:val="28"/>
+          <w:szCs w:val="28"/>
+        </w:rPr>
+        <w:t>;</w:t>
+      </w:r>
       <w:proofErr w:type="gramEnd"/>
-      <w:r>
-        <w:rPr>
-          <w:sz w:val="28"/>
-          <w:szCs w:val="28"/>
-          <w:vertAlign w:val="subscript"/>
-        </w:rPr>
-        <w:t xml:space="preserve"> </w:t>
-      </w:r>
-      <w:r>
-        <w:rPr>
-          <w:sz w:val="28"/>
-          <w:szCs w:val="28"/>
-        </w:rPr>
-        <w:t>(</w:t>
-      </w:r>
-      <w:r>
-        <w:rPr>
-          <w:sz w:val="28"/>
-          <w:szCs w:val="28"/>
-        </w:rPr>
-        <w:t xml:space="preserve">параметры намагничивающей ветви) = </w:t>
-      </w:r>
-      <w:r>
-        <w:rPr>
-          <w:sz w:val="28"/>
-          <w:szCs w:val="28"/>
-        </w:rPr>
-        <w:t>15134</w:t>
-      </w:r>
-      <w:r>
-        <w:rPr>
-          <w:sz w:val="28"/>
-          <w:szCs w:val="28"/>
-        </w:rPr>
-        <w:t xml:space="preserve"> </w:t>
-      </w:r>
-      <w:r>
-        <w:rPr>
-          <w:sz w:val="28"/>
-          <w:szCs w:val="28"/>
-        </w:rPr>
-        <w:t>Ом</w:t>
-      </w:r>
-      <w:r>
-        <w:rPr>
-          <w:sz w:val="28"/>
-          <w:szCs w:val="28"/>
-        </w:rPr>
-        <w:t>;</w:t>
-      </w:r>
-    </w:p>
-    <w:p>
-      <w:pPr>
-        <w:pStyle w:val="a9"/>
+    </w:p>
+    <w:p>
+      <w:pPr>
+        <w:pStyle w:val="ListParagraph"/>
         <w:ind w:left="709"/>
         <w:jc w:val="both"/>
         <w:rPr>
@@ -5072,7 +5106,7 @@
     </w:p>
     <w:p>
       <w:pPr>
-        <w:pStyle w:val="a9"/>
+        <w:pStyle w:val="ListParagraph"/>
         <w:ind w:left="709"/>
         <w:jc w:val="both"/>
         <w:rPr>
@@ -5083,7 +5117,7 @@
     </w:p>
     <w:p>
       <w:pPr>
-        <w:pStyle w:val="a9"/>
+        <w:pStyle w:val="ListParagraph"/>
         <w:ind w:left="0" w:firstLine="709"/>
         <w:jc w:val="both"/>
         <w:rPr>
@@ -5101,7 +5135,7 @@
     </w:p>
     <w:p>
       <w:pPr>
-        <w:pStyle w:val="a9"/>
+        <w:pStyle w:val="ListParagraph"/>
         <w:numPr>
           <w:ilvl w:val="0"/>
           <w:numId w:val="2"/>
@@ -5130,7 +5164,7 @@
     </w:p>
     <w:p>
       <w:pPr>
-        <w:pStyle w:val="a9"/>
+        <w:pStyle w:val="ListParagraph"/>
         <w:numPr>
           <w:ilvl w:val="0"/>
           <w:numId w:val="2"/>
@@ -5159,7 +5193,7 @@
     </w:p>
     <w:p>
       <w:pPr>
-        <w:pStyle w:val="a9"/>
+        <w:pStyle w:val="ListParagraph"/>
         <w:numPr>
           <w:ilvl w:val="0"/>
           <w:numId w:val="2"/>
@@ -5188,7 +5222,7 @@
     </w:p>
     <w:p>
       <w:pPr>
-        <w:pStyle w:val="a9"/>
+        <w:pStyle w:val="ListParagraph"/>
         <w:numPr>
           <w:ilvl w:val="0"/>
           <w:numId w:val="2"/>
@@ -5242,7 +5276,7 @@
     </w:p>
     <w:p>
       <w:pPr>
-        <w:pStyle w:val="a9"/>
+        <w:pStyle w:val="ListParagraph"/>
         <w:numPr>
           <w:ilvl w:val="0"/>
           <w:numId w:val="2"/>
@@ -5298,7 +5332,7 @@
     </w:p>
     <w:p>
       <w:pPr>
-        <w:pStyle w:val="a9"/>
+        <w:pStyle w:val="ListParagraph"/>
         <w:numPr>
           <w:ilvl w:val="0"/>
           <w:numId w:val="2"/>
@@ -5349,7 +5383,7 @@
     </w:p>
     <w:p>
       <w:pPr>
-        <w:pStyle w:val="a9"/>
+        <w:pStyle w:val="ListParagraph"/>
         <w:numPr>
           <w:ilvl w:val="0"/>
           <w:numId w:val="2"/>
@@ -5427,7 +5461,7 @@
     </w:p>
     <w:p>
       <w:pPr>
-        <w:pStyle w:val="a9"/>
+        <w:pStyle w:val="ListParagraph"/>
         <w:numPr>
           <w:ilvl w:val="0"/>
           <w:numId w:val="2"/>
@@ -5456,7 +5490,7 @@
     </w:p>
     <w:p>
       <w:pPr>
-        <w:pStyle w:val="a9"/>
+        <w:pStyle w:val="ListParagraph"/>
         <w:numPr>
           <w:ilvl w:val="0"/>
           <w:numId w:val="2"/>
@@ -5678,7 +5712,7 @@
     </w:p>
     <w:p>
       <w:pPr>
-        <w:pStyle w:val="a9"/>
+        <w:pStyle w:val="ListParagraph"/>
         <w:numPr>
           <w:ilvl w:val="0"/>
           <w:numId w:val="4"/>
@@ -5703,7 +5737,7 @@
     </w:p>
     <w:p>
       <w:pPr>
-        <w:pStyle w:val="a9"/>
+        <w:pStyle w:val="ListParagraph"/>
         <w:ind w:left="0" w:firstLine="709"/>
         <w:jc w:val="both"/>
         <w:rPr>
@@ -5714,7 +5748,7 @@
     </w:p>
     <w:p>
       <w:pPr>
-        <w:pStyle w:val="a9"/>
+        <w:pStyle w:val="ListParagraph"/>
         <w:ind w:left="0" w:firstLine="709"/>
         <w:jc w:val="both"/>
         <w:rPr>
@@ -5784,7 +5818,7 @@
     </w:p>
     <w:p>
       <w:pPr>
-        <w:pStyle w:val="a9"/>
+        <w:pStyle w:val="ListParagraph"/>
         <w:ind w:left="0" w:firstLine="709"/>
         <w:jc w:val="center"/>
         <w:rPr>
@@ -5835,7 +5869,7 @@
     </w:p>
     <w:p>
       <w:pPr>
-        <w:pStyle w:val="a9"/>
+        <w:pStyle w:val="ListParagraph"/>
         <w:ind w:left="0" w:firstLine="709"/>
         <w:jc w:val="center"/>
         <w:rPr>
@@ -5861,7 +5895,7 @@
     </w:p>
     <w:p>
       <w:pPr>
-        <w:pStyle w:val="a9"/>
+        <w:pStyle w:val="ListParagraph"/>
         <w:numPr>
           <w:ilvl w:val="0"/>
           <w:numId w:val="4"/>
@@ -5885,7 +5919,7 @@
     </w:p>
     <w:p>
       <w:pPr>
-        <w:pStyle w:val="a9"/>
+        <w:pStyle w:val="ListParagraph"/>
         <w:ind w:left="0" w:firstLine="709"/>
         <w:jc w:val="both"/>
         <w:rPr>
@@ -5903,7 +5937,7 @@
     </w:p>
     <w:p>
       <w:pPr>
-        <w:pStyle w:val="a9"/>
+        <w:pStyle w:val="ListParagraph"/>
         <w:ind w:left="0" w:firstLine="709"/>
         <w:jc w:val="both"/>
         <w:rPr>
@@ -6119,7 +6153,7 @@
     </w:p>
     <w:p>
       <w:pPr>
-        <w:pStyle w:val="a9"/>
+        <w:pStyle w:val="ListParagraph"/>
         <w:ind w:left="0" w:firstLine="709"/>
         <w:jc w:val="both"/>
         <w:rPr>
@@ -6308,7 +6342,7 @@
     </w:p>
     <w:p>
       <w:pPr>
-        <w:pStyle w:val="a9"/>
+        <w:pStyle w:val="ListParagraph"/>
         <w:ind w:left="0" w:firstLine="709"/>
         <w:jc w:val="both"/>
         <w:rPr>
@@ -6320,7 +6354,7 @@
     </w:p>
     <w:p>
       <w:pPr>
-        <w:pStyle w:val="a9"/>
+        <w:pStyle w:val="ListParagraph"/>
         <w:ind w:left="0" w:firstLine="709"/>
         <w:jc w:val="both"/>
         <w:rPr>
@@ -6338,7 +6372,7 @@
     </w:p>
     <w:p>
       <w:pPr>
-        <w:pStyle w:val="a9"/>
+        <w:pStyle w:val="ListParagraph"/>
         <w:ind w:left="0" w:firstLine="709"/>
         <w:jc w:val="both"/>
         <w:rPr>
@@ -6546,7 +6580,7 @@
     </w:p>
     <w:p>
       <w:pPr>
-        <w:pStyle w:val="a9"/>
+        <w:pStyle w:val="ListParagraph"/>
         <w:ind w:left="0" w:firstLine="709"/>
         <w:jc w:val="both"/>
         <w:rPr>
@@ -6720,7 +6754,7 @@
     </w:p>
     <w:p>
       <w:pPr>
-        <w:pStyle w:val="a9"/>
+        <w:pStyle w:val="ListParagraph"/>
         <w:ind w:left="0" w:firstLine="709"/>
         <w:jc w:val="both"/>
         <w:rPr>
@@ -6732,7 +6766,7 @@
     </w:p>
     <w:p>
       <w:pPr>
-        <w:pStyle w:val="a9"/>
+        <w:pStyle w:val="ListParagraph"/>
         <w:ind w:left="0" w:firstLine="709"/>
         <w:jc w:val="both"/>
         <w:rPr>
@@ -6750,7 +6784,7 @@
     </w:p>
     <w:p>
       <w:pPr>
-        <w:pStyle w:val="a9"/>
+        <w:pStyle w:val="ListParagraph"/>
         <w:ind w:left="0" w:firstLine="709"/>
         <w:jc w:val="both"/>
         <w:rPr>
@@ -6925,7 +6959,7 @@
     </w:p>
     <w:p>
       <w:pPr>
-        <w:pStyle w:val="a9"/>
+        <w:pStyle w:val="ListParagraph"/>
         <w:ind w:left="0" w:firstLine="709"/>
         <w:jc w:val="both"/>
         <w:rPr>
@@ -7064,7 +7098,7 @@
     </w:p>
     <w:p>
       <w:pPr>
-        <w:pStyle w:val="a9"/>
+        <w:pStyle w:val="ListParagraph"/>
         <w:ind w:left="0" w:firstLine="709"/>
         <w:jc w:val="both"/>
         <w:rPr>
@@ -7076,7 +7110,7 @@
     </w:p>
     <w:p>
       <w:pPr>
-        <w:pStyle w:val="a9"/>
+        <w:pStyle w:val="ListParagraph"/>
         <w:ind w:left="0" w:firstLine="709"/>
         <w:jc w:val="both"/>
         <w:rPr>
@@ -7094,7 +7128,7 @@
     </w:p>
     <w:p>
       <w:pPr>
-        <w:pStyle w:val="a9"/>
+        <w:pStyle w:val="ListParagraph"/>
         <w:ind w:left="0" w:firstLine="709"/>
         <w:jc w:val="both"/>
         <w:rPr>
@@ -7314,7 +7348,7 @@
     </w:p>
     <w:p>
       <w:pPr>
-        <w:pStyle w:val="a9"/>
+        <w:pStyle w:val="ListParagraph"/>
         <w:ind w:left="0" w:firstLine="709"/>
         <w:jc w:val="both"/>
         <w:rPr>
@@ -7453,7 +7487,7 @@
     </w:p>
     <w:p>
       <w:pPr>
-        <w:pStyle w:val="a9"/>
+        <w:pStyle w:val="ListParagraph"/>
         <w:ind w:left="0" w:firstLine="709"/>
         <w:jc w:val="both"/>
         <w:rPr>
@@ -7466,7 +7500,7 @@
     </w:p>
     <w:p>
       <w:pPr>
-        <w:pStyle w:val="a9"/>
+        <w:pStyle w:val="ListParagraph"/>
         <w:numPr>
           <w:ilvl w:val="0"/>
           <w:numId w:val="4"/>
@@ -7490,7 +7524,7 @@
     </w:p>
     <w:p>
       <w:pPr>
-        <w:pStyle w:val="a9"/>
+        <w:pStyle w:val="ListParagraph"/>
         <w:ind w:left="0" w:firstLine="709"/>
         <w:jc w:val="both"/>
         <w:rPr>
@@ -7501,7 +7535,7 @@
     </w:p>
     <w:p>
       <w:pPr>
-        <w:pStyle w:val="a9"/>
+        <w:pStyle w:val="ListParagraph"/>
         <w:ind w:left="0" w:firstLine="709"/>
         <w:jc w:val="both"/>
         <w:rPr>
@@ -7696,7 +7730,7 @@
     </w:p>
     <w:p>
       <w:pPr>
-        <w:pStyle w:val="a9"/>
+        <w:pStyle w:val="ListParagraph"/>
         <w:ind w:left="0" w:firstLine="709"/>
         <w:jc w:val="both"/>
         <w:rPr>
@@ -7891,7 +7925,7 @@
     </w:p>
     <w:p>
       <w:pPr>
-        <w:pStyle w:val="a9"/>
+        <w:pStyle w:val="ListParagraph"/>
         <w:ind w:left="0" w:firstLine="709"/>
         <w:jc w:val="both"/>
         <w:rPr>
@@ -7987,7 +8021,7 @@
     </w:p>
     <w:p>
       <w:pPr>
-        <w:pStyle w:val="a9"/>
+        <w:pStyle w:val="ListParagraph"/>
         <w:ind w:left="0" w:firstLine="709"/>
         <w:jc w:val="both"/>
         <w:rPr>
@@ -8083,7 +8117,7 @@
     </w:p>
     <w:p>
       <w:pPr>
-        <w:pStyle w:val="a9"/>
+        <w:pStyle w:val="ListParagraph"/>
         <w:ind w:left="0" w:firstLine="709"/>
         <w:jc w:val="both"/>
         <w:rPr>
@@ -8095,7 +8129,7 @@
     </w:p>
     <w:p>
       <w:pPr>
-        <w:pStyle w:val="a9"/>
+        <w:pStyle w:val="ListParagraph"/>
         <w:numPr>
           <w:ilvl w:val="0"/>
           <w:numId w:val="4"/>
@@ -8126,7 +8160,7 @@
     </w:p>
     <w:p>
       <w:pPr>
-        <w:pStyle w:val="a9"/>
+        <w:pStyle w:val="ListParagraph"/>
         <w:ind w:left="0" w:firstLine="709"/>
         <w:jc w:val="both"/>
         <w:rPr>
@@ -8137,7 +8171,7 @@
     </w:p>
     <w:p>
       <w:pPr>
-        <w:pStyle w:val="a9"/>
+        <w:pStyle w:val="ListParagraph"/>
         <w:ind w:left="0" w:firstLine="709"/>
         <w:jc w:val="both"/>
         <w:rPr>
@@ -8628,7 +8662,7 @@
     </w:p>
     <w:p>
       <w:pPr>
-        <w:pStyle w:val="a9"/>
+        <w:pStyle w:val="ListParagraph"/>
         <w:ind w:left="0" w:firstLine="709"/>
         <w:jc w:val="both"/>
         <w:rPr>
@@ -8804,7 +8838,7 @@
     </w:p>
     <w:p>
       <w:pPr>
-        <w:pStyle w:val="a9"/>
+        <w:pStyle w:val="ListParagraph"/>
         <w:ind w:left="0" w:firstLine="709"/>
         <w:jc w:val="both"/>
         <w:rPr>
@@ -8986,7 +9020,7 @@
     </w:p>
     <w:p>
       <w:pPr>
-        <w:pStyle w:val="a9"/>
+        <w:pStyle w:val="ListParagraph"/>
         <w:ind w:left="0" w:firstLine="709"/>
         <w:jc w:val="both"/>
         <w:rPr>
@@ -9113,7 +9147,7 @@
     </w:p>
     <w:p>
       <w:pPr>
-        <w:pStyle w:val="a9"/>
+        <w:pStyle w:val="ListParagraph"/>
         <w:ind w:left="0" w:firstLine="709"/>
         <w:jc w:val="both"/>
         <w:rPr>
@@ -9261,7 +9295,7 @@
     </w:p>
     <w:p>
       <w:pPr>
-        <w:pStyle w:val="a9"/>
+        <w:pStyle w:val="ListParagraph"/>
         <w:ind w:left="0" w:firstLine="709"/>
         <w:jc w:val="both"/>
         <w:rPr>
@@ -9341,22 +9375,14 @@
               <w:sz w:val="28"/>
               <w:szCs w:val="28"/>
             </w:rPr>
-            <m:t>=329.263</m:t>
-          </m:r>
-          <m:r>
-            <w:rPr>
-              <w:rFonts w:ascii="Cambria Math" w:hAnsi="Cambria Math"/>
-              <w:sz w:val="28"/>
-              <w:szCs w:val="28"/>
-            </w:rPr>
-            <m:t xml:space="preserve"> Вт.</m:t>
+            <m:t>=329.263 Вт.</m:t>
           </m:r>
         </m:oMath>
       </m:oMathPara>
     </w:p>
     <w:p>
       <w:pPr>
-        <w:pStyle w:val="a9"/>
+        <w:pStyle w:val="ListParagraph"/>
         <w:ind w:left="0" w:firstLine="709"/>
         <w:jc w:val="both"/>
         <w:rPr>
@@ -9368,7 +9394,7 @@
     </w:p>
     <w:p>
       <w:pPr>
-        <w:pStyle w:val="a9"/>
+        <w:pStyle w:val="ListParagraph"/>
         <w:numPr>
           <w:ilvl w:val="0"/>
           <w:numId w:val="4"/>
@@ -9394,7 +9420,7 @@
     </w:p>
     <w:p>
       <w:pPr>
-        <w:pStyle w:val="a9"/>
+        <w:pStyle w:val="ListParagraph"/>
         <w:ind w:left="0" w:firstLine="709"/>
         <w:jc w:val="both"/>
         <w:rPr>
@@ -9406,7 +9432,7 @@
     </w:p>
     <w:p>
       <w:pPr>
-        <w:pStyle w:val="a9"/>
+        <w:pStyle w:val="ListParagraph"/>
         <w:ind w:left="0" w:firstLine="709"/>
         <w:jc w:val="both"/>
         <w:rPr>
@@ -9908,7 +9934,7 @@
     </w:p>
     <w:p>
       <w:pPr>
-        <w:pStyle w:val="a9"/>
+        <w:pStyle w:val="ListParagraph"/>
         <w:ind w:left="0" w:firstLine="709"/>
         <w:jc w:val="both"/>
         <w:rPr>
@@ -10070,7 +10096,7 @@
     </w:p>
     <w:p>
       <w:pPr>
-        <w:pStyle w:val="a9"/>
+        <w:pStyle w:val="ListParagraph"/>
         <w:ind w:left="0" w:firstLine="709"/>
         <w:jc w:val="both"/>
         <w:rPr>
@@ -10287,7 +10313,7 @@
     </w:p>
     <w:p>
       <w:pPr>
-        <w:pStyle w:val="a9"/>
+        <w:pStyle w:val="ListParagraph"/>
         <w:ind w:left="0" w:firstLine="709"/>
         <w:jc w:val="both"/>
         <w:rPr>
@@ -10495,16 +10521,7 @@
               <w:szCs w:val="28"/>
               <w:lang w:val="en-US"/>
             </w:rPr>
-            <m:t>·100</m:t>
-          </m:r>
-          <m:r>
-            <w:rPr>
-              <w:rFonts w:ascii="Cambria Math" w:hAnsi="Cambria Math"/>
-              <w:sz w:val="28"/>
-              <w:szCs w:val="28"/>
-              <w:lang w:val="en-US"/>
-            </w:rPr>
-            <m:t>=3.844*</m:t>
+            <m:t>·100=3.844*</m:t>
           </m:r>
           <m:sSup>
             <m:sSupPr>
@@ -10546,7 +10563,7 @@
     </w:p>
     <w:p>
       <w:pPr>
-        <w:pStyle w:val="a9"/>
+        <w:pStyle w:val="ListParagraph"/>
         <w:ind w:left="0" w:firstLine="709"/>
         <w:jc w:val="both"/>
         <w:rPr>
@@ -10754,23 +10771,14 @@
               <w:szCs w:val="28"/>
               <w:lang w:val="en-US"/>
             </w:rPr>
-            <m:t>·100</m:t>
-          </m:r>
-          <m:r>
-            <w:rPr>
-              <w:rFonts w:ascii="Cambria Math" w:hAnsi="Cambria Math"/>
-              <w:sz w:val="28"/>
-              <w:szCs w:val="28"/>
-              <w:lang w:val="en-US"/>
-            </w:rPr>
-            <m:t>=4.094</m:t>
+            <m:t>·100=4.094</m:t>
           </m:r>
         </m:oMath>
       </m:oMathPara>
     </w:p>
     <w:p>
       <w:pPr>
-        <w:pStyle w:val="a9"/>
+        <w:pStyle w:val="ListParagraph"/>
         <w:ind w:left="0" w:firstLine="709"/>
         <w:jc w:val="both"/>
         <w:rPr>
@@ -10978,23 +10986,14 @@
               <w:szCs w:val="28"/>
               <w:lang w:val="en-US"/>
             </w:rPr>
-            <m:t>·100</m:t>
-          </m:r>
-          <m:r>
-            <w:rPr>
-              <w:rFonts w:ascii="Cambria Math" w:hAnsi="Cambria Math"/>
-              <w:sz w:val="28"/>
-              <w:szCs w:val="28"/>
-              <w:lang w:val="en-US"/>
-            </w:rPr>
-            <m:t>=2.091</m:t>
+            <m:t>·100=2.091</m:t>
           </m:r>
         </m:oMath>
       </m:oMathPara>
     </w:p>
     <w:p>
       <w:pPr>
-        <w:pStyle w:val="a9"/>
+        <w:pStyle w:val="ListParagraph"/>
         <w:ind w:left="0" w:firstLine="709"/>
         <w:jc w:val="both"/>
         <w:rPr>
@@ -11202,7 +11201,7 @@
     </w:p>
     <w:p>
       <w:pPr>
-        <w:pStyle w:val="a9"/>
+        <w:pStyle w:val="ListParagraph"/>
         <w:ind w:left="0" w:firstLine="709"/>
         <w:jc w:val="both"/>
         <w:rPr>
@@ -11377,41 +11376,14 @@
               <w:szCs w:val="28"/>
               <w:lang w:val="en-US"/>
             </w:rPr>
-            <m:t>=</m:t>
-          </m:r>
-          <m:r>
-            <w:rPr>
-              <w:rFonts w:ascii="Cambria Math" w:hAnsi="Cambria Math"/>
-              <w:sz w:val="28"/>
-              <w:szCs w:val="28"/>
-              <w:lang w:val="en-US"/>
-            </w:rPr>
-            <m:t xml:space="preserve"> </m:t>
-          </m:r>
-          <m:r>
-            <w:rPr>
-              <w:rFonts w:ascii="Cambria Math" w:hAnsi="Cambria Math"/>
-              <w:sz w:val="28"/>
-              <w:szCs w:val="28"/>
-              <w:lang w:val="en-US"/>
-            </w:rPr>
-            <m:t>9.164</m:t>
-          </m:r>
-          <m:r>
-            <w:rPr>
-              <w:rFonts w:ascii="Cambria Math" w:hAnsi="Cambria Math"/>
-              <w:sz w:val="28"/>
-              <w:szCs w:val="28"/>
-              <w:lang w:val="en-US"/>
-            </w:rPr>
-            <m:t>А,</m:t>
+            <m:t>= 9.164А,</m:t>
           </m:r>
         </m:oMath>
       </m:oMathPara>
     </w:p>
     <w:p>
       <w:pPr>
-        <w:pStyle w:val="a9"/>
+        <w:pStyle w:val="ListParagraph"/>
         <w:ind w:left="0" w:firstLine="709"/>
         <w:jc w:val="both"/>
         <w:rPr>
@@ -11515,7 +11487,7 @@
     </w:p>
     <w:p>
       <w:pPr>
-        <w:pStyle w:val="a9"/>
+        <w:pStyle w:val="ListParagraph"/>
         <w:ind w:left="0" w:firstLine="709"/>
         <w:jc w:val="both"/>
         <w:rPr>
@@ -11619,7 +11591,7 @@
     </w:p>
     <w:p>
       <w:pPr>
-        <w:pStyle w:val="a9"/>
+        <w:pStyle w:val="ListParagraph"/>
         <w:ind w:left="0" w:firstLine="709"/>
         <w:jc w:val="both"/>
         <w:rPr>
@@ -11858,15 +11830,7 @@
               <w:sz w:val="28"/>
               <w:szCs w:val="28"/>
             </w:rPr>
-            <m:t>=</m:t>
-          </m:r>
-          <m:r>
-            <w:rPr>
-              <w:rFonts w:ascii="Cambria Math" w:hAnsi="Cambria Math"/>
-              <w:sz w:val="28"/>
-              <w:szCs w:val="28"/>
-            </w:rPr>
-            <m:t>1.398*</m:t>
+            <m:t>=1.398*</m:t>
           </m:r>
           <m:sSup>
             <m:sSupPr>
@@ -11913,7 +11877,7 @@
     </w:p>
     <w:p>
       <w:pPr>
-        <w:pStyle w:val="a9"/>
+        <w:pStyle w:val="ListParagraph"/>
         <w:ind w:left="0" w:firstLine="709"/>
         <w:jc w:val="both"/>
         <w:rPr>
@@ -11936,6 +11900,50 @@
               </m:ctrlPr>
             </m:sSubPr>
             <m:e>
+              <m:sSub>
+                <m:sSubPr>
+                  <m:ctrlPr>
+                    <w:rPr>
+                      <w:rFonts w:ascii="Cambria Math" w:hAnsi="Cambria Math"/>
+                      <w:i/>
+                      <w:sz w:val="28"/>
+                      <w:szCs w:val="28"/>
+                      <w:lang w:val="en-US"/>
+                    </w:rPr>
+                  </m:ctrlPr>
+                </m:sSubPr>
+                <m:e>
+                  <m:r>
+                    <w:rPr>
+                      <w:rFonts w:ascii="Cambria Math" w:hAnsi="Cambria Math"/>
+                      <w:sz w:val="28"/>
+                      <w:szCs w:val="28"/>
+                      <w:lang w:val="en-US"/>
+                    </w:rPr>
+                    <m:t>P</m:t>
+                  </m:r>
+                </m:e>
+                <m:sub>
+                  <m:r>
+                    <w:rPr>
+                      <w:rFonts w:ascii="Cambria Math" w:hAnsi="Cambria Math"/>
+                      <w:sz w:val="28"/>
+                      <w:szCs w:val="28"/>
+                      <w:lang w:val="en-US"/>
+                    </w:rPr>
+                    <m:t>2</m:t>
+                  </m:r>
+                </m:sub>
+              </m:sSub>
+              <m:r>
+                <w:rPr>
+                  <w:rFonts w:ascii="Cambria Math" w:hAnsi="Cambria Math"/>
+                  <w:sz w:val="28"/>
+                  <w:szCs w:val="28"/>
+                  <w:lang w:val="en-US"/>
+                </w:rPr>
+                <m:t>=</m:t>
+              </m:r>
               <m:r>
                 <w:rPr>
                   <w:rFonts w:ascii="Cambria Math" w:hAnsi="Cambria Math"/>
@@ -12136,7 +12144,7 @@
     </w:p>
     <w:p>
       <w:pPr>
-        <w:pStyle w:val="a9"/>
+        <w:pStyle w:val="ListParagraph"/>
         <w:ind w:left="0" w:firstLine="709"/>
         <w:jc w:val="both"/>
         <w:rPr>
@@ -12148,7 +12156,7 @@
     </w:p>
     <w:p>
       <w:pPr>
-        <w:pStyle w:val="a9"/>
+        <w:pStyle w:val="ListParagraph"/>
         <w:numPr>
           <w:ilvl w:val="0"/>
           <w:numId w:val="4"/>
@@ -12175,7 +12183,7 @@
     </w:p>
     <w:p>
       <w:pPr>
-        <w:pStyle w:val="a9"/>
+        <w:pStyle w:val="ListParagraph"/>
         <w:ind w:left="0" w:firstLine="709"/>
         <w:jc w:val="both"/>
         <w:rPr>
@@ -12227,7 +12235,7 @@
     </w:p>
     <w:p>
       <w:pPr>
-        <w:pStyle w:val="a9"/>
+        <w:pStyle w:val="ListParagraph"/>
         <w:ind w:left="0" w:firstLine="709"/>
         <w:jc w:val="center"/>
         <w:rPr>
@@ -12263,7 +12271,7 @@
     </w:p>
     <w:p>
       <w:pPr>
-        <w:pStyle w:val="a9"/>
+        <w:pStyle w:val="ListParagraph"/>
         <w:ind w:left="0" w:firstLine="709"/>
         <w:jc w:val="center"/>
         <w:rPr>
@@ -12275,7 +12283,7 @@
     </w:p>
     <w:p>
       <w:pPr>
-        <w:pStyle w:val="a9"/>
+        <w:pStyle w:val="ListParagraph"/>
         <w:ind w:left="0" w:firstLine="709"/>
         <w:jc w:val="both"/>
         <w:rPr>
@@ -12295,7 +12303,7 @@
     </w:p>
     <w:p>
       <w:pPr>
-        <w:pStyle w:val="a9"/>
+        <w:pStyle w:val="ListParagraph"/>
         <w:ind w:left="0" w:firstLine="709"/>
         <w:jc w:val="both"/>
         <w:rPr>
@@ -12508,7 +12516,7 @@
     </w:p>
     <w:p>
       <w:pPr>
-        <w:pStyle w:val="a9"/>
+        <w:pStyle w:val="ListParagraph"/>
         <w:ind w:left="0" w:firstLine="709"/>
         <w:jc w:val="both"/>
         <w:rPr>
@@ -12621,7 +12629,7 @@
     </w:p>
     <w:p>
       <w:pPr>
-        <w:pStyle w:val="a9"/>
+        <w:pStyle w:val="ListParagraph"/>
         <w:ind w:left="0" w:firstLine="709"/>
         <w:jc w:val="both"/>
         <w:rPr>
@@ -12835,7 +12843,7 @@
     </w:p>
     <w:p>
       <w:pPr>
-        <w:pStyle w:val="a9"/>
+        <w:pStyle w:val="ListParagraph"/>
         <w:ind w:left="0" w:firstLine="709"/>
         <w:jc w:val="both"/>
         <w:rPr>
@@ -12955,7 +12963,7 @@
     </w:p>
     <w:p>
       <w:pPr>
-        <w:pStyle w:val="a9"/>
+        <w:pStyle w:val="ListParagraph"/>
         <w:ind w:left="0" w:firstLine="709"/>
         <w:jc w:val="both"/>
         <w:rPr>
@@ -12967,7 +12975,7 @@
     </w:p>
     <w:p>
       <w:pPr>
-        <w:pStyle w:val="a9"/>
+        <w:pStyle w:val="ListParagraph"/>
         <w:numPr>
           <w:ilvl w:val="0"/>
           <w:numId w:val="4"/>
@@ -13005,7 +13013,7 @@
     </w:p>
     <w:p>
       <w:pPr>
-        <w:pStyle w:val="a9"/>
+        <w:pStyle w:val="ListParagraph"/>
         <w:ind w:left="0" w:firstLine="709"/>
         <w:jc w:val="both"/>
         <w:rPr>
@@ -13362,7 +13370,7 @@
     </w:p>
     <w:p>
       <w:pPr>
-        <w:pStyle w:val="a9"/>
+        <w:pStyle w:val="ListParagraph"/>
         <w:ind w:left="0" w:firstLine="709"/>
         <w:jc w:val="both"/>
         <w:rPr>
@@ -13463,16 +13471,7 @@
                   <w:szCs w:val="28"/>
                   <w:lang w:val="en-US"/>
                 </w:rPr>
-                <m:t>2.091·0,8+4.094</m:t>
-              </m:r>
-              <m:r>
-                <w:rPr>
-                  <w:rFonts w:ascii="Cambria Math" w:hAnsi="Cambria Math"/>
-                  <w:sz w:val="28"/>
-                  <w:szCs w:val="28"/>
-                  <w:lang w:val="en-US"/>
-                </w:rPr>
-                <m:t>·0,6</m:t>
+                <m:t>2.091·0,8+4.094·0,6</m:t>
               </m:r>
             </m:e>
           </m:d>
@@ -13483,23 +13482,14 @@
               <w:szCs w:val="28"/>
               <w:lang w:val="en-US"/>
             </w:rPr>
-            <m:t>=3,097</m:t>
-          </m:r>
-          <m:r>
-            <w:rPr>
-              <w:rFonts w:ascii="Cambria Math" w:hAnsi="Cambria Math"/>
-              <w:sz w:val="28"/>
-              <w:szCs w:val="28"/>
-              <w:lang w:val="en-US"/>
-            </w:rPr>
-            <m:t>=3.1 %.</m:t>
+            <m:t>=3,097=3.1 %.</m:t>
           </m:r>
         </m:oMath>
       </m:oMathPara>
     </w:p>
     <w:p>
       <w:pPr>
-        <w:pStyle w:val="a9"/>
+        <w:pStyle w:val="ListParagraph"/>
         <w:ind w:left="0" w:firstLine="709"/>
         <w:jc w:val="both"/>
         <w:rPr>
@@ -13512,7 +13502,7 @@
     </w:p>
     <w:p>
       <w:pPr>
-        <w:pStyle w:val="a9"/>
+        <w:pStyle w:val="ListParagraph"/>
         <w:ind w:left="0" w:firstLine="709"/>
         <w:jc w:val="both"/>
         <w:rPr>
@@ -13866,7 +13856,7 @@
     </w:p>
     <w:p>
       <w:pPr>
-        <w:pStyle w:val="a9"/>
+        <w:pStyle w:val="ListParagraph"/>
         <w:ind w:left="0" w:firstLine="709"/>
         <w:jc w:val="both"/>
         <w:rPr>
@@ -13949,16 +13939,7 @@
                   <w:szCs w:val="28"/>
                   <w:lang w:val="en-US"/>
                 </w:rPr>
-                <m:t>2.091·0,8+4.094</m:t>
-              </m:r>
-              <m:r>
-                <w:rPr>
-                  <w:rFonts w:ascii="Cambria Math" w:hAnsi="Cambria Math"/>
-                  <w:sz w:val="28"/>
-                  <w:szCs w:val="28"/>
-                  <w:lang w:val="en-US"/>
-                </w:rPr>
-                <m:t>·0,6</m:t>
+                <m:t>2.091·0,8+4.094·0,6</m:t>
               </m:r>
             </m:e>
           </m:d>
@@ -13984,7 +13965,7 @@
     </w:p>
     <w:p>
       <w:pPr>
-        <w:pStyle w:val="a9"/>
+        <w:pStyle w:val="ListParagraph"/>
         <w:ind w:left="0" w:firstLine="709"/>
         <w:jc w:val="both"/>
         <w:rPr>
@@ -13996,7 +13977,7 @@
     </w:p>
     <w:p>
       <w:pPr>
-        <w:pStyle w:val="a9"/>
+        <w:pStyle w:val="ListParagraph"/>
         <w:ind w:left="0" w:firstLine="709"/>
         <w:jc w:val="both"/>
         <w:rPr>
@@ -14242,7 +14223,7 @@
     </w:p>
     <w:p>
       <w:pPr>
-        <w:pStyle w:val="a9"/>
+        <w:pStyle w:val="ListParagraph"/>
         <w:ind w:left="0" w:firstLine="709"/>
         <w:jc w:val="both"/>
         <w:rPr>
@@ -14363,16 +14344,7 @@
               <w:szCs w:val="28"/>
               <w:lang w:val="en-US"/>
             </w:rPr>
-            <m:t>=416.518</m:t>
-          </m:r>
-          <m:r>
-            <w:rPr>
-              <w:rFonts w:ascii="Cambria Math" w:hAnsi="Cambria Math"/>
-              <w:sz w:val="28"/>
-              <w:szCs w:val="28"/>
-              <w:lang w:val="en-US"/>
-            </w:rPr>
-            <m:t xml:space="preserve"> В.</m:t>
+            <m:t>=416.518 В.</m:t>
           </m:r>
         </m:oMath>
       </m:oMathPara>
@@ -14398,7 +14370,7 @@
     </w:p>
     <w:p>
       <w:pPr>
-        <w:pStyle w:val="a9"/>
+        <w:pStyle w:val="ListParagraph"/>
         <w:ind w:left="0" w:firstLine="709"/>
         <w:jc w:val="both"/>
         <w:rPr>
@@ -14644,7 +14616,7 @@
     </w:p>
     <w:p>
       <w:pPr>
-        <w:pStyle w:val="a9"/>
+        <w:pStyle w:val="ListParagraph"/>
         <w:ind w:left="0" w:firstLine="709"/>
         <w:jc w:val="both"/>
         <w:rPr>
@@ -14778,7 +14750,7 @@
     </w:p>
     <w:p>
       <w:pPr>
-        <w:pStyle w:val="a9"/>
+        <w:pStyle w:val="ListParagraph"/>
         <w:ind w:left="0" w:firstLine="709"/>
         <w:jc w:val="both"/>
         <w:rPr>
@@ -14975,7 +14947,7 @@
     </w:p>
     <w:p>
       <w:pPr>
-        <w:pStyle w:val="a9"/>
+        <w:pStyle w:val="ListParagraph"/>
         <w:ind w:left="0" w:firstLine="709"/>
         <w:jc w:val="both"/>
         <w:rPr>
@@ -15043,7 +15015,7 @@
     </w:p>
     <w:p>
       <w:pPr>
-        <w:pStyle w:val="a9"/>
+        <w:pStyle w:val="ListParagraph"/>
         <w:ind w:left="0" w:firstLine="709"/>
         <w:jc w:val="both"/>
         <w:rPr>
@@ -15057,7 +15029,7 @@
     </w:p>
     <w:p>
       <w:pPr>
-        <w:pStyle w:val="a9"/>
+        <w:pStyle w:val="ListParagraph"/>
         <w:ind w:left="0" w:firstLine="709"/>
         <w:jc w:val="both"/>
         <w:rPr>
@@ -15113,7 +15085,7 @@
     </w:p>
     <w:p>
       <w:pPr>
-        <w:pStyle w:val="a9"/>
+        <w:pStyle w:val="ListParagraph"/>
         <w:ind w:left="0" w:firstLine="709"/>
         <w:jc w:val="center"/>
         <w:rPr>
@@ -15174,7 +15146,7 @@
     </w:p>
     <w:p>
       <w:pPr>
-        <w:pStyle w:val="a9"/>
+        <w:pStyle w:val="ListParagraph"/>
         <w:numPr>
           <w:ilvl w:val="0"/>
           <w:numId w:val="4"/>
@@ -15201,7 +15173,7 @@
     </w:p>
     <w:p>
       <w:pPr>
-        <w:pStyle w:val="a9"/>
+        <w:pStyle w:val="ListParagraph"/>
         <w:ind w:left="0" w:firstLine="709"/>
         <w:jc w:val="both"/>
         <w:rPr>
@@ -15846,7 +15818,7 @@
     </w:p>
     <w:p>
       <w:pPr>
-        <w:pStyle w:val="a9"/>
+        <w:pStyle w:val="ListParagraph"/>
         <w:ind w:left="0" w:firstLine="709"/>
         <w:jc w:val="both"/>
         <w:rPr>
@@ -15858,7 +15830,7 @@
     </w:p>
     <w:p>
       <w:pPr>
-        <w:pStyle w:val="a9"/>
+        <w:pStyle w:val="ListParagraph"/>
         <w:ind w:left="0" w:firstLine="709"/>
         <w:jc w:val="center"/>
         <w:rPr>
@@ -16071,7 +16043,7 @@
     </w:p>
     <w:p>
       <w:pPr>
-        <w:pStyle w:val="a9"/>
+        <w:pStyle w:val="ListParagraph"/>
         <w:ind w:left="0" w:firstLine="709"/>
         <w:jc w:val="both"/>
         <w:rPr>
@@ -16222,22 +16194,14 @@
               <w:sz w:val="28"/>
               <w:szCs w:val="28"/>
             </w:rPr>
-            <m:t>=</m:t>
-          </m:r>
-          <m:r>
-            <w:rPr>
-              <w:rFonts w:ascii="Cambria Math" w:hAnsi="Cambria Math"/>
-              <w:sz w:val="28"/>
-              <w:szCs w:val="28"/>
-            </w:rPr>
-            <m:t>0.397</m:t>
+            <m:t>=0.397</m:t>
           </m:r>
         </m:oMath>
       </m:oMathPara>
     </w:p>
     <w:p>
       <w:pPr>
-        <w:pStyle w:val="a9"/>
+        <w:pStyle w:val="ListParagraph"/>
         <w:ind w:left="0" w:firstLine="709"/>
         <w:jc w:val="both"/>
         <w:rPr>
@@ -16360,7 +16324,269 @@
               <w:sz w:val="28"/>
               <w:szCs w:val="28"/>
             </w:rPr>
-            <m:t>·100=97.968=</m:t>
+            <m:t>·100=97.968= 98 %</m:t>
+          </m:r>
+        </m:oMath>
+      </m:oMathPara>
+    </w:p>
+    <w:p>
+      <w:pPr>
+        <w:pStyle w:val="ListParagraph"/>
+        <w:ind w:left="0" w:firstLine="709"/>
+        <w:jc w:val="both"/>
+        <w:rPr>
+          <w:i/>
+          <w:iCs/>
+          <w:sz w:val="28"/>
+          <w:szCs w:val="28"/>
+        </w:rPr>
+      </w:pPr>
+    </w:p>
+    <w:p>
+      <w:pPr>
+        <w:pStyle w:val="ListParagraph"/>
+        <w:numPr>
+          <w:ilvl w:val="0"/>
+          <w:numId w:val="4"/>
+        </w:numPr>
+        <w:jc w:val="both"/>
+        <w:outlineLvl w:val="1"/>
+        <w:rPr>
+          <w:sz w:val="28"/>
+          <w:szCs w:val="28"/>
+        </w:rPr>
+      </w:pPr>
+      <w:bookmarkStart w:id="10" w:name="_Toc152003328"/>
+      <w:r>
+        <w:rPr>
+          <w:sz w:val="28"/>
+          <w:szCs w:val="28"/>
+        </w:rPr>
+        <w:t xml:space="preserve">Начертим в общей системе координатных осей графики зависимостей напряжения </w:t>
+      </w:r>
+      <w:r>
+        <w:rPr>
+          <w:sz w:val="28"/>
+          <w:szCs w:val="28"/>
+          <w:lang w:val="en-US"/>
+        </w:rPr>
+        <w:t>U</w:t>
+      </w:r>
+      <w:r>
+        <w:rPr>
+          <w:sz w:val="28"/>
+          <w:szCs w:val="28"/>
+          <w:vertAlign w:val="subscript"/>
+        </w:rPr>
+        <w:t>2</w:t>
+      </w:r>
+      <w:r>
+        <w:rPr>
+          <w:sz w:val="28"/>
+          <w:szCs w:val="28"/>
+        </w:rPr>
+        <w:t xml:space="preserve"> </w:t>
+      </w:r>
+      <w:r>
+        <w:rPr>
+          <w:sz w:val="28"/>
+          <w:szCs w:val="28"/>
+        </w:rPr>
+        <w:t>на зажимах вторичной обмотки и коэффициента полезного действия η от коэффициента нагрузки β</w:t>
+      </w:r>
+      <w:r>
+        <w:rPr>
+          <w:sz w:val="28"/>
+          <w:szCs w:val="28"/>
+        </w:rPr>
+        <w:t>:</w:t>
+      </w:r>
+      <w:bookmarkEnd w:id="10"/>
+    </w:p>
+    <w:p>
+      <w:pPr>
+        <w:pStyle w:val="ListParagraph"/>
+        <w:ind w:left="0" w:firstLine="709"/>
+        <w:jc w:val="both"/>
+        <w:rPr>
+          <w:sz w:val="28"/>
+          <w:szCs w:val="28"/>
+        </w:rPr>
+      </w:pPr>
+    </w:p>
+    <w:p>
+      <w:pPr>
+        <w:pStyle w:val="ListParagraph"/>
+        <w:ind w:left="0" w:firstLine="709"/>
+        <w:jc w:val="both"/>
+        <w:rPr>
+          <w:sz w:val="28"/>
+          <w:szCs w:val="28"/>
+          <w:lang w:val="en-US"/>
+        </w:rPr>
+      </w:pPr>
+      <w:r>
+        <w:rPr>
+          <w:sz w:val="28"/>
+          <w:szCs w:val="28"/>
+        </w:rPr>
+        <w:t>Аналогично прошлому заданию рассчитаем КПД трансформатора при других значения коэффициента нагрузки и составим таблицу.</w:t>
+      </w:r>
+    </w:p>
+    <w:p>
+      <w:pPr>
+        <w:pStyle w:val="ListParagraph"/>
+        <w:ind w:left="0" w:firstLine="709"/>
+        <w:jc w:val="both"/>
+        <w:rPr>
+          <w:i/>
+          <w:iCs/>
+          <w:sz w:val="28"/>
+          <w:szCs w:val="28"/>
+          <w:lang w:val="en-US"/>
+        </w:rPr>
+      </w:pPr>
+      <m:oMathPara>
+        <m:oMath>
+          <m:r>
+            <w:rPr>
+              <w:rFonts w:ascii="Cambria Math" w:hAnsi="Cambria Math"/>
+              <w:sz w:val="28"/>
+              <w:szCs w:val="28"/>
+            </w:rPr>
+            <m:t>η=</m:t>
+          </m:r>
+          <m:d>
+            <m:dPr>
+              <m:ctrlPr>
+                <w:rPr>
+                  <w:rFonts w:ascii="Cambria Math" w:hAnsi="Cambria Math"/>
+                  <w:i/>
+                  <w:iCs/>
+                  <w:sz w:val="28"/>
+                  <w:szCs w:val="28"/>
+                </w:rPr>
+              </m:ctrlPr>
+            </m:dPr>
+            <m:e>
+              <m:r>
+                <w:rPr>
+                  <w:rFonts w:ascii="Cambria Math" w:hAnsi="Cambria Math"/>
+                  <w:sz w:val="28"/>
+                  <w:szCs w:val="28"/>
+                </w:rPr>
+                <m:t>1-</m:t>
+              </m:r>
+              <m:f>
+                <m:fPr>
+                  <m:ctrlPr>
+                    <w:rPr>
+                      <w:rFonts w:ascii="Cambria Math" w:hAnsi="Cambria Math"/>
+                      <w:i/>
+                      <w:iCs/>
+                      <w:sz w:val="28"/>
+                      <w:szCs w:val="28"/>
+                    </w:rPr>
+                  </m:ctrlPr>
+                </m:fPr>
+                <m:num>
+                  <m:r>
+                    <w:rPr>
+                      <w:rFonts w:ascii="Cambria Math" w:hAnsi="Cambria Math"/>
+                      <w:sz w:val="28"/>
+                      <w:szCs w:val="28"/>
+                    </w:rPr>
+                    <m:t>7</m:t>
+                  </m:r>
+                  <m:r>
+                    <w:rPr>
+                      <w:rFonts w:ascii="Cambria Math" w:hAnsi="Cambria Math"/>
+                      <w:sz w:val="28"/>
+                      <w:szCs w:val="28"/>
+                      <w:lang w:val="en-US"/>
+                    </w:rPr>
+                    <m:t>21.364</m:t>
+                  </m:r>
+                </m:num>
+                <m:den>
+                  <m:r>
+                    <w:rPr>
+                      <w:rFonts w:ascii="Cambria Math" w:hAnsi="Cambria Math"/>
+                      <w:sz w:val="28"/>
+                      <w:szCs w:val="28"/>
+                    </w:rPr>
+                    <m:t>2*</m:t>
+                  </m:r>
+                  <m:sSup>
+                    <m:sSupPr>
+                      <m:ctrlPr>
+                        <w:rPr>
+                          <w:rFonts w:ascii="Cambria Math" w:hAnsi="Cambria Math"/>
+                          <w:i/>
+                          <w:iCs/>
+                          <w:sz w:val="28"/>
+                          <w:szCs w:val="28"/>
+                        </w:rPr>
+                      </m:ctrlPr>
+                    </m:sSupPr>
+                    <m:e>
+                      <m:r>
+                        <w:rPr>
+                          <w:rFonts w:ascii="Cambria Math" w:hAnsi="Cambria Math"/>
+                          <w:sz w:val="28"/>
+                          <w:szCs w:val="28"/>
+                        </w:rPr>
+                        <m:t>10</m:t>
+                      </m:r>
+                    </m:e>
+                    <m:sup>
+                      <m:r>
+                        <w:rPr>
+                          <w:rFonts w:ascii="Cambria Math" w:hAnsi="Cambria Math"/>
+                          <w:sz w:val="28"/>
+                          <w:szCs w:val="28"/>
+                        </w:rPr>
+                        <m:t>4</m:t>
+                      </m:r>
+                    </m:sup>
+                  </m:sSup>
+                  <m:r>
+                    <w:rPr>
+                      <w:rFonts w:ascii="Cambria Math" w:hAnsi="Cambria Math"/>
+                      <w:sz w:val="28"/>
+                      <w:szCs w:val="28"/>
+                    </w:rPr>
+                    <m:t>+7</m:t>
+                  </m:r>
+                  <m:r>
+                    <w:rPr>
+                      <w:rFonts w:ascii="Cambria Math" w:hAnsi="Cambria Math"/>
+                      <w:sz w:val="28"/>
+                      <w:szCs w:val="28"/>
+                      <w:lang w:val="en-US"/>
+                    </w:rPr>
+                    <m:t>21.364</m:t>
+                  </m:r>
+                </m:den>
+              </m:f>
+            </m:e>
+          </m:d>
+          <m:r>
+            <w:rPr>
+              <w:rFonts w:ascii="Cambria Math" w:hAnsi="Cambria Math"/>
+              <w:sz w:val="28"/>
+              <w:szCs w:val="28"/>
+            </w:rPr>
+            <m:t>·100=96.5</m:t>
+          </m:r>
+          <m:r>
+            <w:rPr>
+              <w:rFonts w:ascii="Cambria Math" w:hAnsi="Cambria Math"/>
+              <w:sz w:val="28"/>
+              <w:szCs w:val="28"/>
+              <w:lang w:val="en-US"/>
+            </w:rPr>
+            <m:t>19</m:t>
           </m:r>
           <m:r>
             <w:rPr>
@@ -16368,15 +16594,7 @@
               <w:sz w:val="28"/>
               <w:szCs w:val="28"/>
             </w:rPr>
-            <m:t xml:space="preserve"> </m:t>
-          </m:r>
-          <m:r>
-            <w:rPr>
-              <w:rFonts w:ascii="Cambria Math" w:hAnsi="Cambria Math"/>
-              <w:sz w:val="28"/>
-              <w:szCs w:val="28"/>
-            </w:rPr>
-            <m:t xml:space="preserve">98 </m:t>
+            <m:t>= 97</m:t>
           </m:r>
           <m:r>
             <w:rPr>
@@ -16391,121 +16609,7 @@
     </w:p>
     <w:p>
       <w:pPr>
-        <w:pStyle w:val="a9"/>
-        <w:ind w:left="0" w:firstLine="709"/>
-        <w:jc w:val="both"/>
-        <w:rPr>
-          <w:i/>
-          <w:iCs/>
-          <w:sz w:val="28"/>
-          <w:szCs w:val="28"/>
-        </w:rPr>
-      </w:pPr>
-    </w:p>
-    <w:p>
-      <w:pPr>
-        <w:pStyle w:val="a9"/>
-        <w:numPr>
-          <w:ilvl w:val="0"/>
-          <w:numId w:val="4"/>
-        </w:numPr>
-        <w:jc w:val="both"/>
-        <w:outlineLvl w:val="1"/>
-        <w:rPr>
-          <w:sz w:val="28"/>
-          <w:szCs w:val="28"/>
-        </w:rPr>
-      </w:pPr>
-      <w:bookmarkStart w:id="10" w:name="_Toc152003328"/>
-      <w:r>
-        <w:rPr>
-          <w:sz w:val="28"/>
-          <w:szCs w:val="28"/>
-        </w:rPr>
-        <w:t xml:space="preserve">Начертим в общей системе координатных осей графики зависимостей напряжения </w:t>
-      </w:r>
-      <w:r>
-        <w:rPr>
-          <w:sz w:val="28"/>
-          <w:szCs w:val="28"/>
-          <w:lang w:val="en-US"/>
-        </w:rPr>
-        <w:t>U</w:t>
-      </w:r>
-      <w:r>
-        <w:rPr>
-          <w:sz w:val="28"/>
-          <w:szCs w:val="28"/>
-          <w:vertAlign w:val="subscript"/>
-        </w:rPr>
-        <w:t>2</w:t>
-      </w:r>
-      <w:r>
-        <w:rPr>
-          <w:sz w:val="28"/>
-          <w:szCs w:val="28"/>
-        </w:rPr>
-        <w:t xml:space="preserve"> </w:t>
-      </w:r>
-      <w:r>
-        <w:rPr>
-          <w:sz w:val="28"/>
-          <w:szCs w:val="28"/>
-        </w:rPr>
-        <w:t>на зажимах вторичной обмотки и коэффициента полезного действия η от коэффициента нагрузки β</w:t>
-      </w:r>
-      <w:r>
-        <w:rPr>
-          <w:sz w:val="28"/>
-          <w:szCs w:val="28"/>
-        </w:rPr>
-        <w:t>:</w:t>
-      </w:r>
-      <w:bookmarkEnd w:id="10"/>
-    </w:p>
-    <w:p>
-      <w:pPr>
-        <w:pStyle w:val="a9"/>
-        <w:ind w:left="0" w:firstLine="709"/>
-        <w:jc w:val="both"/>
-        <w:rPr>
-          <w:sz w:val="28"/>
-          <w:szCs w:val="28"/>
-        </w:rPr>
-      </w:pPr>
-    </w:p>
-    <w:p>
-      <w:pPr>
-        <w:pStyle w:val="a9"/>
-        <w:ind w:left="0" w:firstLine="709"/>
-        <w:jc w:val="both"/>
-        <w:rPr>
-          <w:sz w:val="28"/>
-          <w:szCs w:val="28"/>
-        </w:rPr>
-      </w:pPr>
-      <w:r>
-        <w:rPr>
-          <w:sz w:val="28"/>
-          <w:szCs w:val="28"/>
-        </w:rPr>
-        <w:t>Аналогично прошлому заданию рассчитаем КПД трансформатора при других значения коэффициента нагрузки и составим таблицу.</w:t>
-      </w:r>
-    </w:p>
-    <w:p>
-      <w:pPr>
-        <w:pStyle w:val="a9"/>
-        <w:ind w:left="0" w:firstLine="709"/>
-        <w:jc w:val="both"/>
-        <w:rPr>
-          <w:sz w:val="28"/>
-          <w:szCs w:val="28"/>
-        </w:rPr>
-      </w:pPr>
-    </w:p>
-    <w:p>
-      <w:pPr>
-        <w:pStyle w:val="a9"/>
+        <w:pStyle w:val="ListParagraph"/>
         <w:ind w:left="0"/>
         <w:jc w:val="both"/>
         <w:rPr>
@@ -16523,7 +16627,7 @@
     </w:p>
     <w:tbl>
       <w:tblPr>
-        <w:tblStyle w:val="ab"/>
+        <w:tblStyle w:val="TableGrid"/>
         <w:tblW w:w="9640" w:type="dxa"/>
         <w:tblLook w:val="04A0" w:firstRow="1" w:lastRow="0" w:firstColumn="1" w:lastColumn="0" w:noHBand="0" w:noVBand="1"/>
       </w:tblPr>
@@ -16545,7 +16649,7 @@
           </w:tcPr>
           <w:p>
             <w:pPr>
-              <w:pStyle w:val="a9"/>
+              <w:pStyle w:val="ListParagraph"/>
               <w:ind w:left="0"/>
               <w:jc w:val="center"/>
               <w:rPr>
@@ -16571,7 +16675,7 @@
           </w:tcPr>
           <w:p>
             <w:pPr>
-              <w:pStyle w:val="a9"/>
+              <w:pStyle w:val="ListParagraph"/>
               <w:ind w:left="0"/>
               <w:jc w:val="center"/>
               <w:rPr>
@@ -16597,7 +16701,7 @@
           </w:tcPr>
           <w:p>
             <w:pPr>
-              <w:pStyle w:val="a9"/>
+              <w:pStyle w:val="ListParagraph"/>
               <w:ind w:left="0"/>
               <w:jc w:val="center"/>
               <w:rPr>
@@ -16623,7 +16727,7 @@
           </w:tcPr>
           <w:p>
             <w:pPr>
-              <w:pStyle w:val="a9"/>
+              <w:pStyle w:val="ListParagraph"/>
               <w:ind w:left="0"/>
               <w:jc w:val="center"/>
               <w:rPr>
@@ -16649,7 +16753,7 @@
           </w:tcPr>
           <w:p>
             <w:pPr>
-              <w:pStyle w:val="a9"/>
+              <w:pStyle w:val="ListParagraph"/>
               <w:ind w:left="0"/>
               <w:jc w:val="center"/>
               <w:rPr>
@@ -16680,7 +16784,7 @@
           </w:tcPr>
           <w:p>
             <w:pPr>
-              <w:pStyle w:val="a9"/>
+              <w:pStyle w:val="ListParagraph"/>
               <w:ind w:left="0"/>
               <w:jc w:val="center"/>
               <w:rPr>
@@ -16706,7 +16810,7 @@
           </w:tcPr>
           <w:p>
             <w:pPr>
-              <w:pStyle w:val="a9"/>
+              <w:pStyle w:val="ListParagraph"/>
               <w:ind w:left="0"/>
               <w:jc w:val="center"/>
               <w:rPr>
@@ -16734,7 +16838,7 @@
           </w:tcPr>
           <w:p>
             <w:pPr>
-              <w:pStyle w:val="a9"/>
+              <w:pStyle w:val="ListParagraph"/>
               <w:ind w:left="0"/>
               <w:jc w:val="center"/>
               <w:rPr>
@@ -16762,7 +16866,7 @@
           </w:tcPr>
           <w:p>
             <w:pPr>
-              <w:pStyle w:val="a9"/>
+              <w:pStyle w:val="ListParagraph"/>
               <w:ind w:left="0"/>
               <w:jc w:val="center"/>
               <w:rPr>
@@ -16790,7 +16894,7 @@
           </w:tcPr>
           <w:p>
             <w:pPr>
-              <w:pStyle w:val="a9"/>
+              <w:pStyle w:val="ListParagraph"/>
               <w:ind w:left="0"/>
               <w:jc w:val="center"/>
               <w:rPr>
@@ -16815,7 +16919,7 @@
     </w:tbl>
     <w:p>
       <w:pPr>
-        <w:pStyle w:val="a9"/>
+        <w:pStyle w:val="ListParagraph"/>
         <w:ind w:left="0" w:firstLine="709"/>
         <w:jc w:val="both"/>
         <w:rPr>
@@ -16827,7 +16931,7 @@
     </w:p>
     <w:p>
       <w:pPr>
-        <w:pStyle w:val="a9"/>
+        <w:pStyle w:val="ListParagraph"/>
         <w:ind w:left="0" w:firstLine="709"/>
         <w:jc w:val="both"/>
         <w:rPr>
@@ -16897,7 +17001,7 @@
     </w:p>
     <w:p>
       <w:pPr>
-        <w:pStyle w:val="a9"/>
+        <w:pStyle w:val="ListParagraph"/>
         <w:ind w:left="0" w:firstLine="709"/>
         <w:jc w:val="center"/>
         <w:rPr>
@@ -16909,6 +17013,7 @@
       <w:r>
         <w:rPr>
           <w:iCs/>
+          <w:noProof/>
           <w:sz w:val="28"/>
           <w:szCs w:val="28"/>
         </w:rPr>
@@ -16951,7 +17056,7 @@
     </w:p>
     <w:p>
       <w:pPr>
-        <w:pStyle w:val="a9"/>
+        <w:pStyle w:val="ListParagraph"/>
         <w:ind w:left="0" w:firstLine="709"/>
         <w:jc w:val="center"/>
         <w:rPr>
@@ -16966,6 +17071,7 @@
           <w:sz w:val="28"/>
           <w:szCs w:val="28"/>
         </w:rPr>
+        <w:lastRenderedPageBreak/>
         <w:t xml:space="preserve">Рисунок </w:t>
       </w:r>
       <w:r>
@@ -17037,7 +17143,7 @@
     </w:p>
     <w:p>
       <w:pPr>
-        <w:pStyle w:val="a9"/>
+        <w:pStyle w:val="ListParagraph"/>
         <w:ind w:left="0" w:firstLine="709"/>
         <w:jc w:val="both"/>
         <w:rPr>
@@ -17052,7 +17158,6 @@
           <w:sz w:val="28"/>
           <w:szCs w:val="28"/>
         </w:rPr>
-        <w:lastRenderedPageBreak/>
         <w:t>Для расчета таблицы 1</w:t>
       </w:r>
       <w:r>
@@ -17074,7 +17179,7 @@
     </w:p>
     <w:p>
       <w:pPr>
-        <w:pStyle w:val="a9"/>
+        <w:pStyle w:val="ListParagraph"/>
         <w:ind w:left="0" w:firstLine="709"/>
         <w:jc w:val="both"/>
         <w:rPr>
@@ -17364,7 +17469,7 @@
     </w:p>
     <w:p>
       <w:pPr>
-        <w:pStyle w:val="a9"/>
+        <w:pStyle w:val="ListParagraph"/>
         <w:ind w:left="0" w:firstLine="709"/>
         <w:jc w:val="both"/>
         <w:rPr>
@@ -17560,7 +17665,7 @@
     </w:p>
     <w:p>
       <w:pPr>
-        <w:pStyle w:val="a9"/>
+        <w:pStyle w:val="ListParagraph"/>
         <w:ind w:left="0" w:firstLine="709"/>
         <w:jc w:val="both"/>
         <w:rPr>
@@ -17665,7 +17770,7 @@
     </w:p>
     <w:p>
       <w:pPr>
-        <w:pStyle w:val="a9"/>
+        <w:pStyle w:val="ListParagraph"/>
         <w:ind w:left="0" w:firstLine="709"/>
         <w:jc w:val="both"/>
         <w:rPr>
@@ -17794,23 +17899,14 @@
               <w:szCs w:val="28"/>
               <w:lang w:val="en-US"/>
             </w:rPr>
-            <m:t>=416.518</m:t>
-          </m:r>
-          <m:r>
-            <w:rPr>
-              <w:rFonts w:ascii="Cambria Math" w:hAnsi="Cambria Math"/>
-              <w:sz w:val="28"/>
-              <w:szCs w:val="28"/>
-              <w:lang w:val="en-US"/>
-            </w:rPr>
-            <m:t xml:space="preserve"> В</m:t>
+            <m:t>=416.518 В</m:t>
           </m:r>
         </m:oMath>
       </m:oMathPara>
     </w:p>
     <w:p>
       <w:pPr>
-        <w:pStyle w:val="a9"/>
+        <w:pStyle w:val="ListParagraph"/>
         <w:ind w:left="0" w:firstLine="709"/>
         <w:jc w:val="both"/>
         <w:rPr>
@@ -17909,22 +18005,14 @@
               <w:sz w:val="28"/>
               <w:szCs w:val="28"/>
             </w:rPr>
-            <m:t>=</m:t>
-          </m:r>
-          <m:r>
-            <w:rPr>
-              <w:rFonts w:ascii="Cambria Math" w:hAnsi="Cambria Math"/>
-              <w:sz w:val="28"/>
-              <w:szCs w:val="28"/>
-            </w:rPr>
-            <m:t>-0.196</m:t>
+            <m:t>=-0.196</m:t>
           </m:r>
         </m:oMath>
       </m:oMathPara>
     </w:p>
     <w:p>
       <w:pPr>
-        <w:pStyle w:val="a9"/>
+        <w:pStyle w:val="ListParagraph"/>
         <w:ind w:left="0" w:firstLine="709"/>
         <w:jc w:val="both"/>
         <w:rPr>
@@ -18053,16 +18141,7 @@
               <w:szCs w:val="28"/>
               <w:lang w:val="en-US"/>
             </w:rPr>
-            <m:t>=403.618</m:t>
-          </m:r>
-          <m:r>
-            <w:rPr>
-              <w:rFonts w:ascii="Cambria Math" w:hAnsi="Cambria Math"/>
-              <w:sz w:val="28"/>
-              <w:szCs w:val="28"/>
-              <w:lang w:val="en-US"/>
-            </w:rPr>
-            <m:t xml:space="preserve"> В</m:t>
+            <m:t>=403.618 В</m:t>
           </m:r>
         </m:oMath>
       </m:oMathPara>
@@ -18079,7 +18158,7 @@
     </w:p>
     <w:p>
       <w:pPr>
-        <w:pStyle w:val="a9"/>
+        <w:pStyle w:val="ListParagraph"/>
         <w:ind w:left="0"/>
         <w:jc w:val="both"/>
         <w:rPr>
@@ -18162,7 +18241,7 @@
     </w:p>
     <w:tbl>
       <w:tblPr>
-        <w:tblStyle w:val="ab"/>
+        <w:tblStyle w:val="TableGrid"/>
         <w:tblW w:w="0" w:type="auto"/>
         <w:tblLook w:val="04A0" w:firstRow="1" w:lastRow="0" w:firstColumn="1" w:lastColumn="0" w:noHBand="0" w:noVBand="1"/>
       </w:tblPr>
@@ -18184,7 +18263,7 @@
           </w:tcPr>
           <w:p>
             <w:pPr>
-              <w:pStyle w:val="a9"/>
+              <w:pStyle w:val="ListParagraph"/>
               <w:ind w:left="0"/>
               <w:jc w:val="center"/>
               <w:rPr>
@@ -18210,7 +18289,7 @@
           </w:tcPr>
           <w:p>
             <w:pPr>
-              <w:pStyle w:val="a9"/>
+              <w:pStyle w:val="ListParagraph"/>
               <w:ind w:left="0"/>
               <w:jc w:val="center"/>
               <w:rPr>
@@ -18236,7 +18315,7 @@
           </w:tcPr>
           <w:p>
             <w:pPr>
-              <w:pStyle w:val="a9"/>
+              <w:pStyle w:val="ListParagraph"/>
               <w:ind w:left="0"/>
               <w:jc w:val="center"/>
               <w:rPr>
@@ -18262,7 +18341,7 @@
           </w:tcPr>
           <w:p>
             <w:pPr>
-              <w:pStyle w:val="a9"/>
+              <w:pStyle w:val="ListParagraph"/>
               <w:ind w:left="0"/>
               <w:jc w:val="center"/>
               <w:rPr>
@@ -18288,7 +18367,7 @@
           </w:tcPr>
           <w:p>
             <w:pPr>
-              <w:pStyle w:val="a9"/>
+              <w:pStyle w:val="ListParagraph"/>
               <w:ind w:left="0"/>
               <w:jc w:val="center"/>
               <w:rPr>
@@ -18319,7 +18398,7 @@
           </w:tcPr>
           <w:p>
             <w:pPr>
-              <w:pStyle w:val="a9"/>
+              <w:pStyle w:val="ListParagraph"/>
               <w:ind w:left="0"/>
               <w:jc w:val="center"/>
               <w:rPr>
@@ -18387,7 +18466,7 @@
           </w:tcPr>
           <w:p>
             <w:pPr>
-              <w:pStyle w:val="a9"/>
+              <w:pStyle w:val="ListParagraph"/>
               <w:ind w:left="0"/>
               <w:jc w:val="center"/>
               <w:rPr>
@@ -18423,7 +18502,7 @@
           </w:tcPr>
           <w:p>
             <w:pPr>
-              <w:pStyle w:val="a9"/>
+              <w:pStyle w:val="ListParagraph"/>
               <w:ind w:left="0"/>
               <w:jc w:val="center"/>
               <w:rPr>
@@ -18451,7 +18530,7 @@
           </w:tcPr>
           <w:p>
             <w:pPr>
-              <w:pStyle w:val="a9"/>
+              <w:pStyle w:val="ListParagraph"/>
               <w:ind w:left="0"/>
               <w:jc w:val="center"/>
               <w:rPr>
@@ -18487,7 +18566,7 @@
           </w:tcPr>
           <w:p>
             <w:pPr>
-              <w:pStyle w:val="a9"/>
+              <w:pStyle w:val="ListParagraph"/>
               <w:ind w:left="0"/>
               <w:jc w:val="center"/>
               <w:rPr>
@@ -18520,7 +18599,7 @@
           </w:tcPr>
           <w:p>
             <w:pPr>
-              <w:pStyle w:val="a9"/>
+              <w:pStyle w:val="ListParagraph"/>
               <w:ind w:left="0"/>
               <w:jc w:val="center"/>
               <w:rPr>
@@ -18588,7 +18667,7 @@
           </w:tcPr>
           <w:p>
             <w:pPr>
-              <w:pStyle w:val="a9"/>
+              <w:pStyle w:val="ListParagraph"/>
               <w:ind w:left="0"/>
               <w:jc w:val="center"/>
               <w:rPr>
@@ -18624,7 +18703,7 @@
           </w:tcPr>
           <w:p>
             <w:pPr>
-              <w:pStyle w:val="a9"/>
+              <w:pStyle w:val="ListParagraph"/>
               <w:ind w:left="0"/>
               <w:jc w:val="center"/>
               <w:rPr>
@@ -18652,7 +18731,7 @@
           </w:tcPr>
           <w:p>
             <w:pPr>
-              <w:pStyle w:val="a9"/>
+              <w:pStyle w:val="ListParagraph"/>
               <w:ind w:left="0"/>
               <w:jc w:val="center"/>
               <w:rPr>
@@ -18680,7 +18759,7 @@
           </w:tcPr>
           <w:p>
             <w:pPr>
-              <w:pStyle w:val="a9"/>
+              <w:pStyle w:val="ListParagraph"/>
               <w:ind w:left="0"/>
               <w:jc w:val="center"/>
               <w:rPr>
@@ -18705,7 +18784,7 @@
     </w:tbl>
     <w:p>
       <w:pPr>
-        <w:pStyle w:val="a9"/>
+        <w:pStyle w:val="ListParagraph"/>
         <w:ind w:left="0"/>
         <w:jc w:val="both"/>
         <w:rPr>
@@ -18717,7 +18796,7 @@
     </w:p>
     <w:p>
       <w:pPr>
-        <w:pStyle w:val="a9"/>
+        <w:pStyle w:val="ListParagraph"/>
         <w:ind w:left="0" w:firstLine="709"/>
         <w:jc w:val="both"/>
         <w:rPr>
@@ -18812,7 +18891,7 @@
     </w:p>
     <w:p>
       <w:pPr>
-        <w:pStyle w:val="a9"/>
+        <w:pStyle w:val="ListParagraph"/>
         <w:ind w:left="0" w:firstLine="709"/>
         <w:jc w:val="center"/>
         <w:rPr>
@@ -18825,7 +18904,7 @@
     </w:p>
     <w:p>
       <w:pPr>
-        <w:pStyle w:val="a9"/>
+        <w:pStyle w:val="ListParagraph"/>
         <w:ind w:left="0" w:firstLine="709"/>
         <w:jc w:val="center"/>
         <w:rPr>
@@ -18837,14 +18916,15 @@
       <w:r>
         <w:rPr>
           <w:iCs/>
+          <w:noProof/>
           <w:sz w:val="28"/>
           <w:szCs w:val="28"/>
         </w:rPr>
         <w:drawing>
-          <wp:inline distT="0" distB="0" distL="0" distR="0" wp14:anchorId="40CB8B66" wp14:editId="5BAFA065">
-            <wp:extent cx="4826248" cy="2178162"/>
-            <wp:effectExtent l="0" t="0" r="0" b="0"/>
-            <wp:docPr id="21" name="Рисунок 21"/>
+          <wp:inline distT="0" distB="0" distL="0" distR="0" wp14:anchorId="3E59882F" wp14:editId="6F652B10">
+            <wp:extent cx="4829175" cy="1952625"/>
+            <wp:effectExtent l="0" t="0" r="9525" b="9525"/>
+            <wp:docPr id="199460493" name="Picture 1"/>
             <wp:cNvGraphicFramePr>
               <a:graphicFrameLocks xmlns:a="http://schemas.openxmlformats.org/drawingml/2006/main" noChangeAspect="1"/>
             </wp:cNvGraphicFramePr>
@@ -18852,23 +18932,36 @@
               <a:graphicData uri="http://schemas.openxmlformats.org/drawingml/2006/picture">
                 <pic:pic xmlns:pic="http://schemas.openxmlformats.org/drawingml/2006/picture">
                   <pic:nvPicPr>
-                    <pic:cNvPr id="1" name=""/>
-                    <pic:cNvPicPr/>
+                    <pic:cNvPr id="0" name="Picture 1"/>
+                    <pic:cNvPicPr>
+                      <a:picLocks noChangeAspect="1" noChangeArrowheads="1"/>
+                    </pic:cNvPicPr>
                   </pic:nvPicPr>
                   <pic:blipFill>
-                    <a:blip r:embed="rId12"/>
+                    <a:blip r:embed="rId12">
+                      <a:extLst>
+                        <a:ext uri="{28A0092B-C50C-407E-A947-70E740481C1C}">
+                          <a14:useLocalDpi xmlns:a14="http://schemas.microsoft.com/office/drawing/2010/main" val="0"/>
+                        </a:ext>
+                      </a:extLst>
+                    </a:blip>
+                    <a:srcRect/>
                     <a:stretch>
                       <a:fillRect/>
                     </a:stretch>
                   </pic:blipFill>
-                  <pic:spPr>
+                  <pic:spPr bwMode="auto">
                     <a:xfrm>
                       <a:off x="0" y="0"/>
-                      <a:ext cx="4826248" cy="2178162"/>
+                      <a:ext cx="4829175" cy="1952625"/>
                     </a:xfrm>
                     <a:prstGeom prst="rect">
                       <a:avLst/>
                     </a:prstGeom>
+                    <a:noFill/>
+                    <a:ln>
+                      <a:noFill/>
+                    </a:ln>
                   </pic:spPr>
                 </pic:pic>
               </a:graphicData>
@@ -18876,12 +18969,10 @@
           </wp:inline>
         </w:drawing>
       </w:r>
-      <w:bookmarkStart w:id="11" w:name="_GoBack"/>
-      <w:bookmarkEnd w:id="11"/>
-    </w:p>
-    <w:p>
-      <w:pPr>
-        <w:pStyle w:val="a9"/>
+    </w:p>
+    <w:p>
+      <w:pPr>
+        <w:pStyle w:val="ListParagraph"/>
         <w:ind w:left="0" w:firstLine="709"/>
         <w:jc w:val="center"/>
         <w:rPr>
@@ -18984,7 +19075,7 @@
     </w:p>
     <w:p>
       <w:pPr>
-        <w:pStyle w:val="a9"/>
+        <w:pStyle w:val="ListParagraph"/>
         <w:numPr>
           <w:ilvl w:val="0"/>
           <w:numId w:val="1"/>
@@ -18998,7 +19089,7 @@
           <w:szCs w:val="28"/>
         </w:rPr>
       </w:pPr>
-      <w:bookmarkStart w:id="12" w:name="_Toc152003329"/>
+      <w:bookmarkStart w:id="11" w:name="_Toc152003329"/>
       <w:r>
         <w:rPr>
           <w:iCs/>
@@ -19007,11 +19098,11 @@
         </w:rPr>
         <w:t>Асинхронные двигатели в системах электропривода</w:t>
       </w:r>
-      <w:bookmarkEnd w:id="12"/>
-    </w:p>
-    <w:p>
-      <w:pPr>
-        <w:pStyle w:val="a9"/>
+      <w:bookmarkEnd w:id="11"/>
+    </w:p>
+    <w:p>
+      <w:pPr>
+        <w:pStyle w:val="ListParagraph"/>
         <w:ind w:left="0" w:firstLine="709"/>
         <w:jc w:val="both"/>
         <w:rPr>
@@ -19029,7 +19120,7 @@
     </w:p>
     <w:p>
       <w:pPr>
-        <w:pStyle w:val="a9"/>
+        <w:pStyle w:val="ListParagraph"/>
         <w:ind w:left="0" w:firstLine="709"/>
         <w:jc w:val="both"/>
         <w:rPr>
@@ -19047,7 +19138,7 @@
     </w:p>
     <w:p>
       <w:pPr>
-        <w:pStyle w:val="a9"/>
+        <w:pStyle w:val="ListParagraph"/>
         <w:ind w:left="0" w:firstLine="709"/>
         <w:jc w:val="both"/>
         <w:rPr>
@@ -19060,13 +19151,12 @@
           <w:sz w:val="28"/>
           <w:szCs w:val="28"/>
         </w:rPr>
-        <w:lastRenderedPageBreak/>
         <w:t xml:space="preserve">Рассчитать сопротивления секций пускового реостата и потери электрической энергии при реостатном и прямом пуске. </w:t>
       </w:r>
     </w:p>
     <w:p>
       <w:pPr>
-        <w:pStyle w:val="a9"/>
+        <w:pStyle w:val="ListParagraph"/>
         <w:ind w:left="0" w:firstLine="709"/>
         <w:jc w:val="both"/>
         <w:rPr>
@@ -19079,12 +19169,13 @@
           <w:sz w:val="28"/>
           <w:szCs w:val="28"/>
         </w:rPr>
+        <w:lastRenderedPageBreak/>
         <w:t>Начертить и изучить схемы управления пуском и реверсом асинхронных двигателей.</w:t>
       </w:r>
     </w:p>
     <w:p>
       <w:pPr>
-        <w:pStyle w:val="a9"/>
+        <w:pStyle w:val="ListParagraph"/>
         <w:ind w:left="0"/>
         <w:jc w:val="both"/>
         <w:rPr>
@@ -19102,7 +19193,7 @@
     </w:p>
     <w:tbl>
       <w:tblPr>
-        <w:tblStyle w:val="ab"/>
+        <w:tblStyle w:val="TableGrid"/>
         <w:tblW w:w="0" w:type="auto"/>
         <w:tblLook w:val="04A0" w:firstRow="1" w:lastRow="0" w:firstColumn="1" w:lastColumn="0" w:noHBand="0" w:noVBand="1"/>
       </w:tblPr>
@@ -19131,7 +19222,7 @@
           </w:tcPr>
           <w:p>
             <w:pPr>
-              <w:pStyle w:val="a9"/>
+              <w:pStyle w:val="ListParagraph"/>
               <w:ind w:left="0"/>
               <w:jc w:val="center"/>
               <w:rPr>
@@ -19158,7 +19249,7 @@
           </w:tcPr>
           <w:p>
             <w:pPr>
-              <w:pStyle w:val="a9"/>
+              <w:pStyle w:val="ListParagraph"/>
               <w:ind w:left="0"/>
               <w:jc w:val="center"/>
               <w:rPr>
@@ -19185,7 +19276,7 @@
           </w:tcPr>
           <w:p>
             <w:pPr>
-              <w:pStyle w:val="a9"/>
+              <w:pStyle w:val="ListParagraph"/>
               <w:ind w:left="0"/>
               <w:jc w:val="center"/>
               <w:rPr>
@@ -19229,7 +19320,7 @@
           </w:tcPr>
           <w:p>
             <w:pPr>
-              <w:pStyle w:val="a9"/>
+              <w:pStyle w:val="ListParagraph"/>
               <w:ind w:left="0"/>
               <w:jc w:val="center"/>
               <w:rPr>
@@ -19260,7 +19351,7 @@
           </w:tcPr>
           <w:p>
             <w:pPr>
-              <w:pStyle w:val="a9"/>
+              <w:pStyle w:val="ListParagraph"/>
               <w:ind w:left="0"/>
               <w:jc w:val="center"/>
               <w:rPr>
@@ -19299,7 +19390,7 @@
           </w:tcPr>
           <w:p>
             <w:pPr>
-              <w:pStyle w:val="a9"/>
+              <w:pStyle w:val="ListParagraph"/>
               <w:ind w:left="0"/>
               <w:jc w:val="center"/>
               <w:rPr>
@@ -19338,7 +19429,7 @@
           </w:tcPr>
           <w:p>
             <w:pPr>
-              <w:pStyle w:val="a9"/>
+              <w:pStyle w:val="ListParagraph"/>
               <w:ind w:left="0"/>
               <w:jc w:val="center"/>
               <w:rPr>
@@ -19377,7 +19468,7 @@
           </w:tcPr>
           <w:p>
             <w:pPr>
-              <w:pStyle w:val="a9"/>
+              <w:pStyle w:val="ListParagraph"/>
               <w:ind w:left="0"/>
               <w:jc w:val="center"/>
               <w:rPr>
@@ -19417,7 +19508,7 @@
           </w:tcPr>
           <w:p>
             <w:pPr>
-              <w:pStyle w:val="a9"/>
+              <w:pStyle w:val="ListParagraph"/>
               <w:ind w:left="0"/>
               <w:jc w:val="center"/>
               <w:rPr>
@@ -19436,7 +19527,7 @@
           </w:tcPr>
           <w:p>
             <w:pPr>
-              <w:pStyle w:val="a9"/>
+              <w:pStyle w:val="ListParagraph"/>
               <w:ind w:left="0"/>
               <w:jc w:val="center"/>
               <w:rPr>
@@ -19454,7 +19545,7 @@
           </w:tcPr>
           <w:p>
             <w:pPr>
-              <w:pStyle w:val="a9"/>
+              <w:pStyle w:val="ListParagraph"/>
               <w:ind w:left="0"/>
               <w:jc w:val="center"/>
               <w:rPr>
@@ -19493,7 +19584,7 @@
           </w:tcPr>
           <w:p>
             <w:pPr>
-              <w:pStyle w:val="a9"/>
+              <w:pStyle w:val="ListParagraph"/>
               <w:ind w:left="0"/>
               <w:jc w:val="center"/>
               <w:rPr>
@@ -19532,7 +19623,7 @@
           </w:tcPr>
           <w:p>
             <w:pPr>
-              <w:pStyle w:val="a9"/>
+              <w:pStyle w:val="ListParagraph"/>
               <w:ind w:left="0"/>
               <w:jc w:val="center"/>
               <w:rPr>
@@ -19570,7 +19661,7 @@
           </w:tcPr>
           <w:p>
             <w:pPr>
-              <w:pStyle w:val="a9"/>
+              <w:pStyle w:val="ListParagraph"/>
               <w:ind w:left="0"/>
               <w:jc w:val="center"/>
               <w:rPr>
@@ -19609,7 +19700,7 @@
           </w:tcPr>
           <w:p>
             <w:pPr>
-              <w:pStyle w:val="a9"/>
+              <w:pStyle w:val="ListParagraph"/>
               <w:ind w:left="0"/>
               <w:jc w:val="center"/>
               <w:rPr>
@@ -19652,7 +19743,7 @@
           </w:tcPr>
           <w:p>
             <w:pPr>
-              <w:pStyle w:val="a9"/>
+              <w:pStyle w:val="ListParagraph"/>
               <w:ind w:left="0"/>
               <w:jc w:val="center"/>
               <w:rPr>
@@ -19680,7 +19771,7 @@
           </w:tcPr>
           <w:p>
             <w:pPr>
-              <w:pStyle w:val="a9"/>
+              <w:pStyle w:val="ListParagraph"/>
               <w:ind w:left="0"/>
               <w:jc w:val="center"/>
               <w:rPr>
@@ -19708,7 +19799,7 @@
           </w:tcPr>
           <w:p>
             <w:pPr>
-              <w:pStyle w:val="a9"/>
+              <w:pStyle w:val="ListParagraph"/>
               <w:ind w:left="0"/>
               <w:jc w:val="center"/>
               <w:rPr>
@@ -19736,7 +19827,7 @@
           </w:tcPr>
           <w:p>
             <w:pPr>
-              <w:pStyle w:val="a9"/>
+              <w:pStyle w:val="ListParagraph"/>
               <w:ind w:left="0"/>
               <w:jc w:val="center"/>
               <w:rPr>
@@ -19764,7 +19855,7 @@
           </w:tcPr>
           <w:p>
             <w:pPr>
-              <w:pStyle w:val="a9"/>
+              <w:pStyle w:val="ListParagraph"/>
               <w:ind w:left="0"/>
               <w:jc w:val="center"/>
               <w:rPr>
@@ -19792,7 +19883,7 @@
           </w:tcPr>
           <w:p>
             <w:pPr>
-              <w:pStyle w:val="a9"/>
+              <w:pStyle w:val="ListParagraph"/>
               <w:ind w:left="0"/>
               <w:jc w:val="center"/>
               <w:rPr>
@@ -19820,7 +19911,7 @@
           </w:tcPr>
           <w:p>
             <w:pPr>
-              <w:pStyle w:val="a9"/>
+              <w:pStyle w:val="ListParagraph"/>
               <w:ind w:left="0"/>
               <w:jc w:val="center"/>
               <w:rPr>
@@ -19848,7 +19939,7 @@
           </w:tcPr>
           <w:p>
             <w:pPr>
-              <w:pStyle w:val="a9"/>
+              <w:pStyle w:val="ListParagraph"/>
               <w:ind w:left="0"/>
               <w:jc w:val="center"/>
               <w:rPr>
@@ -19876,7 +19967,7 @@
           </w:tcPr>
           <w:p>
             <w:pPr>
-              <w:pStyle w:val="a9"/>
+              <w:pStyle w:val="ListParagraph"/>
               <w:ind w:left="0"/>
               <w:jc w:val="center"/>
               <w:rPr>
@@ -19904,7 +19995,7 @@
           </w:tcPr>
           <w:p>
             <w:pPr>
-              <w:pStyle w:val="a9"/>
+              <w:pStyle w:val="ListParagraph"/>
               <w:ind w:left="0"/>
               <w:jc w:val="center"/>
               <w:rPr>
@@ -19932,7 +20023,7 @@
           </w:tcPr>
           <w:p>
             <w:pPr>
-              <w:pStyle w:val="a9"/>
+              <w:pStyle w:val="ListParagraph"/>
               <w:ind w:left="0"/>
               <w:jc w:val="center"/>
               <w:rPr>
@@ -19957,7 +20048,7 @@
     </w:tbl>
     <w:p>
       <w:pPr>
-        <w:pStyle w:val="a9"/>
+        <w:pStyle w:val="ListParagraph"/>
         <w:ind w:left="0" w:firstLine="709"/>
         <w:jc w:val="both"/>
         <w:rPr>
@@ -19969,7 +20060,7 @@
     </w:p>
     <w:p>
       <w:pPr>
-        <w:pStyle w:val="a9"/>
+        <w:pStyle w:val="ListParagraph"/>
         <w:ind w:left="0" w:firstLine="709"/>
         <w:jc w:val="both"/>
         <w:rPr>
@@ -20023,7 +20114,7 @@
     </w:p>
     <w:p>
       <w:pPr>
-        <w:pStyle w:val="a9"/>
+        <w:pStyle w:val="ListParagraph"/>
         <w:ind w:left="0" w:firstLine="709"/>
         <w:jc w:val="both"/>
         <w:rPr>
@@ -20043,7 +20134,7 @@
     </w:p>
     <w:p>
       <w:pPr>
-        <w:pStyle w:val="a9"/>
+        <w:pStyle w:val="ListParagraph"/>
         <w:ind w:left="0" w:firstLine="709"/>
         <w:jc w:val="both"/>
         <w:rPr>
@@ -20079,7 +20170,7 @@
     </w:p>
     <w:p>
       <w:pPr>
-        <w:pStyle w:val="a9"/>
+        <w:pStyle w:val="ListParagraph"/>
         <w:ind w:left="0" w:firstLine="709"/>
         <w:jc w:val="both"/>
         <w:rPr>
@@ -20107,7 +20198,7 @@
     </w:p>
     <w:p>
       <w:pPr>
-        <w:pStyle w:val="a9"/>
+        <w:pStyle w:val="ListParagraph"/>
         <w:ind w:left="0" w:firstLine="709"/>
         <w:jc w:val="both"/>
         <w:rPr>
@@ -20127,7 +20218,7 @@
     </w:p>
     <w:p>
       <w:pPr>
-        <w:pStyle w:val="a9"/>
+        <w:pStyle w:val="ListParagraph"/>
         <w:ind w:left="0" w:firstLine="709"/>
         <w:jc w:val="both"/>
         <w:rPr>
@@ -20164,7 +20255,7 @@
     </w:p>
     <w:p>
       <w:pPr>
-        <w:pStyle w:val="a9"/>
+        <w:pStyle w:val="ListParagraph"/>
         <w:numPr>
           <w:ilvl w:val="1"/>
           <w:numId w:val="1"/>
@@ -20177,7 +20268,7 @@
           <w:szCs w:val="28"/>
         </w:rPr>
       </w:pPr>
-      <w:bookmarkStart w:id="13" w:name="_Toc152003330"/>
+      <w:bookmarkStart w:id="12" w:name="_Toc152003330"/>
       <w:r>
         <w:rPr>
           <w:iCs/>
@@ -20187,7 +20278,7 @@
         <w:lastRenderedPageBreak/>
         <w:t>Расчет мощности и выбор АД</w:t>
       </w:r>
-      <w:bookmarkEnd w:id="13"/>
+      <w:bookmarkEnd w:id="12"/>
     </w:p>
     <w:p>
       <w:pPr>
@@ -20959,7 +21050,7 @@
     </w:p>
     <w:p>
       <w:pPr>
-        <w:pStyle w:val="a9"/>
+        <w:pStyle w:val="ListParagraph"/>
         <w:ind w:left="0" w:firstLine="709"/>
         <w:jc w:val="both"/>
         <w:rPr>
@@ -20987,7 +21078,7 @@
     </w:p>
     <w:p>
       <w:pPr>
-        <w:pStyle w:val="a9"/>
+        <w:pStyle w:val="ListParagraph"/>
         <w:numPr>
           <w:ilvl w:val="0"/>
           <w:numId w:val="5"/>
@@ -21018,7 +21109,7 @@
     </w:p>
     <w:p>
       <w:pPr>
-        <w:pStyle w:val="a9"/>
+        <w:pStyle w:val="ListParagraph"/>
         <w:numPr>
           <w:ilvl w:val="0"/>
           <w:numId w:val="5"/>
@@ -21085,7 +21176,7 @@
     </w:p>
     <w:p>
       <w:pPr>
-        <w:pStyle w:val="a9"/>
+        <w:pStyle w:val="ListParagraph"/>
         <w:numPr>
           <w:ilvl w:val="0"/>
           <w:numId w:val="5"/>
@@ -21179,7 +21270,7 @@
     </w:p>
     <w:p>
       <w:pPr>
-        <w:pStyle w:val="a9"/>
+        <w:pStyle w:val="ListParagraph"/>
         <w:numPr>
           <w:ilvl w:val="0"/>
           <w:numId w:val="5"/>
@@ -21262,7 +21353,7 @@
     </w:p>
     <w:p>
       <w:pPr>
-        <w:pStyle w:val="a9"/>
+        <w:pStyle w:val="ListParagraph"/>
         <w:numPr>
           <w:ilvl w:val="0"/>
           <w:numId w:val="5"/>
@@ -21440,7 +21531,7 @@
     </w:p>
     <w:p>
       <w:pPr>
-        <w:pStyle w:val="a9"/>
+        <w:pStyle w:val="ListParagraph"/>
         <w:numPr>
           <w:ilvl w:val="0"/>
           <w:numId w:val="5"/>
@@ -21515,7 +21606,7 @@
     </w:p>
     <w:p>
       <w:pPr>
-        <w:pStyle w:val="a9"/>
+        <w:pStyle w:val="ListParagraph"/>
         <w:numPr>
           <w:ilvl w:val="0"/>
           <w:numId w:val="5"/>
@@ -21590,7 +21681,7 @@
     </w:p>
     <w:p>
       <w:pPr>
-        <w:pStyle w:val="a9"/>
+        <w:pStyle w:val="ListParagraph"/>
         <w:numPr>
           <w:ilvl w:val="0"/>
           <w:numId w:val="5"/>
@@ -21665,7 +21756,7 @@
     </w:p>
     <w:p>
       <w:pPr>
-        <w:pStyle w:val="a9"/>
+        <w:pStyle w:val="ListParagraph"/>
         <w:numPr>
           <w:ilvl w:val="0"/>
           <w:numId w:val="5"/>
@@ -21822,7 +21913,7 @@
     </w:p>
     <w:p>
       <w:pPr>
-        <w:pStyle w:val="a9"/>
+        <w:pStyle w:val="ListParagraph"/>
         <w:ind w:left="0" w:firstLine="709"/>
         <w:jc w:val="both"/>
         <w:rPr>
@@ -21999,7 +22090,7 @@
     </w:p>
     <w:p>
       <w:pPr>
-        <w:pStyle w:val="a9"/>
+        <w:pStyle w:val="ListParagraph"/>
         <w:ind w:left="0" w:firstLine="709"/>
         <w:jc w:val="both"/>
         <w:rPr>
@@ -22011,7 +22102,7 @@
     </w:p>
     <w:p>
       <w:pPr>
-        <w:pStyle w:val="a9"/>
+        <w:pStyle w:val="ListParagraph"/>
         <w:numPr>
           <w:ilvl w:val="1"/>
           <w:numId w:val="1"/>
@@ -22024,7 +22115,7 @@
           <w:szCs w:val="28"/>
         </w:rPr>
       </w:pPr>
-      <w:bookmarkStart w:id="14" w:name="_Toc152003331"/>
+      <w:bookmarkStart w:id="13" w:name="_Toc152003331"/>
       <w:r>
         <w:rPr>
           <w:iCs/>
@@ -22033,7 +22124,7 @@
         </w:rPr>
         <w:t>Проверка выбранного двигателя по нагреву</w:t>
       </w:r>
-      <w:bookmarkEnd w:id="14"/>
+      <w:bookmarkEnd w:id="13"/>
     </w:p>
     <w:p>
       <w:pPr>
@@ -25744,7 +25835,7 @@
     </w:p>
     <w:p>
       <w:pPr>
-        <w:pStyle w:val="a9"/>
+        <w:pStyle w:val="ListParagraph"/>
         <w:numPr>
           <w:ilvl w:val="1"/>
           <w:numId w:val="1"/>
@@ -25756,7 +25847,7 @@
           <w:szCs w:val="28"/>
         </w:rPr>
       </w:pPr>
-      <w:bookmarkStart w:id="15" w:name="_Toc152003332"/>
+      <w:bookmarkStart w:id="14" w:name="_Toc152003332"/>
       <w:r>
         <w:rPr>
           <w:sz w:val="28"/>
@@ -25764,7 +25855,7 @@
         </w:rPr>
         <w:t>Проверка на перегрузку при снижении напряжения</w:t>
       </w:r>
-      <w:bookmarkEnd w:id="15"/>
+      <w:bookmarkEnd w:id="14"/>
     </w:p>
     <w:p>
       <w:pPr>
@@ -26413,7 +26504,7 @@
     </w:p>
     <w:p>
       <w:pPr>
-        <w:pStyle w:val="a9"/>
+        <w:pStyle w:val="ListParagraph"/>
         <w:numPr>
           <w:ilvl w:val="1"/>
           <w:numId w:val="1"/>
@@ -26425,7 +26516,7 @@
           <w:szCs w:val="28"/>
         </w:rPr>
       </w:pPr>
-      <w:bookmarkStart w:id="16" w:name="_Toc152003333"/>
+      <w:bookmarkStart w:id="15" w:name="_Toc152003333"/>
       <w:r>
         <w:rPr>
           <w:sz w:val="28"/>
@@ -26434,11 +26525,11 @@
         <w:lastRenderedPageBreak/>
         <w:t>Расчет теплового состояния АД</w:t>
       </w:r>
-      <w:bookmarkEnd w:id="16"/>
-    </w:p>
-    <w:p>
-      <w:pPr>
-        <w:pStyle w:val="a9"/>
+      <w:bookmarkEnd w:id="15"/>
+    </w:p>
+    <w:p>
+      <w:pPr>
+        <w:pStyle w:val="ListParagraph"/>
         <w:ind w:left="1129"/>
         <w:jc w:val="both"/>
         <w:rPr>
@@ -26449,7 +26540,7 @@
     </w:p>
     <w:p>
       <w:pPr>
-        <w:pStyle w:val="a9"/>
+        <w:pStyle w:val="ListParagraph"/>
         <w:ind w:left="0" w:firstLine="709"/>
         <w:jc w:val="both"/>
         <w:rPr>
@@ -26481,7 +26572,7 @@
     </w:p>
     <w:p>
       <w:pPr>
-        <w:pStyle w:val="a9"/>
+        <w:pStyle w:val="ListParagraph"/>
         <w:ind w:left="0" w:firstLine="709"/>
         <w:jc w:val="both"/>
         <w:rPr>
@@ -26759,7 +26850,7 @@
     </w:p>
     <w:p>
       <w:pPr>
-        <w:pStyle w:val="a9"/>
+        <w:pStyle w:val="ListParagraph"/>
         <w:ind w:left="0"/>
         <w:jc w:val="both"/>
         <w:rPr>
@@ -26868,7 +26959,7 @@
     </w:p>
     <w:p>
       <w:pPr>
-        <w:pStyle w:val="a9"/>
+        <w:pStyle w:val="ListParagraph"/>
         <w:ind w:left="0"/>
         <w:jc w:val="both"/>
         <w:rPr>
@@ -26880,7 +26971,7 @@
     </w:p>
     <w:p>
       <w:pPr>
-        <w:pStyle w:val="a9"/>
+        <w:pStyle w:val="ListParagraph"/>
         <w:ind w:left="0" w:firstLine="709"/>
         <w:jc w:val="both"/>
         <w:rPr>
@@ -27120,7 +27211,7 @@
     </w:p>
     <w:p>
       <w:pPr>
-        <w:pStyle w:val="a9"/>
+        <w:pStyle w:val="ListParagraph"/>
         <w:ind w:left="0" w:firstLine="709"/>
         <w:jc w:val="both"/>
         <w:rPr>
@@ -27360,7 +27451,7 @@
     </w:p>
     <w:p>
       <w:pPr>
-        <w:pStyle w:val="a9"/>
+        <w:pStyle w:val="ListParagraph"/>
         <w:ind w:left="0" w:firstLine="709"/>
         <w:jc w:val="both"/>
         <w:rPr>
@@ -27600,7 +27691,7 @@
     </w:p>
     <w:p>
       <w:pPr>
-        <w:pStyle w:val="a9"/>
+        <w:pStyle w:val="ListParagraph"/>
         <w:ind w:left="0" w:firstLine="709"/>
         <w:jc w:val="both"/>
         <w:rPr>
@@ -27840,7 +27931,7 @@
     </w:p>
     <w:p>
       <w:pPr>
-        <w:pStyle w:val="a9"/>
+        <w:pStyle w:val="ListParagraph"/>
         <w:ind w:left="0" w:firstLine="709"/>
         <w:jc w:val="both"/>
         <w:rPr>
@@ -28080,7 +28171,7 @@
     </w:p>
     <w:p>
       <w:pPr>
-        <w:pStyle w:val="a9"/>
+        <w:pStyle w:val="ListParagraph"/>
         <w:ind w:left="0" w:firstLine="709"/>
         <w:jc w:val="both"/>
         <w:rPr>
@@ -28092,7 +28183,7 @@
     </w:p>
     <w:p>
       <w:pPr>
-        <w:pStyle w:val="a9"/>
+        <w:pStyle w:val="ListParagraph"/>
         <w:ind w:left="0" w:firstLine="709"/>
         <w:jc w:val="both"/>
         <w:rPr>
@@ -28125,7 +28216,7 @@
     </w:p>
     <w:p>
       <w:pPr>
-        <w:pStyle w:val="a9"/>
+        <w:pStyle w:val="ListParagraph"/>
         <w:ind w:left="0" w:firstLine="709"/>
         <w:jc w:val="both"/>
         <w:rPr>
@@ -28136,7 +28227,7 @@
     </w:p>
     <w:p>
       <w:pPr>
-        <w:pStyle w:val="a9"/>
+        <w:pStyle w:val="ListParagraph"/>
         <w:ind w:left="0" w:firstLine="709"/>
         <w:jc w:val="both"/>
         <w:rPr>
@@ -28444,7 +28535,7 @@
     </w:p>
     <w:p>
       <w:pPr>
-        <w:pStyle w:val="a9"/>
+        <w:pStyle w:val="ListParagraph"/>
         <w:ind w:left="0" w:firstLine="709"/>
         <w:jc w:val="both"/>
         <w:rPr>
@@ -28464,7 +28555,7 @@
     </w:p>
     <w:p>
       <w:pPr>
-        <w:pStyle w:val="a9"/>
+        <w:pStyle w:val="ListParagraph"/>
         <w:ind w:left="0" w:firstLine="709"/>
         <w:jc w:val="both"/>
         <w:rPr>
@@ -28627,7 +28718,7 @@
     </w:p>
     <w:p>
       <w:pPr>
-        <w:pStyle w:val="a9"/>
+        <w:pStyle w:val="ListParagraph"/>
         <w:ind w:left="0"/>
         <w:jc w:val="both"/>
         <w:rPr>
@@ -28645,7 +28736,7 @@
     </w:p>
     <w:tbl>
       <w:tblPr>
-        <w:tblStyle w:val="ab"/>
+        <w:tblStyle w:val="TableGrid"/>
         <w:tblW w:w="0" w:type="auto"/>
         <w:tblLook w:val="04A0" w:firstRow="1" w:lastRow="0" w:firstColumn="1" w:lastColumn="0" w:noHBand="0" w:noVBand="1"/>
       </w:tblPr>
@@ -28670,7 +28761,7 @@
           </w:tcPr>
           <w:p>
             <w:pPr>
-              <w:pStyle w:val="a9"/>
+              <w:pStyle w:val="ListParagraph"/>
               <w:ind w:left="0"/>
               <w:jc w:val="center"/>
               <w:rPr>
@@ -28744,7 +28835,7 @@
           </w:tcPr>
           <w:p>
             <w:pPr>
-              <w:pStyle w:val="a9"/>
+              <w:pStyle w:val="ListParagraph"/>
               <w:ind w:left="0"/>
               <w:jc w:val="center"/>
               <w:rPr>
@@ -28807,7 +28898,7 @@
           </w:tcPr>
           <w:p>
             <w:pPr>
-              <w:pStyle w:val="a9"/>
+              <w:pStyle w:val="ListParagraph"/>
               <w:ind w:left="0"/>
               <w:jc w:val="center"/>
               <w:rPr>
@@ -28910,7 +29001,7 @@
           </w:tcPr>
           <w:p>
             <w:pPr>
-              <w:pStyle w:val="a9"/>
+              <w:pStyle w:val="ListParagraph"/>
               <w:ind w:left="0"/>
               <w:jc w:val="center"/>
               <w:rPr>
@@ -28981,7 +29072,7 @@
           </w:tcPr>
           <w:p>
             <w:pPr>
-              <w:pStyle w:val="a9"/>
+              <w:pStyle w:val="ListParagraph"/>
               <w:ind w:left="0"/>
               <w:jc w:val="center"/>
               <w:rPr>
@@ -29045,7 +29136,7 @@
           </w:tcPr>
           <w:p>
             <w:pPr>
-              <w:pStyle w:val="a9"/>
+              <w:pStyle w:val="ListParagraph"/>
               <w:ind w:left="0"/>
               <w:jc w:val="center"/>
               <w:rPr>
@@ -29108,7 +29199,7 @@
           </w:tcPr>
           <w:p>
             <w:pPr>
-              <w:pStyle w:val="a9"/>
+              <w:pStyle w:val="ListParagraph"/>
               <w:ind w:left="0"/>
               <w:jc w:val="center"/>
               <w:rPr>
@@ -29169,7 +29260,7 @@
           </w:tcPr>
           <w:p>
             <w:pPr>
-              <w:pStyle w:val="a9"/>
+              <w:pStyle w:val="ListParagraph"/>
               <w:ind w:left="0"/>
               <w:jc w:val="center"/>
               <w:rPr>
@@ -29261,7 +29352,7 @@
           </w:tcPr>
           <w:p>
             <w:pPr>
-              <w:pStyle w:val="a9"/>
+              <w:pStyle w:val="ListParagraph"/>
               <w:ind w:left="0"/>
               <w:jc w:val="center"/>
               <w:rPr>
@@ -29291,7 +29382,7 @@
           </w:tcPr>
           <w:p>
             <w:pPr>
-              <w:pStyle w:val="a9"/>
+              <w:pStyle w:val="ListParagraph"/>
               <w:ind w:left="0"/>
               <w:jc w:val="center"/>
               <w:rPr>
@@ -29317,7 +29408,7 @@
           </w:tcPr>
           <w:p>
             <w:pPr>
-              <w:pStyle w:val="a9"/>
+              <w:pStyle w:val="ListParagraph"/>
               <w:ind w:left="0"/>
               <w:jc w:val="center"/>
               <w:rPr>
@@ -29347,7 +29438,7 @@
           </w:tcPr>
           <w:p>
             <w:pPr>
-              <w:pStyle w:val="a9"/>
+              <w:pStyle w:val="ListParagraph"/>
               <w:ind w:left="0"/>
               <w:jc w:val="center"/>
               <w:rPr>
@@ -29373,7 +29464,7 @@
           </w:tcPr>
           <w:p>
             <w:pPr>
-              <w:pStyle w:val="a9"/>
+              <w:pStyle w:val="ListParagraph"/>
               <w:ind w:left="0"/>
               <w:jc w:val="center"/>
               <w:rPr>
@@ -29399,7 +29490,7 @@
           </w:tcPr>
           <w:p>
             <w:pPr>
-              <w:pStyle w:val="a9"/>
+              <w:pStyle w:val="ListParagraph"/>
               <w:ind w:left="0"/>
               <w:jc w:val="center"/>
               <w:rPr>
@@ -29425,7 +29516,7 @@
           </w:tcPr>
           <w:p>
             <w:pPr>
-              <w:pStyle w:val="a9"/>
+              <w:pStyle w:val="ListParagraph"/>
               <w:ind w:left="0"/>
               <w:jc w:val="center"/>
               <w:rPr>
@@ -29451,7 +29542,7 @@
           </w:tcPr>
           <w:p>
             <w:pPr>
-              <w:pStyle w:val="a9"/>
+              <w:pStyle w:val="ListParagraph"/>
               <w:ind w:left="0"/>
               <w:jc w:val="center"/>
               <w:rPr>
@@ -29491,7 +29582,7 @@
           </w:tcPr>
           <w:p>
             <w:pPr>
-              <w:pStyle w:val="a9"/>
+              <w:pStyle w:val="ListParagraph"/>
               <w:ind w:left="0"/>
               <w:jc w:val="center"/>
               <w:rPr>
@@ -29521,7 +29612,7 @@
           </w:tcPr>
           <w:p>
             <w:pPr>
-              <w:pStyle w:val="a9"/>
+              <w:pStyle w:val="ListParagraph"/>
               <w:ind w:left="0"/>
               <w:jc w:val="center"/>
               <w:rPr>
@@ -29547,7 +29638,7 @@
           </w:tcPr>
           <w:p>
             <w:pPr>
-              <w:pStyle w:val="a9"/>
+              <w:pStyle w:val="ListParagraph"/>
               <w:ind w:left="0"/>
               <w:jc w:val="center"/>
               <w:rPr>
@@ -29577,7 +29668,7 @@
           </w:tcPr>
           <w:p>
             <w:pPr>
-              <w:pStyle w:val="a9"/>
+              <w:pStyle w:val="ListParagraph"/>
               <w:ind w:left="0"/>
               <w:jc w:val="center"/>
               <w:rPr>
@@ -29603,7 +29694,7 @@
           </w:tcPr>
           <w:p>
             <w:pPr>
-              <w:pStyle w:val="a9"/>
+              <w:pStyle w:val="ListParagraph"/>
               <w:ind w:left="0"/>
               <w:jc w:val="center"/>
               <w:rPr>
@@ -29629,7 +29720,7 @@
           </w:tcPr>
           <w:p>
             <w:pPr>
-              <w:pStyle w:val="a9"/>
+              <w:pStyle w:val="ListParagraph"/>
               <w:ind w:left="0"/>
               <w:jc w:val="center"/>
               <w:rPr>
@@ -29655,7 +29746,7 @@
           </w:tcPr>
           <w:p>
             <w:pPr>
-              <w:pStyle w:val="a9"/>
+              <w:pStyle w:val="ListParagraph"/>
               <w:ind w:left="0"/>
               <w:jc w:val="center"/>
               <w:rPr>
@@ -29681,7 +29772,7 @@
           </w:tcPr>
           <w:p>
             <w:pPr>
-              <w:pStyle w:val="a9"/>
+              <w:pStyle w:val="ListParagraph"/>
               <w:ind w:left="0"/>
               <w:jc w:val="center"/>
               <w:rPr>
@@ -29712,7 +29803,7 @@
           </w:tcPr>
           <w:p>
             <w:pPr>
-              <w:pStyle w:val="a9"/>
+              <w:pStyle w:val="ListParagraph"/>
               <w:ind w:left="0"/>
               <w:jc w:val="center"/>
               <w:rPr>
@@ -29742,7 +29833,7 @@
           </w:tcPr>
           <w:p>
             <w:pPr>
-              <w:pStyle w:val="a9"/>
+              <w:pStyle w:val="ListParagraph"/>
               <w:ind w:left="0"/>
               <w:jc w:val="center"/>
               <w:rPr>
@@ -29768,7 +29859,7 @@
           </w:tcPr>
           <w:p>
             <w:pPr>
-              <w:pStyle w:val="a9"/>
+              <w:pStyle w:val="ListParagraph"/>
               <w:ind w:left="0"/>
               <w:jc w:val="center"/>
               <w:rPr>
@@ -29798,7 +29889,7 @@
           </w:tcPr>
           <w:p>
             <w:pPr>
-              <w:pStyle w:val="a9"/>
+              <w:pStyle w:val="ListParagraph"/>
               <w:ind w:left="0"/>
               <w:jc w:val="center"/>
               <w:rPr>
@@ -29824,7 +29915,7 @@
           </w:tcPr>
           <w:p>
             <w:pPr>
-              <w:pStyle w:val="a9"/>
+              <w:pStyle w:val="ListParagraph"/>
               <w:ind w:left="0"/>
               <w:jc w:val="center"/>
               <w:rPr>
@@ -29850,7 +29941,7 @@
           </w:tcPr>
           <w:p>
             <w:pPr>
-              <w:pStyle w:val="a9"/>
+              <w:pStyle w:val="ListParagraph"/>
               <w:ind w:left="0"/>
               <w:jc w:val="center"/>
               <w:rPr>
@@ -29876,7 +29967,7 @@
           </w:tcPr>
           <w:p>
             <w:pPr>
-              <w:pStyle w:val="a9"/>
+              <w:pStyle w:val="ListParagraph"/>
               <w:ind w:left="0"/>
               <w:jc w:val="center"/>
               <w:rPr>
@@ -29902,7 +29993,7 @@
           </w:tcPr>
           <w:p>
             <w:pPr>
-              <w:pStyle w:val="a9"/>
+              <w:pStyle w:val="ListParagraph"/>
               <w:ind w:left="0"/>
               <w:jc w:val="center"/>
               <w:rPr>
@@ -29933,7 +30024,7 @@
           </w:tcPr>
           <w:p>
             <w:pPr>
-              <w:pStyle w:val="a9"/>
+              <w:pStyle w:val="ListParagraph"/>
               <w:ind w:left="0"/>
               <w:jc w:val="center"/>
               <w:rPr>
@@ -29963,7 +30054,7 @@
           </w:tcPr>
           <w:p>
             <w:pPr>
-              <w:pStyle w:val="a9"/>
+              <w:pStyle w:val="ListParagraph"/>
               <w:ind w:left="0"/>
               <w:jc w:val="center"/>
               <w:rPr>
@@ -29989,7 +30080,7 @@
           </w:tcPr>
           <w:p>
             <w:pPr>
-              <w:pStyle w:val="a9"/>
+              <w:pStyle w:val="ListParagraph"/>
               <w:ind w:left="0"/>
               <w:jc w:val="center"/>
               <w:rPr>
@@ -30019,7 +30110,7 @@
           </w:tcPr>
           <w:p>
             <w:pPr>
-              <w:pStyle w:val="a9"/>
+              <w:pStyle w:val="ListParagraph"/>
               <w:ind w:left="0"/>
               <w:jc w:val="center"/>
               <w:rPr>
@@ -30045,7 +30136,7 @@
           </w:tcPr>
           <w:p>
             <w:pPr>
-              <w:pStyle w:val="a9"/>
+              <w:pStyle w:val="ListParagraph"/>
               <w:ind w:left="0"/>
               <w:jc w:val="center"/>
               <w:rPr>
@@ -30071,7 +30162,7 @@
           </w:tcPr>
           <w:p>
             <w:pPr>
-              <w:pStyle w:val="a9"/>
+              <w:pStyle w:val="ListParagraph"/>
               <w:ind w:left="0"/>
               <w:jc w:val="center"/>
               <w:rPr>
@@ -30097,7 +30188,7 @@
           </w:tcPr>
           <w:p>
             <w:pPr>
-              <w:pStyle w:val="a9"/>
+              <w:pStyle w:val="ListParagraph"/>
               <w:ind w:left="0"/>
               <w:jc w:val="center"/>
               <w:rPr>
@@ -30123,7 +30214,7 @@
           </w:tcPr>
           <w:p>
             <w:pPr>
-              <w:pStyle w:val="a9"/>
+              <w:pStyle w:val="ListParagraph"/>
               <w:ind w:left="0"/>
               <w:jc w:val="center"/>
               <w:rPr>
@@ -30154,7 +30245,7 @@
           </w:tcPr>
           <w:p>
             <w:pPr>
-              <w:pStyle w:val="a9"/>
+              <w:pStyle w:val="ListParagraph"/>
               <w:ind w:left="0"/>
               <w:jc w:val="center"/>
               <w:rPr>
@@ -30184,7 +30275,7 @@
           </w:tcPr>
           <w:p>
             <w:pPr>
-              <w:pStyle w:val="a9"/>
+              <w:pStyle w:val="ListParagraph"/>
               <w:ind w:left="0"/>
               <w:jc w:val="center"/>
               <w:rPr>
@@ -30210,7 +30301,7 @@
           </w:tcPr>
           <w:p>
             <w:pPr>
-              <w:pStyle w:val="a9"/>
+              <w:pStyle w:val="ListParagraph"/>
               <w:ind w:left="0"/>
               <w:jc w:val="center"/>
               <w:rPr>
@@ -30240,7 +30331,7 @@
           </w:tcPr>
           <w:p>
             <w:pPr>
-              <w:pStyle w:val="a9"/>
+              <w:pStyle w:val="ListParagraph"/>
               <w:ind w:left="0"/>
               <w:jc w:val="center"/>
               <w:rPr>
@@ -30266,7 +30357,7 @@
           </w:tcPr>
           <w:p>
             <w:pPr>
-              <w:pStyle w:val="a9"/>
+              <w:pStyle w:val="ListParagraph"/>
               <w:ind w:left="0"/>
               <w:jc w:val="center"/>
               <w:rPr>
@@ -30292,7 +30383,7 @@
           </w:tcPr>
           <w:p>
             <w:pPr>
-              <w:pStyle w:val="a9"/>
+              <w:pStyle w:val="ListParagraph"/>
               <w:ind w:left="0"/>
               <w:jc w:val="center"/>
               <w:rPr>
@@ -30318,7 +30409,7 @@
           </w:tcPr>
           <w:p>
             <w:pPr>
-              <w:pStyle w:val="a9"/>
+              <w:pStyle w:val="ListParagraph"/>
               <w:ind w:left="0"/>
               <w:jc w:val="center"/>
               <w:rPr>
@@ -30344,7 +30435,7 @@
           </w:tcPr>
           <w:p>
             <w:pPr>
-              <w:pStyle w:val="a9"/>
+              <w:pStyle w:val="ListParagraph"/>
               <w:ind w:left="0"/>
               <w:jc w:val="center"/>
               <w:rPr>
@@ -30367,7 +30458,7 @@
     </w:tbl>
     <w:p>
       <w:pPr>
-        <w:pStyle w:val="a9"/>
+        <w:pStyle w:val="ListParagraph"/>
         <w:ind w:left="0"/>
         <w:jc w:val="both"/>
         <w:rPr>
@@ -30379,7 +30470,7 @@
     </w:p>
     <w:p>
       <w:pPr>
-        <w:pStyle w:val="a9"/>
+        <w:pStyle w:val="ListParagraph"/>
         <w:ind w:left="0" w:firstLine="709"/>
         <w:jc w:val="both"/>
         <w:rPr>
@@ -30428,7 +30519,7 @@
     </w:p>
     <w:p>
       <w:pPr>
-        <w:pStyle w:val="a9"/>
+        <w:pStyle w:val="ListParagraph"/>
         <w:ind w:left="0" w:firstLine="709"/>
         <w:jc w:val="both"/>
         <w:rPr>
@@ -30439,7 +30530,7 @@
     </w:p>
     <w:p>
       <w:pPr>
-        <w:pStyle w:val="a9"/>
+        <w:pStyle w:val="ListParagraph"/>
         <w:ind w:left="0" w:firstLine="709"/>
         <w:jc w:val="both"/>
         <w:rPr>
@@ -30472,7 +30563,7 @@
     </w:p>
     <w:p>
       <w:pPr>
-        <w:pStyle w:val="a9"/>
+        <w:pStyle w:val="ListParagraph"/>
         <w:ind w:left="0" w:firstLine="709"/>
         <w:jc w:val="both"/>
         <w:rPr>
@@ -30928,7 +31019,7 @@
     </w:p>
     <w:p>
       <w:pPr>
-        <w:pStyle w:val="a9"/>
+        <w:pStyle w:val="ListParagraph"/>
         <w:ind w:left="0" w:firstLine="709"/>
         <w:jc w:val="both"/>
         <w:rPr>
@@ -30956,7 +31047,7 @@
     </w:p>
     <w:p>
       <w:pPr>
-        <w:pStyle w:val="a9"/>
+        <w:pStyle w:val="ListParagraph"/>
         <w:ind w:left="0" w:firstLine="709"/>
         <w:jc w:val="both"/>
         <w:rPr>
@@ -31063,7 +31154,7 @@
     </w:p>
     <w:p>
       <w:pPr>
-        <w:pStyle w:val="a9"/>
+        <w:pStyle w:val="ListParagraph"/>
         <w:ind w:left="0" w:firstLine="709"/>
         <w:jc w:val="both"/>
         <w:rPr>
@@ -31224,7 +31315,7 @@
     </w:p>
     <w:p>
       <w:pPr>
-        <w:pStyle w:val="a9"/>
+        <w:pStyle w:val="ListParagraph"/>
         <w:ind w:left="0"/>
         <w:jc w:val="both"/>
         <w:rPr>
@@ -31244,7 +31335,7 @@
     </w:p>
     <w:tbl>
       <w:tblPr>
-        <w:tblStyle w:val="ab"/>
+        <w:tblStyle w:val="TableGrid"/>
         <w:tblW w:w="0" w:type="auto"/>
         <w:tblLook w:val="04A0" w:firstRow="1" w:lastRow="0" w:firstColumn="1" w:lastColumn="0" w:noHBand="0" w:noVBand="1"/>
       </w:tblPr>
@@ -31264,7 +31355,7 @@
           </w:tcPr>
           <w:p>
             <w:pPr>
-              <w:pStyle w:val="a9"/>
+              <w:pStyle w:val="ListParagraph"/>
               <w:ind w:left="0"/>
               <w:jc w:val="center"/>
               <w:rPr>
@@ -31327,7 +31418,7 @@
           </w:tcPr>
           <w:p>
             <w:pPr>
-              <w:pStyle w:val="a9"/>
+              <w:pStyle w:val="ListParagraph"/>
               <w:ind w:left="0"/>
               <w:jc w:val="center"/>
               <w:rPr>
@@ -31389,7 +31480,7 @@
           </w:tcPr>
           <w:p>
             <w:pPr>
-              <w:pStyle w:val="a9"/>
+              <w:pStyle w:val="ListParagraph"/>
               <w:ind w:left="0"/>
               <w:jc w:val="center"/>
               <w:rPr>
@@ -31467,7 +31558,7 @@
           </w:tcPr>
           <w:p>
             <w:pPr>
-              <w:pStyle w:val="a9"/>
+              <w:pStyle w:val="ListParagraph"/>
               <w:ind w:left="0"/>
               <w:jc w:val="center"/>
               <w:rPr>
@@ -31493,7 +31584,7 @@
           </w:tcPr>
           <w:p>
             <w:pPr>
-              <w:pStyle w:val="a9"/>
+              <w:pStyle w:val="ListParagraph"/>
               <w:ind w:left="0"/>
               <w:jc w:val="center"/>
               <w:rPr>
@@ -31523,7 +31614,7 @@
           </w:tcPr>
           <w:p>
             <w:pPr>
-              <w:pStyle w:val="a9"/>
+              <w:pStyle w:val="ListParagraph"/>
               <w:ind w:left="0"/>
               <w:jc w:val="center"/>
               <w:rPr>
@@ -31559,7 +31650,7 @@
           </w:tcPr>
           <w:p>
             <w:pPr>
-              <w:pStyle w:val="a9"/>
+              <w:pStyle w:val="ListParagraph"/>
               <w:ind w:left="0"/>
               <w:jc w:val="center"/>
               <w:rPr>
@@ -31585,7 +31676,7 @@
           </w:tcPr>
           <w:p>
             <w:pPr>
-              <w:pStyle w:val="a9"/>
+              <w:pStyle w:val="ListParagraph"/>
               <w:ind w:left="0"/>
               <w:jc w:val="center"/>
               <w:rPr>
@@ -31615,7 +31706,7 @@
           </w:tcPr>
           <w:p>
             <w:pPr>
-              <w:pStyle w:val="a9"/>
+              <w:pStyle w:val="ListParagraph"/>
               <w:ind w:left="0"/>
               <w:jc w:val="center"/>
               <w:rPr>
@@ -31646,7 +31737,7 @@
           </w:tcPr>
           <w:p>
             <w:pPr>
-              <w:pStyle w:val="a9"/>
+              <w:pStyle w:val="ListParagraph"/>
               <w:ind w:left="0"/>
               <w:jc w:val="center"/>
               <w:rPr>
@@ -31672,7 +31763,7 @@
           </w:tcPr>
           <w:p>
             <w:pPr>
-              <w:pStyle w:val="a9"/>
+              <w:pStyle w:val="ListParagraph"/>
               <w:ind w:left="0"/>
               <w:jc w:val="center"/>
               <w:rPr>
@@ -31702,7 +31793,7 @@
           </w:tcPr>
           <w:p>
             <w:pPr>
-              <w:pStyle w:val="a9"/>
+              <w:pStyle w:val="ListParagraph"/>
               <w:ind w:left="0"/>
               <w:jc w:val="center"/>
               <w:rPr>
@@ -31733,7 +31824,7 @@
           </w:tcPr>
           <w:p>
             <w:pPr>
-              <w:pStyle w:val="a9"/>
+              <w:pStyle w:val="ListParagraph"/>
               <w:ind w:left="0"/>
               <w:jc w:val="center"/>
               <w:rPr>
@@ -31759,7 +31850,7 @@
           </w:tcPr>
           <w:p>
             <w:pPr>
-              <w:pStyle w:val="a9"/>
+              <w:pStyle w:val="ListParagraph"/>
               <w:ind w:left="0"/>
               <w:jc w:val="center"/>
               <w:rPr>
@@ -31789,7 +31880,7 @@
           </w:tcPr>
           <w:p>
             <w:pPr>
-              <w:pStyle w:val="a9"/>
+              <w:pStyle w:val="ListParagraph"/>
               <w:ind w:left="0"/>
               <w:jc w:val="center"/>
               <w:rPr>
@@ -31820,7 +31911,7 @@
           </w:tcPr>
           <w:p>
             <w:pPr>
-              <w:pStyle w:val="a9"/>
+              <w:pStyle w:val="ListParagraph"/>
               <w:ind w:left="0"/>
               <w:jc w:val="center"/>
               <w:rPr>
@@ -31846,7 +31937,7 @@
           </w:tcPr>
           <w:p>
             <w:pPr>
-              <w:pStyle w:val="a9"/>
+              <w:pStyle w:val="ListParagraph"/>
               <w:ind w:left="0"/>
               <w:jc w:val="center"/>
               <w:rPr>
@@ -31876,7 +31967,7 @@
           </w:tcPr>
           <w:p>
             <w:pPr>
-              <w:pStyle w:val="a9"/>
+              <w:pStyle w:val="ListParagraph"/>
               <w:ind w:left="0"/>
               <w:jc w:val="center"/>
               <w:rPr>
@@ -31899,7 +31990,7 @@
     </w:tbl>
     <w:p>
       <w:pPr>
-        <w:pStyle w:val="a9"/>
+        <w:pStyle w:val="ListParagraph"/>
         <w:ind w:left="0" w:firstLine="709"/>
         <w:jc w:val="both"/>
         <w:rPr>
@@ -31911,7 +32002,7 @@
     </w:p>
     <w:p>
       <w:pPr>
-        <w:pStyle w:val="a9"/>
+        <w:pStyle w:val="ListParagraph"/>
         <w:ind w:left="0" w:firstLine="709"/>
         <w:jc w:val="both"/>
         <w:rPr>
@@ -31947,7 +32038,7 @@
     </w:p>
     <w:p>
       <w:pPr>
-        <w:pStyle w:val="a9"/>
+        <w:pStyle w:val="ListParagraph"/>
         <w:ind w:left="0" w:firstLine="709"/>
         <w:rPr>
           <w:noProof/>
@@ -31958,7 +32049,7 @@
     </w:p>
     <w:p>
       <w:pPr>
-        <w:pStyle w:val="a9"/>
+        <w:pStyle w:val="ListParagraph"/>
         <w:ind w:left="0" w:firstLine="709"/>
         <w:jc w:val="center"/>
         <w:rPr>
@@ -32018,7 +32109,7 @@
     </w:p>
     <w:p>
       <w:pPr>
-        <w:pStyle w:val="a9"/>
+        <w:pStyle w:val="ListParagraph"/>
         <w:ind w:left="0" w:firstLine="709"/>
         <w:jc w:val="center"/>
         <w:rPr>
@@ -32051,7 +32142,7 @@
     </w:p>
     <w:p>
       <w:pPr>
-        <w:pStyle w:val="a9"/>
+        <w:pStyle w:val="ListParagraph"/>
         <w:numPr>
           <w:ilvl w:val="1"/>
           <w:numId w:val="1"/>
@@ -32063,7 +32154,7 @@
           <w:szCs w:val="28"/>
         </w:rPr>
       </w:pPr>
-      <w:bookmarkStart w:id="17" w:name="_Toc152003334"/>
+      <w:bookmarkStart w:id="16" w:name="_Toc152003334"/>
       <w:r>
         <w:rPr>
           <w:sz w:val="28"/>
@@ -32072,7 +32163,7 @@
         <w:lastRenderedPageBreak/>
         <w:t>Расчет механических характеристик</w:t>
       </w:r>
-      <w:bookmarkEnd w:id="17"/>
+      <w:bookmarkEnd w:id="16"/>
     </w:p>
     <w:p>
       <w:pPr>
@@ -37387,7 +37478,7 @@
     </w:p>
     <w:tbl>
       <w:tblPr>
-        <w:tblStyle w:val="ab"/>
+        <w:tblStyle w:val="TableGrid"/>
         <w:tblW w:w="0" w:type="auto"/>
         <w:tblLook w:val="04A0" w:firstRow="1" w:lastRow="0" w:firstColumn="1" w:lastColumn="0" w:noHBand="0" w:noVBand="1"/>
       </w:tblPr>
@@ -40002,7 +40093,7 @@
     </w:p>
     <w:p>
       <w:pPr>
-        <w:pStyle w:val="a9"/>
+        <w:pStyle w:val="ListParagraph"/>
         <w:numPr>
           <w:ilvl w:val="1"/>
           <w:numId w:val="1"/>
@@ -40014,7 +40105,7 @@
           <w:szCs w:val="28"/>
         </w:rPr>
       </w:pPr>
-      <w:bookmarkStart w:id="18" w:name="_Toc152003335"/>
+      <w:bookmarkStart w:id="17" w:name="_Toc152003335"/>
       <w:r>
         <w:rPr>
           <w:sz w:val="28"/>
@@ -40022,11 +40113,11 @@
         </w:rPr>
         <w:t>Расчёт резисторов пускового реостата</w:t>
       </w:r>
-      <w:bookmarkEnd w:id="18"/>
-    </w:p>
-    <w:p>
-      <w:pPr>
-        <w:pStyle w:val="a9"/>
+      <w:bookmarkEnd w:id="17"/>
+    </w:p>
+    <w:p>
+      <w:pPr>
+        <w:pStyle w:val="ListParagraph"/>
         <w:ind w:left="1129"/>
         <w:jc w:val="both"/>
         <w:rPr>
@@ -40037,7 +40128,7 @@
     </w:p>
     <w:p>
       <w:pPr>
-        <w:pStyle w:val="a9"/>
+        <w:pStyle w:val="ListParagraph"/>
         <w:ind w:left="0" w:firstLine="709"/>
         <w:jc w:val="both"/>
         <w:rPr>
@@ -40119,7 +40210,7 @@
     </w:p>
     <w:p>
       <w:pPr>
-        <w:pStyle w:val="a9"/>
+        <w:pStyle w:val="ListParagraph"/>
         <w:ind w:left="0" w:firstLine="709"/>
         <w:jc w:val="both"/>
         <w:rPr>
@@ -40266,7 +40357,7 @@
     </w:p>
     <w:p>
       <w:pPr>
-        <w:pStyle w:val="a9"/>
+        <w:pStyle w:val="ListParagraph"/>
         <w:ind w:left="0" w:firstLine="709"/>
         <w:jc w:val="both"/>
         <w:rPr>
@@ -40286,7 +40377,7 @@
     </w:p>
     <w:p>
       <w:pPr>
-        <w:pStyle w:val="a9"/>
+        <w:pStyle w:val="ListParagraph"/>
         <w:ind w:left="0" w:firstLine="709"/>
         <w:jc w:val="both"/>
         <w:rPr>
@@ -40343,7 +40434,7 @@
     </w:p>
     <w:p>
       <w:pPr>
-        <w:pStyle w:val="a9"/>
+        <w:pStyle w:val="ListParagraph"/>
         <w:ind w:left="0" w:firstLine="709"/>
         <w:jc w:val="both"/>
         <w:rPr>
@@ -40399,7 +40490,7 @@
     </w:p>
     <w:p>
       <w:pPr>
-        <w:pStyle w:val="a9"/>
+        <w:pStyle w:val="ListParagraph"/>
         <w:ind w:left="0" w:firstLine="709"/>
         <w:jc w:val="both"/>
         <w:rPr>
@@ -40410,7 +40501,7 @@
     </w:p>
     <w:p>
       <w:pPr>
-        <w:pStyle w:val="a9"/>
+        <w:pStyle w:val="ListParagraph"/>
         <w:ind w:left="0" w:firstLine="709"/>
         <w:jc w:val="both"/>
         <w:rPr>
@@ -40445,7 +40536,7 @@
     </w:p>
     <w:p>
       <w:pPr>
-        <w:pStyle w:val="a9"/>
+        <w:pStyle w:val="ListParagraph"/>
         <w:ind w:left="708" w:firstLine="709"/>
         <w:jc w:val="both"/>
         <w:rPr>
@@ -40763,7 +40854,7 @@
     </w:p>
     <w:p>
       <w:pPr>
-        <w:pStyle w:val="a9"/>
+        <w:pStyle w:val="ListParagraph"/>
         <w:ind w:left="708" w:firstLine="709"/>
         <w:jc w:val="both"/>
         <w:rPr>
@@ -41623,7 +41714,7 @@
     </w:p>
     <w:p>
       <w:pPr>
-        <w:pStyle w:val="a9"/>
+        <w:pStyle w:val="ListParagraph"/>
         <w:numPr>
           <w:ilvl w:val="1"/>
           <w:numId w:val="1"/>
@@ -41635,7 +41726,7 @@
           <w:szCs w:val="28"/>
         </w:rPr>
       </w:pPr>
-      <w:bookmarkStart w:id="19" w:name="_Toc152003336"/>
+      <w:bookmarkStart w:id="18" w:name="_Toc152003336"/>
       <w:r>
         <w:rPr>
           <w:sz w:val="28"/>
@@ -41643,11 +41734,11 @@
         </w:rPr>
         <w:t>Расчет электрических потерь при пуске двигателя</w:t>
       </w:r>
-      <w:bookmarkEnd w:id="19"/>
-    </w:p>
-    <w:p>
-      <w:pPr>
-        <w:pStyle w:val="a9"/>
+      <w:bookmarkEnd w:id="18"/>
+    </w:p>
+    <w:p>
+      <w:pPr>
+        <w:pStyle w:val="ListParagraph"/>
         <w:ind w:left="1129"/>
         <w:jc w:val="both"/>
         <w:rPr>
@@ -41658,7 +41749,7 @@
     </w:p>
     <w:p>
       <w:pPr>
-        <w:pStyle w:val="a9"/>
+        <w:pStyle w:val="ListParagraph"/>
         <w:ind w:left="0" w:firstLine="709"/>
         <w:jc w:val="both"/>
         <w:rPr>
@@ -41676,7 +41767,7 @@
     </w:p>
     <w:p>
       <w:pPr>
-        <w:pStyle w:val="a9"/>
+        <w:pStyle w:val="ListParagraph"/>
         <w:ind w:left="0" w:firstLine="709"/>
         <w:jc w:val="both"/>
         <w:rPr>
@@ -41694,7 +41785,7 @@
     </w:p>
     <w:p>
       <w:pPr>
-        <w:pStyle w:val="a9"/>
+        <w:pStyle w:val="ListParagraph"/>
         <w:ind w:left="0" w:firstLine="709"/>
         <w:jc w:val="both"/>
         <w:rPr>
@@ -44899,7 +44990,7 @@
     </w:p>
     <w:p>
       <w:pPr>
-        <w:pStyle w:val="a9"/>
+        <w:pStyle w:val="ListParagraph"/>
         <w:ind w:left="0" w:firstLine="709"/>
         <w:jc w:val="both"/>
         <w:rPr>
@@ -45135,7 +45226,7 @@
     </w:p>
     <w:p>
       <w:pPr>
-        <w:pStyle w:val="a9"/>
+        <w:pStyle w:val="ListParagraph"/>
         <w:ind w:left="0" w:firstLine="709"/>
         <w:jc w:val="both"/>
         <w:rPr>
@@ -45204,7 +45295,7 @@
     </w:p>
     <w:p>
       <w:pPr>
-        <w:pStyle w:val="a9"/>
+        <w:pStyle w:val="ListParagraph"/>
         <w:ind w:left="0" w:firstLine="709"/>
         <w:jc w:val="both"/>
         <w:rPr>
@@ -45222,7 +45313,7 @@
     </w:p>
     <w:p>
       <w:pPr>
-        <w:pStyle w:val="a9"/>
+        <w:pStyle w:val="ListParagraph"/>
         <w:ind w:left="0" w:firstLine="709"/>
         <w:jc w:val="both"/>
         <w:rPr>
@@ -45409,7 +45500,7 @@
     </w:p>
     <w:p>
       <w:pPr>
-        <w:pStyle w:val="a9"/>
+        <w:pStyle w:val="ListParagraph"/>
         <w:ind w:left="0" w:firstLine="709"/>
         <w:jc w:val="both"/>
         <w:rPr>
@@ -45429,7 +45520,7 @@
     </w:p>
     <w:p>
       <w:pPr>
-        <w:pStyle w:val="a9"/>
+        <w:pStyle w:val="ListParagraph"/>
         <w:ind w:left="0" w:firstLine="709"/>
         <w:jc w:val="both"/>
         <w:rPr>
@@ -45634,7 +45725,7 @@
     </w:p>
     <w:p>
       <w:pPr>
-        <w:pStyle w:val="a9"/>
+        <w:pStyle w:val="ListParagraph"/>
         <w:ind w:left="0" w:firstLine="709"/>
         <w:jc w:val="both"/>
         <w:rPr>
@@ -45765,7 +45856,7 @@
     </w:p>
     <w:p>
       <w:pPr>
-        <w:pStyle w:val="a9"/>
+        <w:pStyle w:val="ListParagraph"/>
         <w:ind w:left="0" w:firstLine="709"/>
         <w:jc w:val="both"/>
         <w:rPr>
@@ -45783,7 +45874,7 @@
     </w:p>
     <w:p>
       <w:pPr>
-        <w:pStyle w:val="a9"/>
+        <w:pStyle w:val="ListParagraph"/>
         <w:ind w:left="0" w:firstLine="709"/>
         <w:jc w:val="both"/>
         <w:rPr>
@@ -45970,7 +46061,7 @@
     </w:p>
     <w:p>
       <w:pPr>
-        <w:pStyle w:val="a9"/>
+        <w:pStyle w:val="ListParagraph"/>
         <w:ind w:left="0" w:firstLine="709"/>
         <w:jc w:val="both"/>
         <w:rPr>
@@ -46014,7 +46105,7 @@
     </w:p>
     <w:p>
       <w:pPr>
-        <w:pStyle w:val="a9"/>
+        <w:pStyle w:val="ListParagraph"/>
         <w:ind w:left="0" w:firstLine="709"/>
         <w:jc w:val="both"/>
         <w:rPr>
@@ -46291,7 +46382,7 @@
     </w:p>
     <w:p>
       <w:pPr>
-        <w:pStyle w:val="a9"/>
+        <w:pStyle w:val="ListParagraph"/>
         <w:numPr>
           <w:ilvl w:val="1"/>
           <w:numId w:val="1"/>
@@ -46304,7 +46395,7 @@
           <w:szCs w:val="28"/>
         </w:rPr>
       </w:pPr>
-      <w:bookmarkStart w:id="20" w:name="_Toc152003337"/>
+      <w:bookmarkStart w:id="19" w:name="_Toc152003337"/>
       <w:r>
         <w:rPr>
           <w:iCs/>
@@ -46314,11 +46405,11 @@
         <w:lastRenderedPageBreak/>
         <w:t>Управление пуском асинхронных двигателей</w:t>
       </w:r>
-      <w:bookmarkEnd w:id="20"/>
-    </w:p>
-    <w:p>
-      <w:pPr>
-        <w:pStyle w:val="a9"/>
+      <w:bookmarkEnd w:id="19"/>
+    </w:p>
+    <w:p>
+      <w:pPr>
+        <w:pStyle w:val="ListParagraph"/>
         <w:ind w:left="1129"/>
         <w:jc w:val="both"/>
         <w:rPr>
@@ -46534,7 +46625,7 @@
     </w:p>
     <w:p>
       <w:pPr>
-        <w:pStyle w:val="a9"/>
+        <w:pStyle w:val="ListParagraph"/>
         <w:ind w:left="0"/>
         <w:rPr>
           <w:sz w:val="28"/>
@@ -46551,7 +46642,7 @@
     </w:p>
     <w:p>
       <w:pPr>
-        <w:pStyle w:val="a9"/>
+        <w:pStyle w:val="ListParagraph"/>
         <w:ind w:left="0"/>
         <w:rPr>
           <w:sz w:val="28"/>
@@ -46625,7 +46716,7 @@
     </w:p>
     <w:p>
       <w:pPr>
-        <w:pStyle w:val="a9"/>
+        <w:pStyle w:val="ListParagraph"/>
         <w:ind w:left="0"/>
         <w:rPr>
           <w:sz w:val="28"/>
@@ -46643,7 +46734,7 @@
     </w:p>
     <w:p>
       <w:pPr>
-        <w:pStyle w:val="a9"/>
+        <w:pStyle w:val="ListParagraph"/>
         <w:ind w:left="0"/>
         <w:rPr>
           <w:sz w:val="28"/>
@@ -46702,7 +46793,7 @@
     </w:p>
     <w:p>
       <w:pPr>
-        <w:pStyle w:val="a9"/>
+        <w:pStyle w:val="ListParagraph"/>
         <w:ind w:left="0"/>
         <w:rPr>
           <w:sz w:val="28"/>
@@ -46761,7 +46852,7 @@
     </w:p>
     <w:p>
       <w:pPr>
-        <w:pStyle w:val="a9"/>
+        <w:pStyle w:val="ListParagraph"/>
         <w:ind w:left="0" w:firstLine="709"/>
         <w:jc w:val="both"/>
         <w:rPr>
@@ -46772,7 +46863,7 @@
     </w:p>
     <w:p>
       <w:pPr>
-        <w:pStyle w:val="a9"/>
+        <w:pStyle w:val="ListParagraph"/>
         <w:ind w:left="0" w:firstLine="709"/>
         <w:jc w:val="both"/>
         <w:rPr>
@@ -46804,7 +46895,7 @@
     </w:p>
     <w:p>
       <w:pPr>
-        <w:pStyle w:val="a9"/>
+        <w:pStyle w:val="ListParagraph"/>
         <w:ind w:left="0" w:firstLine="709"/>
         <w:jc w:val="both"/>
         <w:rPr>
@@ -46822,7 +46913,7 @@
     </w:p>
     <w:p>
       <w:pPr>
-        <w:pStyle w:val="a9"/>
+        <w:pStyle w:val="ListParagraph"/>
         <w:ind w:left="0" w:firstLine="709"/>
         <w:jc w:val="center"/>
         <w:rPr>
@@ -46876,7 +46967,7 @@
     </w:p>
     <w:p>
       <w:pPr>
-        <w:pStyle w:val="a9"/>
+        <w:pStyle w:val="ListParagraph"/>
         <w:ind w:left="0"/>
         <w:jc w:val="center"/>
         <w:rPr>
@@ -46908,7 +46999,7 @@
     </w:p>
     <w:p>
       <w:pPr>
-        <w:pStyle w:val="a9"/>
+        <w:pStyle w:val="ListParagraph"/>
         <w:ind w:left="0"/>
         <w:jc w:val="both"/>
         <w:rPr>
@@ -46919,7 +47010,7 @@
     </w:p>
     <w:p>
       <w:pPr>
-        <w:pStyle w:val="a9"/>
+        <w:pStyle w:val="ListParagraph"/>
         <w:ind w:left="0" w:firstLine="709"/>
         <w:jc w:val="both"/>
         <w:rPr>
@@ -46937,7 +47028,7 @@
     </w:p>
     <w:p>
       <w:pPr>
-        <w:pStyle w:val="a9"/>
+        <w:pStyle w:val="ListParagraph"/>
         <w:ind w:left="0" w:firstLine="709"/>
         <w:jc w:val="both"/>
         <w:rPr>
@@ -46998,7 +47089,7 @@
     </w:p>
     <w:p>
       <w:pPr>
-        <w:pStyle w:val="a9"/>
+        <w:pStyle w:val="ListParagraph"/>
         <w:ind w:left="0" w:firstLine="709"/>
         <w:jc w:val="center"/>
         <w:rPr>
@@ -47052,7 +47143,7 @@
     </w:p>
     <w:p>
       <w:pPr>
-        <w:pStyle w:val="a9"/>
+        <w:pStyle w:val="ListParagraph"/>
         <w:ind w:left="0" w:firstLine="709"/>
         <w:jc w:val="center"/>
         <w:rPr>
@@ -47070,7 +47161,7 @@
     </w:p>
     <w:p>
       <w:pPr>
-        <w:pStyle w:val="a9"/>
+        <w:pStyle w:val="ListParagraph"/>
         <w:ind w:left="0" w:firstLine="709"/>
         <w:jc w:val="center"/>
         <w:rPr>
@@ -47081,7 +47172,7 @@
     </w:p>
     <w:p>
       <w:pPr>
-        <w:pStyle w:val="a9"/>
+        <w:pStyle w:val="ListParagraph"/>
         <w:ind w:left="0" w:firstLine="709"/>
         <w:jc w:val="both"/>
         <w:rPr>
@@ -47099,7 +47190,7 @@
     </w:p>
     <w:p>
       <w:pPr>
-        <w:pStyle w:val="a9"/>
+        <w:pStyle w:val="ListParagraph"/>
         <w:ind w:left="0" w:firstLine="709"/>
         <w:jc w:val="both"/>
         <w:rPr>
@@ -47148,7 +47239,7 @@
     </w:p>
     <w:p>
       <w:pPr>
-        <w:pStyle w:val="a9"/>
+        <w:pStyle w:val="ListParagraph"/>
         <w:ind w:left="0" w:firstLine="709"/>
         <w:jc w:val="both"/>
         <w:rPr>
@@ -47202,7 +47293,7 @@
     </w:p>
     <w:p>
       <w:pPr>
-        <w:pStyle w:val="a9"/>
+        <w:pStyle w:val="ListParagraph"/>
         <w:ind w:left="0" w:firstLine="709"/>
         <w:jc w:val="center"/>
         <w:rPr>
@@ -47241,7 +47332,7 @@
     </w:p>
     <w:p>
       <w:pPr>
-        <w:pStyle w:val="a9"/>
+        <w:pStyle w:val="ListParagraph"/>
         <w:ind w:left="0" w:firstLine="709"/>
         <w:jc w:val="center"/>
         <w:rPr>
@@ -47252,7 +47343,7 @@
     </w:p>
     <w:p>
       <w:pPr>
-        <w:pStyle w:val="a9"/>
+        <w:pStyle w:val="ListParagraph"/>
         <w:ind w:left="0" w:firstLine="709"/>
         <w:jc w:val="both"/>
         <w:rPr>
@@ -47270,7 +47361,7 @@
     </w:p>
     <w:p>
       <w:pPr>
-        <w:pStyle w:val="a9"/>
+        <w:pStyle w:val="ListParagraph"/>
         <w:ind w:left="0" w:firstLine="709"/>
         <w:jc w:val="both"/>
         <w:rPr>
@@ -47288,7 +47379,7 @@
     </w:p>
     <w:p>
       <w:pPr>
-        <w:pStyle w:val="a9"/>
+        <w:pStyle w:val="ListParagraph"/>
         <w:ind w:left="0" w:firstLine="709"/>
         <w:jc w:val="both"/>
         <w:rPr>
@@ -47338,7 +47429,7 @@
     </w:p>
     <w:p>
       <w:pPr>
-        <w:pStyle w:val="a9"/>
+        <w:pStyle w:val="ListParagraph"/>
         <w:ind w:left="0" w:firstLine="709"/>
         <w:jc w:val="both"/>
         <w:rPr>
@@ -47356,7 +47447,7 @@
     </w:p>
     <w:p>
       <w:pPr>
-        <w:pStyle w:val="a9"/>
+        <w:pStyle w:val="ListParagraph"/>
         <w:ind w:left="0" w:firstLine="709"/>
         <w:jc w:val="both"/>
         <w:rPr>
@@ -47382,7 +47473,7 @@
     </w:p>
     <w:p>
       <w:pPr>
-        <w:pStyle w:val="a9"/>
+        <w:pStyle w:val="ListParagraph"/>
         <w:ind w:left="0" w:firstLine="709"/>
         <w:jc w:val="both"/>
         <w:rPr>
@@ -47400,7 +47491,7 @@
     </w:p>
     <w:p>
       <w:pPr>
-        <w:pStyle w:val="a9"/>
+        <w:pStyle w:val="ListParagraph"/>
         <w:ind w:left="0" w:firstLine="709"/>
         <w:jc w:val="both"/>
         <w:rPr>
@@ -47411,7 +47502,7 @@
     </w:p>
     <w:p>
       <w:pPr>
-        <w:pStyle w:val="a9"/>
+        <w:pStyle w:val="ListParagraph"/>
         <w:ind w:left="0" w:firstLine="709"/>
         <w:jc w:val="both"/>
         <w:outlineLvl w:val="0"/>
@@ -47420,7 +47511,7 @@
           <w:szCs w:val="28"/>
         </w:rPr>
       </w:pPr>
-      <w:bookmarkStart w:id="21" w:name="_Toc152003338"/>
+      <w:bookmarkStart w:id="20" w:name="_Toc152003338"/>
       <w:r>
         <w:rPr>
           <w:sz w:val="28"/>
@@ -47428,11 +47519,11 @@
         </w:rPr>
         <w:t>3 Расчет двигателя постоянного тока</w:t>
       </w:r>
-      <w:bookmarkEnd w:id="21"/>
-    </w:p>
-    <w:p>
-      <w:pPr>
-        <w:pStyle w:val="a9"/>
+      <w:bookmarkEnd w:id="20"/>
+    </w:p>
+    <w:p>
+      <w:pPr>
+        <w:pStyle w:val="ListParagraph"/>
         <w:ind w:left="0" w:firstLine="709"/>
         <w:jc w:val="both"/>
         <w:rPr>
@@ -47443,7 +47534,7 @@
     </w:p>
     <w:p>
       <w:pPr>
-        <w:pStyle w:val="a9"/>
+        <w:pStyle w:val="ListParagraph"/>
         <w:ind w:left="0" w:firstLine="709"/>
         <w:jc w:val="both"/>
         <w:rPr>
@@ -47468,7 +47559,7 @@
     </w:p>
     <w:p>
       <w:pPr>
-        <w:pStyle w:val="a9"/>
+        <w:pStyle w:val="ListParagraph"/>
         <w:ind w:left="0" w:firstLine="709"/>
         <w:jc w:val="both"/>
         <w:rPr>
@@ -47543,7 +47634,7 @@
     </w:p>
     <w:p>
       <w:pPr>
-        <w:pStyle w:val="a9"/>
+        <w:pStyle w:val="ListParagraph"/>
         <w:ind w:left="0" w:firstLine="709"/>
         <w:jc w:val="both"/>
         <w:rPr>
@@ -47604,7 +47695,7 @@
     </w:p>
     <w:p>
       <w:pPr>
-        <w:pStyle w:val="a9"/>
+        <w:pStyle w:val="ListParagraph"/>
         <w:ind w:left="0" w:firstLine="709"/>
         <w:jc w:val="both"/>
         <w:rPr>
@@ -47665,7 +47756,7 @@
     </w:p>
     <w:p>
       <w:pPr>
-        <w:pStyle w:val="a9"/>
+        <w:pStyle w:val="ListParagraph"/>
         <w:ind w:left="0" w:firstLine="709"/>
         <w:jc w:val="both"/>
         <w:rPr>
@@ -47725,7 +47816,7 @@
     </w:p>
     <w:p>
       <w:pPr>
-        <w:pStyle w:val="a9"/>
+        <w:pStyle w:val="ListParagraph"/>
         <w:ind w:left="0" w:firstLine="709"/>
         <w:jc w:val="both"/>
         <w:rPr>
@@ -47786,7 +47877,7 @@
     </w:p>
     <w:p>
       <w:pPr>
-        <w:pStyle w:val="a9"/>
+        <w:pStyle w:val="ListParagraph"/>
         <w:ind w:left="0" w:firstLine="709"/>
         <w:jc w:val="both"/>
         <w:rPr>
@@ -47855,7 +47946,7 @@
     </w:p>
     <w:p>
       <w:pPr>
-        <w:pStyle w:val="a9"/>
+        <w:pStyle w:val="ListParagraph"/>
         <w:ind w:left="0" w:firstLine="709"/>
         <w:jc w:val="both"/>
         <w:rPr>
@@ -47867,7 +47958,7 @@
     </w:p>
     <w:p>
       <w:pPr>
-        <w:pStyle w:val="a9"/>
+        <w:pStyle w:val="ListParagraph"/>
         <w:ind w:left="0" w:firstLine="709"/>
         <w:jc w:val="both"/>
         <w:rPr>
@@ -47887,7 +47978,7 @@
     </w:p>
     <w:p>
       <w:pPr>
-        <w:pStyle w:val="a9"/>
+        <w:pStyle w:val="ListParagraph"/>
         <w:numPr>
           <w:ilvl w:val="0"/>
           <w:numId w:val="6"/>
@@ -47919,7 +48010,7 @@
     </w:p>
     <w:p>
       <w:pPr>
-        <w:pStyle w:val="a9"/>
+        <w:pStyle w:val="ListParagraph"/>
         <w:numPr>
           <w:ilvl w:val="0"/>
           <w:numId w:val="6"/>
@@ -47993,7 +48084,7 @@
     </w:p>
     <w:p>
       <w:pPr>
-        <w:pStyle w:val="a9"/>
+        <w:pStyle w:val="ListParagraph"/>
         <w:numPr>
           <w:ilvl w:val="0"/>
           <w:numId w:val="6"/>
@@ -48139,7 +48230,7 @@
     </w:p>
     <w:p>
       <w:pPr>
-        <w:pStyle w:val="2"/>
+        <w:pStyle w:val="Heading2"/>
         <w:rPr>
           <w:rFonts w:ascii="Times New Roman" w:hAnsi="Times New Roman" w:cs="Times New Roman"/>
           <w:iCs/>
@@ -48148,7 +48239,7 @@
           <w:szCs w:val="28"/>
         </w:rPr>
       </w:pPr>
-      <w:bookmarkStart w:id="22" w:name="_Toc152003339"/>
+      <w:bookmarkStart w:id="21" w:name="_Toc152003339"/>
       <w:r>
         <w:rPr>
           <w:rFonts w:ascii="Times New Roman" w:hAnsi="Times New Roman" w:cs="Times New Roman"/>
@@ -48159,7 +48250,7 @@
         </w:rPr>
         <w:t>3.1 Схема двигателя постоянного тока с параллельным возбуждением и пусковым реостатом</w:t>
       </w:r>
-      <w:bookmarkEnd w:id="22"/>
+      <w:bookmarkEnd w:id="21"/>
     </w:p>
     <w:p>
       <w:pPr>
@@ -48277,7 +48368,7 @@
     </w:p>
     <w:p>
       <w:pPr>
-        <w:pStyle w:val="2"/>
+        <w:pStyle w:val="Heading2"/>
         <w:rPr>
           <w:rFonts w:ascii="Times New Roman" w:hAnsi="Times New Roman" w:cs="Times New Roman"/>
           <w:iCs/>
@@ -48286,7 +48377,7 @@
           <w:szCs w:val="28"/>
         </w:rPr>
       </w:pPr>
-      <w:bookmarkStart w:id="23" w:name="_Toc152003340"/>
+      <w:bookmarkStart w:id="22" w:name="_Toc152003340"/>
       <w:r>
         <w:rPr>
           <w:rFonts w:ascii="Times New Roman" w:hAnsi="Times New Roman" w:cs="Times New Roman"/>
@@ -48354,7 +48445,7 @@
         </w:rPr>
         <w:t>двигателя при номинальной нагрузке :</w:t>
       </w:r>
-      <w:bookmarkEnd w:id="23"/>
+      <w:bookmarkEnd w:id="22"/>
     </w:p>
     <w:p>
       <w:pPr>
@@ -49120,7 +49211,7 @@
     </w:p>
     <w:p>
       <w:pPr>
-        <w:pStyle w:val="2"/>
+        <w:pStyle w:val="Heading2"/>
         <w:rPr>
           <w:rFonts w:ascii="Times New Roman" w:hAnsi="Times New Roman" w:cs="Times New Roman"/>
           <w:iCs/>
@@ -49129,7 +49220,7 @@
           <w:szCs w:val="28"/>
         </w:rPr>
       </w:pPr>
-      <w:bookmarkStart w:id="24" w:name="_Toc152003341"/>
+      <w:bookmarkStart w:id="23" w:name="_Toc152003341"/>
       <w:r>
         <w:rPr>
           <w:rFonts w:ascii="Times New Roman" w:hAnsi="Times New Roman" w:cs="Times New Roman"/>
@@ -49236,7 +49327,7 @@
         </w:rPr>
         <w:t>.</w:t>
       </w:r>
-      <w:bookmarkEnd w:id="24"/>
+      <w:bookmarkEnd w:id="23"/>
     </w:p>
     <w:p>
       <w:pPr>
@@ -55087,7 +55178,7 @@
     </w:p>
     <w:p>
       <w:pPr>
-        <w:pStyle w:val="1"/>
+        <w:pStyle w:val="Heading1"/>
         <w:jc w:val="center"/>
         <w:rPr>
           <w:rFonts w:ascii="Times New Roman" w:hAnsi="Times New Roman" w:cs="Times New Roman"/>
@@ -55097,7 +55188,7 @@
           <w:szCs w:val="28"/>
         </w:rPr>
       </w:pPr>
-      <w:bookmarkStart w:id="25" w:name="_Toc152003342"/>
+      <w:bookmarkStart w:id="24" w:name="_Toc152003342"/>
       <w:r>
         <w:rPr>
           <w:rFonts w:ascii="Times New Roman" w:hAnsi="Times New Roman" w:cs="Times New Roman"/>
@@ -55109,7 +55200,7 @@
         <w:lastRenderedPageBreak/>
         <w:t>Заключение</w:t>
       </w:r>
-      <w:bookmarkEnd w:id="25"/>
+      <w:bookmarkEnd w:id="24"/>
     </w:p>
     <w:p>
       <w:pPr>
@@ -55351,7 +55442,7 @@
     </w:p>
     <w:p>
       <w:pPr>
-        <w:pStyle w:val="2"/>
+        <w:pStyle w:val="Heading2"/>
         <w:jc w:val="center"/>
         <w:rPr>
           <w:rFonts w:ascii="Times New Roman" w:hAnsi="Times New Roman" w:cs="Times New Roman"/>
@@ -55360,7 +55451,7 @@
           <w:szCs w:val="28"/>
         </w:rPr>
       </w:pPr>
-      <w:bookmarkStart w:id="26" w:name="_Toc152003343"/>
+      <w:bookmarkStart w:id="25" w:name="_Toc152003343"/>
       <w:r>
         <w:rPr>
           <w:rFonts w:ascii="Times New Roman" w:hAnsi="Times New Roman" w:cs="Times New Roman"/>
@@ -55371,7 +55462,7 @@
         <w:lastRenderedPageBreak/>
         <w:t>Библиографический список</w:t>
       </w:r>
-      <w:bookmarkEnd w:id="26"/>
+      <w:bookmarkEnd w:id="25"/>
     </w:p>
     <w:p>
       <w:pPr>
@@ -55384,7 +55475,7 @@
     </w:p>
     <w:p>
       <w:pPr>
-        <w:pStyle w:val="a9"/>
+        <w:pStyle w:val="ListParagraph"/>
         <w:numPr>
           <w:ilvl w:val="0"/>
           <w:numId w:val="7"/>
@@ -55422,7 +55513,7 @@
     </w:p>
     <w:p>
       <w:pPr>
-        <w:pStyle w:val="a9"/>
+        <w:pStyle w:val="ListParagraph"/>
         <w:numPr>
           <w:ilvl w:val="0"/>
           <w:numId w:val="7"/>
@@ -55444,7 +55535,7 @@
     </w:p>
     <w:p>
       <w:pPr>
-        <w:pStyle w:val="a9"/>
+        <w:pStyle w:val="ListParagraph"/>
         <w:numPr>
           <w:ilvl w:val="0"/>
           <w:numId w:val="7"/>
@@ -55482,7 +55573,7 @@
     </w:p>
     <w:p>
       <w:pPr>
-        <w:pStyle w:val="a9"/>
+        <w:pStyle w:val="ListParagraph"/>
         <w:numPr>
           <w:ilvl w:val="0"/>
           <w:numId w:val="7"/>
@@ -55516,7 +55607,7 @@
 </file>
 
 <file path=word/endnotes.xml><?xml version="1.0" encoding="utf-8"?>
-<w:endnotes xmlns:wpc="http://schemas.microsoft.com/office/word/2010/wordprocessingCanvas" xmlns:cx="http://schemas.microsoft.com/office/drawing/2014/chartex" xmlns:cx1="http://schemas.microsoft.com/office/drawing/2015/9/8/chartex" xmlns:mc="http://schemas.openxmlformats.org/markup-compatibility/2006" xmlns:o="urn:schemas-microsoft-com:office:office" xmlns:r="http://schemas.openxmlformats.org/officeDocument/2006/relationships" xmlns:m="http://schemas.openxmlformats.org/officeDocument/2006/math" xmlns:v="urn:schemas-microsoft-com:vml" xmlns:wp14="http://schemas.microsoft.com/office/word/2010/wordprocessingDrawing" xmlns:wp="http://schemas.openxmlformats.org/drawingml/2006/wordprocessingDrawing" xmlns:w10="urn:schemas-microsoft-com:office:word" xmlns:w="http://schemas.openxmlformats.org/wordprocessingml/2006/main" xmlns:w14="http://schemas.microsoft.com/office/word/2010/wordml" xmlns:w15="http://schemas.microsoft.com/office/word/2012/wordml" xmlns:w16se="http://schemas.microsoft.com/office/word/2015/wordml/symex" xmlns:wpg="http://schemas.microsoft.com/office/word/2010/wordprocessingGroup" xmlns:wpi="http://schemas.microsoft.com/office/word/2010/wordprocessingInk" xmlns:wne="http://schemas.microsoft.com/office/word/2006/wordml" xmlns:wps="http://schemas.microsoft.com/office/word/2010/wordprocessingShape" mc:Ignorable="w14 w15 w16se wp14">
+<w:endnotes xmlns:wpc="http://schemas.microsoft.com/office/word/2010/wordprocessingCanvas" xmlns:cx="http://schemas.microsoft.com/office/drawing/2014/chartex" xmlns:cx1="http://schemas.microsoft.com/office/drawing/2015/9/8/chartex" xmlns:cx2="http://schemas.microsoft.com/office/drawing/2015/10/21/chartex" xmlns:cx3="http://schemas.microsoft.com/office/drawing/2016/5/9/chartex" xmlns:cx4="http://schemas.microsoft.com/office/drawing/2016/5/10/chartex" xmlns:cx5="http://schemas.microsoft.com/office/drawing/2016/5/11/chartex" xmlns:cx6="http://schemas.microsoft.com/office/drawing/2016/5/12/chartex" xmlns:cx7="http://schemas.microsoft.com/office/drawing/2016/5/13/chartex" xmlns:cx8="http://schemas.microsoft.com/office/drawing/2016/5/14/chartex" xmlns:mc="http://schemas.openxmlformats.org/markup-compatibility/2006" xmlns:aink="http://schemas.microsoft.com/office/drawing/2016/ink" xmlns:am3d="http://schemas.microsoft.com/office/drawing/2017/model3d" xmlns:o="urn:schemas-microsoft-com:office:office" xmlns:oel="http://schemas.microsoft.com/office/2019/extlst" xmlns:r="http://schemas.openxmlformats.org/officeDocument/2006/relationships" xmlns:m="http://schemas.openxmlformats.org/officeDocument/2006/math" xmlns:v="urn:schemas-microsoft-com:vml" xmlns:wp14="http://schemas.microsoft.com/office/word/2010/wordprocessingDrawing" xmlns:wp="http://schemas.openxmlformats.org/drawingml/2006/wordprocessingDrawing" xmlns:w10="urn:schemas-microsoft-com:office:word" xmlns:w="http://schemas.openxmlformats.org/wordprocessingml/2006/main" xmlns:w14="http://schemas.microsoft.com/office/word/2010/wordml" xmlns:w15="http://schemas.microsoft.com/office/word/2012/wordml" xmlns:w16cex="http://schemas.microsoft.com/office/word/2018/wordml/cex" xmlns:w16cid="http://schemas.microsoft.com/office/word/2016/wordml/cid" xmlns:w16="http://schemas.microsoft.com/office/word/2018/wordml" xmlns:w16du="http://schemas.microsoft.com/office/word/2023/wordml/word16du" xmlns:w16sdtdh="http://schemas.microsoft.com/office/word/2020/wordml/sdtdatahash" xmlns:w16sdtfl="http://schemas.microsoft.com/office/word/2024/wordml/sdtformatlock" xmlns:w16se="http://schemas.microsoft.com/office/word/2015/wordml/symex" xmlns:wpg="http://schemas.microsoft.com/office/word/2010/wordprocessingGroup" xmlns:wpi="http://schemas.microsoft.com/office/word/2010/wordprocessingInk" xmlns:wne="http://schemas.microsoft.com/office/word/2006/wordml" xmlns:wps="http://schemas.microsoft.com/office/word/2010/wordprocessingShape" mc:Ignorable="w14 w15 w16se w16cid w16 w16cex w16sdtdh w16sdtfl w16du wp14">
   <w:endnote w:type="separator" w:id="-1">
     <w:p>
       <w:r>
@@ -55535,7 +55626,7 @@
 </file>
 
 <file path=word/footer1.xml><?xml version="1.0" encoding="utf-8"?>
-<w:ftr xmlns:wpc="http://schemas.microsoft.com/office/word/2010/wordprocessingCanvas" xmlns:cx="http://schemas.microsoft.com/office/drawing/2014/chartex" xmlns:cx1="http://schemas.microsoft.com/office/drawing/2015/9/8/chartex" xmlns:mc="http://schemas.openxmlformats.org/markup-compatibility/2006" xmlns:o="urn:schemas-microsoft-com:office:office" xmlns:r="http://schemas.openxmlformats.org/officeDocument/2006/relationships" xmlns:m="http://schemas.openxmlformats.org/officeDocument/2006/math" xmlns:v="urn:schemas-microsoft-com:vml" xmlns:wp14="http://schemas.microsoft.com/office/word/2010/wordprocessingDrawing" xmlns:wp="http://schemas.openxmlformats.org/drawingml/2006/wordprocessingDrawing" xmlns:w10="urn:schemas-microsoft-com:office:word" xmlns:w="http://schemas.openxmlformats.org/wordprocessingml/2006/main" xmlns:w14="http://schemas.microsoft.com/office/word/2010/wordml" xmlns:w15="http://schemas.microsoft.com/office/word/2012/wordml" xmlns:w16se="http://schemas.microsoft.com/office/word/2015/wordml/symex" xmlns:wpg="http://schemas.microsoft.com/office/word/2010/wordprocessingGroup" xmlns:wpi="http://schemas.microsoft.com/office/word/2010/wordprocessingInk" xmlns:wne="http://schemas.microsoft.com/office/word/2006/wordml" xmlns:wps="http://schemas.microsoft.com/office/word/2010/wordprocessingShape" mc:Ignorable="w14 w15 w16se wp14">
+<w:ftr xmlns:wpc="http://schemas.microsoft.com/office/word/2010/wordprocessingCanvas" xmlns:cx="http://schemas.microsoft.com/office/drawing/2014/chartex" xmlns:cx1="http://schemas.microsoft.com/office/drawing/2015/9/8/chartex" xmlns:cx2="http://schemas.microsoft.com/office/drawing/2015/10/21/chartex" xmlns:cx3="http://schemas.microsoft.com/office/drawing/2016/5/9/chartex" xmlns:cx4="http://schemas.microsoft.com/office/drawing/2016/5/10/chartex" xmlns:cx5="http://schemas.microsoft.com/office/drawing/2016/5/11/chartex" xmlns:cx6="http://schemas.microsoft.com/office/drawing/2016/5/12/chartex" xmlns:cx7="http://schemas.microsoft.com/office/drawing/2016/5/13/chartex" xmlns:cx8="http://schemas.microsoft.com/office/drawing/2016/5/14/chartex" xmlns:mc="http://schemas.openxmlformats.org/markup-compatibility/2006" xmlns:aink="http://schemas.microsoft.com/office/drawing/2016/ink" xmlns:am3d="http://schemas.microsoft.com/office/drawing/2017/model3d" xmlns:o="urn:schemas-microsoft-com:office:office" xmlns:oel="http://schemas.microsoft.com/office/2019/extlst" xmlns:r="http://schemas.openxmlformats.org/officeDocument/2006/relationships" xmlns:m="http://schemas.openxmlformats.org/officeDocument/2006/math" xmlns:v="urn:schemas-microsoft-com:vml" xmlns:wp14="http://schemas.microsoft.com/office/word/2010/wordprocessingDrawing" xmlns:wp="http://schemas.openxmlformats.org/drawingml/2006/wordprocessingDrawing" xmlns:w10="urn:schemas-microsoft-com:office:word" xmlns:w="http://schemas.openxmlformats.org/wordprocessingml/2006/main" xmlns:w14="http://schemas.microsoft.com/office/word/2010/wordml" xmlns:w15="http://schemas.microsoft.com/office/word/2012/wordml" xmlns:w16cex="http://schemas.microsoft.com/office/word/2018/wordml/cex" xmlns:w16cid="http://schemas.microsoft.com/office/word/2016/wordml/cid" xmlns:w16="http://schemas.microsoft.com/office/word/2018/wordml" xmlns:w16du="http://schemas.microsoft.com/office/word/2023/wordml/word16du" xmlns:w16sdtdh="http://schemas.microsoft.com/office/word/2020/wordml/sdtdatahash" xmlns:w16sdtfl="http://schemas.microsoft.com/office/word/2024/wordml/sdtformatlock" xmlns:w16se="http://schemas.microsoft.com/office/word/2015/wordml/symex" xmlns:wpg="http://schemas.microsoft.com/office/word/2010/wordprocessingGroup" xmlns:wpi="http://schemas.microsoft.com/office/word/2010/wordprocessingInk" xmlns:wne="http://schemas.microsoft.com/office/word/2006/wordml" xmlns:wps="http://schemas.microsoft.com/office/word/2010/wordprocessingShape" mc:Ignorable="w14 w15 w16se w16cid w16 w16cex w16sdtdh w16sdtfl w16du wp14">
   <w:sdt>
     <w:sdtPr>
       <w:id w:val="-530730216"/>
@@ -55547,7 +55638,7 @@
     <w:sdtContent>
       <w:p>
         <w:pPr>
-          <w:pStyle w:val="a6"/>
+          <w:pStyle w:val="Footer"/>
           <w:jc w:val="center"/>
         </w:pPr>
         <w:r>
@@ -55573,17 +55664,17 @@
   </w:sdt>
   <w:p>
     <w:pPr>
-      <w:pStyle w:val="a6"/>
+      <w:pStyle w:val="Footer"/>
     </w:pPr>
   </w:p>
 </w:ftr>
 </file>
 
 <file path=word/footer2.xml><?xml version="1.0" encoding="utf-8"?>
-<w:ftr xmlns:wpc="http://schemas.microsoft.com/office/word/2010/wordprocessingCanvas" xmlns:cx="http://schemas.microsoft.com/office/drawing/2014/chartex" xmlns:cx1="http://schemas.microsoft.com/office/drawing/2015/9/8/chartex" xmlns:mc="http://schemas.openxmlformats.org/markup-compatibility/2006" xmlns:o="urn:schemas-microsoft-com:office:office" xmlns:r="http://schemas.openxmlformats.org/officeDocument/2006/relationships" xmlns:m="http://schemas.openxmlformats.org/officeDocument/2006/math" xmlns:v="urn:schemas-microsoft-com:vml" xmlns:wp14="http://schemas.microsoft.com/office/word/2010/wordprocessingDrawing" xmlns:wp="http://schemas.openxmlformats.org/drawingml/2006/wordprocessingDrawing" xmlns:w10="urn:schemas-microsoft-com:office:word" xmlns:w="http://schemas.openxmlformats.org/wordprocessingml/2006/main" xmlns:w14="http://schemas.microsoft.com/office/word/2010/wordml" xmlns:w15="http://schemas.microsoft.com/office/word/2012/wordml" xmlns:w16se="http://schemas.microsoft.com/office/word/2015/wordml/symex" xmlns:wpg="http://schemas.microsoft.com/office/word/2010/wordprocessingGroup" xmlns:wpi="http://schemas.microsoft.com/office/word/2010/wordprocessingInk" xmlns:wne="http://schemas.microsoft.com/office/word/2006/wordml" xmlns:wps="http://schemas.microsoft.com/office/word/2010/wordprocessingShape" mc:Ignorable="w14 w15 w16se wp14">
+<w:ftr xmlns:wpc="http://schemas.microsoft.com/office/word/2010/wordprocessingCanvas" xmlns:cx="http://schemas.microsoft.com/office/drawing/2014/chartex" xmlns:cx1="http://schemas.microsoft.com/office/drawing/2015/9/8/chartex" xmlns:cx2="http://schemas.microsoft.com/office/drawing/2015/10/21/chartex" xmlns:cx3="http://schemas.microsoft.com/office/drawing/2016/5/9/chartex" xmlns:cx4="http://schemas.microsoft.com/office/drawing/2016/5/10/chartex" xmlns:cx5="http://schemas.microsoft.com/office/drawing/2016/5/11/chartex" xmlns:cx6="http://schemas.microsoft.com/office/drawing/2016/5/12/chartex" xmlns:cx7="http://schemas.microsoft.com/office/drawing/2016/5/13/chartex" xmlns:cx8="http://schemas.microsoft.com/office/drawing/2016/5/14/chartex" xmlns:mc="http://schemas.openxmlformats.org/markup-compatibility/2006" xmlns:aink="http://schemas.microsoft.com/office/drawing/2016/ink" xmlns:am3d="http://schemas.microsoft.com/office/drawing/2017/model3d" xmlns:o="urn:schemas-microsoft-com:office:office" xmlns:oel="http://schemas.microsoft.com/office/2019/extlst" xmlns:r="http://schemas.openxmlformats.org/officeDocument/2006/relationships" xmlns:m="http://schemas.openxmlformats.org/officeDocument/2006/math" xmlns:v="urn:schemas-microsoft-com:vml" xmlns:wp14="http://schemas.microsoft.com/office/word/2010/wordprocessingDrawing" xmlns:wp="http://schemas.openxmlformats.org/drawingml/2006/wordprocessingDrawing" xmlns:w10="urn:schemas-microsoft-com:office:word" xmlns:w="http://schemas.openxmlformats.org/wordprocessingml/2006/main" xmlns:w14="http://schemas.microsoft.com/office/word/2010/wordml" xmlns:w15="http://schemas.microsoft.com/office/word/2012/wordml" xmlns:w16cex="http://schemas.microsoft.com/office/word/2018/wordml/cex" xmlns:w16cid="http://schemas.microsoft.com/office/word/2016/wordml/cid" xmlns:w16="http://schemas.microsoft.com/office/word/2018/wordml" xmlns:w16du="http://schemas.microsoft.com/office/word/2023/wordml/word16du" xmlns:w16sdtdh="http://schemas.microsoft.com/office/word/2020/wordml/sdtdatahash" xmlns:w16sdtfl="http://schemas.microsoft.com/office/word/2024/wordml/sdtformatlock" xmlns:w16se="http://schemas.microsoft.com/office/word/2015/wordml/symex" xmlns:wpg="http://schemas.microsoft.com/office/word/2010/wordprocessingGroup" xmlns:wpi="http://schemas.microsoft.com/office/word/2010/wordprocessingInk" xmlns:wne="http://schemas.microsoft.com/office/word/2006/wordml" xmlns:wps="http://schemas.microsoft.com/office/word/2010/wordprocessingShape" mc:Ignorable="w14 w15 w16se w16cid w16 w16cex w16sdtdh w16sdtfl w16du wp14">
   <w:p>
     <w:pPr>
-      <w:pStyle w:val="a6"/>
+      <w:pStyle w:val="Footer"/>
       <w:jc w:val="center"/>
       <w:rPr>
         <w:sz w:val="28"/>
@@ -55602,7 +55693,7 @@
 </file>
 
 <file path=word/footnotes.xml><?xml version="1.0" encoding="utf-8"?>
-<w:footnotes xmlns:wpc="http://schemas.microsoft.com/office/word/2010/wordprocessingCanvas" xmlns:cx="http://schemas.microsoft.com/office/drawing/2014/chartex" xmlns:cx1="http://schemas.microsoft.com/office/drawing/2015/9/8/chartex" xmlns:mc="http://schemas.openxmlformats.org/markup-compatibility/2006" xmlns:o="urn:schemas-microsoft-com:office:office" xmlns:r="http://schemas.openxmlformats.org/officeDocument/2006/relationships" xmlns:m="http://schemas.openxmlformats.org/officeDocument/2006/math" xmlns:v="urn:schemas-microsoft-com:vml" xmlns:wp14="http://schemas.microsoft.com/office/word/2010/wordprocessingDrawing" xmlns:wp="http://schemas.openxmlformats.org/drawingml/2006/wordprocessingDrawing" xmlns:w10="urn:schemas-microsoft-com:office:word" xmlns:w="http://schemas.openxmlformats.org/wordprocessingml/2006/main" xmlns:w14="http://schemas.microsoft.com/office/word/2010/wordml" xmlns:w15="http://schemas.microsoft.com/office/word/2012/wordml" xmlns:w16se="http://schemas.microsoft.com/office/word/2015/wordml/symex" xmlns:wpg="http://schemas.microsoft.com/office/word/2010/wordprocessingGroup" xmlns:wpi="http://schemas.microsoft.com/office/word/2010/wordprocessingInk" xmlns:wne="http://schemas.microsoft.com/office/word/2006/wordml" xmlns:wps="http://schemas.microsoft.com/office/word/2010/wordprocessingShape" mc:Ignorable="w14 w15 w16se wp14">
+<w:footnotes xmlns:wpc="http://schemas.microsoft.com/office/word/2010/wordprocessingCanvas" xmlns:cx="http://schemas.microsoft.com/office/drawing/2014/chartex" xmlns:cx1="http://schemas.microsoft.com/office/drawing/2015/9/8/chartex" xmlns:cx2="http://schemas.microsoft.com/office/drawing/2015/10/21/chartex" xmlns:cx3="http://schemas.microsoft.com/office/drawing/2016/5/9/chartex" xmlns:cx4="http://schemas.microsoft.com/office/drawing/2016/5/10/chartex" xmlns:cx5="http://schemas.microsoft.com/office/drawing/2016/5/11/chartex" xmlns:cx6="http://schemas.microsoft.com/office/drawing/2016/5/12/chartex" xmlns:cx7="http://schemas.microsoft.com/office/drawing/2016/5/13/chartex" xmlns:cx8="http://schemas.microsoft.com/office/drawing/2016/5/14/chartex" xmlns:mc="http://schemas.openxmlformats.org/markup-compatibility/2006" xmlns:aink="http://schemas.microsoft.com/office/drawing/2016/ink" xmlns:am3d="http://schemas.microsoft.com/office/drawing/2017/model3d" xmlns:o="urn:schemas-microsoft-com:office:office" xmlns:oel="http://schemas.microsoft.com/office/2019/extlst" xmlns:r="http://schemas.openxmlformats.org/officeDocument/2006/relationships" xmlns:m="http://schemas.openxmlformats.org/officeDocument/2006/math" xmlns:v="urn:schemas-microsoft-com:vml" xmlns:wp14="http://schemas.microsoft.com/office/word/2010/wordprocessingDrawing" xmlns:wp="http://schemas.openxmlformats.org/drawingml/2006/wordprocessingDrawing" xmlns:w10="urn:schemas-microsoft-com:office:word" xmlns:w="http://schemas.openxmlformats.org/wordprocessingml/2006/main" xmlns:w14="http://schemas.microsoft.com/office/word/2010/wordml" xmlns:w15="http://schemas.microsoft.com/office/word/2012/wordml" xmlns:w16cex="http://schemas.microsoft.com/office/word/2018/wordml/cex" xmlns:w16cid="http://schemas.microsoft.com/office/word/2016/wordml/cid" xmlns:w16="http://schemas.microsoft.com/office/word/2018/wordml" xmlns:w16du="http://schemas.microsoft.com/office/word/2023/wordml/word16du" xmlns:w16sdtdh="http://schemas.microsoft.com/office/word/2020/wordml/sdtdatahash" xmlns:w16sdtfl="http://schemas.microsoft.com/office/word/2024/wordml/sdtformatlock" xmlns:w16se="http://schemas.microsoft.com/office/word/2015/wordml/symex" xmlns:wpg="http://schemas.microsoft.com/office/word/2010/wordprocessingGroup" xmlns:wpi="http://schemas.microsoft.com/office/word/2010/wordprocessingInk" xmlns:wne="http://schemas.microsoft.com/office/word/2006/wordml" xmlns:wps="http://schemas.microsoft.com/office/word/2010/wordprocessingShape" mc:Ignorable="w14 w15 w16se w16cid w16 w16cex w16sdtdh w16sdtfl w16du wp14">
   <w:footnote w:type="separator" w:id="-1">
     <w:p>
       <w:r>
@@ -55621,7 +55712,7 @@
 </file>
 
 <file path=word/numbering.xml><?xml version="1.0" encoding="utf-8"?>
-<w:numbering xmlns:wpc="http://schemas.microsoft.com/office/word/2010/wordprocessingCanvas" xmlns:cx="http://schemas.microsoft.com/office/drawing/2014/chartex" xmlns:cx1="http://schemas.microsoft.com/office/drawing/2015/9/8/chartex" xmlns:mc="http://schemas.openxmlformats.org/markup-compatibility/2006" xmlns:o="urn:schemas-microsoft-com:office:office" xmlns:r="http://schemas.openxmlformats.org/officeDocument/2006/relationships" xmlns:m="http://schemas.openxmlformats.org/officeDocument/2006/math" xmlns:v="urn:schemas-microsoft-com:vml" xmlns:wp14="http://schemas.microsoft.com/office/word/2010/wordprocessingDrawing" xmlns:wp="http://schemas.openxmlformats.org/drawingml/2006/wordprocessingDrawing" xmlns:w10="urn:schemas-microsoft-com:office:word" xmlns:w="http://schemas.openxmlformats.org/wordprocessingml/2006/main" xmlns:w14="http://schemas.microsoft.com/office/word/2010/wordml" xmlns:w15="http://schemas.microsoft.com/office/word/2012/wordml" xmlns:w16se="http://schemas.microsoft.com/office/word/2015/wordml/symex" xmlns:wpg="http://schemas.microsoft.com/office/word/2010/wordprocessingGroup" xmlns:wpi="http://schemas.microsoft.com/office/word/2010/wordprocessingInk" xmlns:wne="http://schemas.microsoft.com/office/word/2006/wordml" xmlns:wps="http://schemas.microsoft.com/office/word/2010/wordprocessingShape" mc:Ignorable="w14 w15 w16se wp14">
+<w:numbering xmlns:wpc="http://schemas.microsoft.com/office/word/2010/wordprocessingCanvas" xmlns:cx="http://schemas.microsoft.com/office/drawing/2014/chartex" xmlns:cx1="http://schemas.microsoft.com/office/drawing/2015/9/8/chartex" xmlns:cx2="http://schemas.microsoft.com/office/drawing/2015/10/21/chartex" xmlns:cx3="http://schemas.microsoft.com/office/drawing/2016/5/9/chartex" xmlns:cx4="http://schemas.microsoft.com/office/drawing/2016/5/10/chartex" xmlns:cx5="http://schemas.microsoft.com/office/drawing/2016/5/11/chartex" xmlns:cx6="http://schemas.microsoft.com/office/drawing/2016/5/12/chartex" xmlns:cx7="http://schemas.microsoft.com/office/drawing/2016/5/13/chartex" xmlns:cx8="http://schemas.microsoft.com/office/drawing/2016/5/14/chartex" xmlns:mc="http://schemas.openxmlformats.org/markup-compatibility/2006" xmlns:aink="http://schemas.microsoft.com/office/drawing/2016/ink" xmlns:am3d="http://schemas.microsoft.com/office/drawing/2017/model3d" xmlns:o="urn:schemas-microsoft-com:office:office" xmlns:oel="http://schemas.microsoft.com/office/2019/extlst" xmlns:r="http://schemas.openxmlformats.org/officeDocument/2006/relationships" xmlns:m="http://schemas.openxmlformats.org/officeDocument/2006/math" xmlns:v="urn:schemas-microsoft-com:vml" xmlns:wp14="http://schemas.microsoft.com/office/word/2010/wordprocessingDrawing" xmlns:wp="http://schemas.openxmlformats.org/drawingml/2006/wordprocessingDrawing" xmlns:w10="urn:schemas-microsoft-com:office:word" xmlns:w="http://schemas.openxmlformats.org/wordprocessingml/2006/main" xmlns:w14="http://schemas.microsoft.com/office/word/2010/wordml" xmlns:w15="http://schemas.microsoft.com/office/word/2012/wordml" xmlns:w16cex="http://schemas.microsoft.com/office/word/2018/wordml/cex" xmlns:w16cid="http://schemas.microsoft.com/office/word/2016/wordml/cid" xmlns:w16="http://schemas.microsoft.com/office/word/2018/wordml" xmlns:w16du="http://schemas.microsoft.com/office/word/2023/wordml/word16du" xmlns:w16sdtdh="http://schemas.microsoft.com/office/word/2020/wordml/sdtdatahash" xmlns:w16sdtfl="http://schemas.microsoft.com/office/word/2024/wordml/sdtformatlock" xmlns:w16se="http://schemas.microsoft.com/office/word/2015/wordml/symex" xmlns:wpg="http://schemas.microsoft.com/office/word/2010/wordprocessingGroup" xmlns:wpi="http://schemas.microsoft.com/office/word/2010/wordprocessingInk" xmlns:wne="http://schemas.microsoft.com/office/word/2006/wordml" xmlns:wps="http://schemas.microsoft.com/office/word/2010/wordprocessingShape" mc:Ignorable="w14 w15 w16se w16cid w16 w16cex w16sdtdh w16sdtfl w16du wp14">
   <w:abstractNum w:abstractNumId="0" w15:restartNumberingAfterBreak="0">
     <w:nsid w:val="22A30278"/>
     <w:multiLevelType w:val="hybridMultilevel"/>
@@ -56295,32 +56386,32 @@
       </w:pPr>
     </w:lvl>
   </w:abstractNum>
-  <w:num w:numId="1">
+  <w:num w:numId="1" w16cid:durableId="112141494">
     <w:abstractNumId w:val="1"/>
   </w:num>
-  <w:num w:numId="2">
+  <w:num w:numId="2" w16cid:durableId="817264275">
     <w:abstractNumId w:val="2"/>
   </w:num>
-  <w:num w:numId="3">
+  <w:num w:numId="3" w16cid:durableId="1009140942">
     <w:abstractNumId w:val="0"/>
   </w:num>
-  <w:num w:numId="4">
+  <w:num w:numId="4" w16cid:durableId="185608071">
     <w:abstractNumId w:val="4"/>
   </w:num>
-  <w:num w:numId="5">
+  <w:num w:numId="5" w16cid:durableId="874390890">
     <w:abstractNumId w:val="3"/>
   </w:num>
-  <w:num w:numId="6">
+  <w:num w:numId="6" w16cid:durableId="1192767440">
     <w:abstractNumId w:val="6"/>
   </w:num>
-  <w:num w:numId="7">
+  <w:num w:numId="7" w16cid:durableId="193619972">
     <w:abstractNumId w:val="5"/>
   </w:num>
 </w:numbering>
 </file>
 
 <file path=word/styles.xml><?xml version="1.0" encoding="utf-8"?>
-<w:styles xmlns:mc="http://schemas.openxmlformats.org/markup-compatibility/2006" xmlns:r="http://schemas.openxmlformats.org/officeDocument/2006/relationships" xmlns:w="http://schemas.openxmlformats.org/wordprocessingml/2006/main" xmlns:w14="http://schemas.microsoft.com/office/word/2010/wordml" xmlns:w15="http://schemas.microsoft.com/office/word/2012/wordml" xmlns:w16se="http://schemas.microsoft.com/office/word/2015/wordml/symex" mc:Ignorable="w14 w15 w16se">
+<w:styles xmlns:mc="http://schemas.openxmlformats.org/markup-compatibility/2006" xmlns:r="http://schemas.openxmlformats.org/officeDocument/2006/relationships" xmlns:w="http://schemas.openxmlformats.org/wordprocessingml/2006/main" xmlns:w14="http://schemas.microsoft.com/office/word/2010/wordml" xmlns:w15="http://schemas.microsoft.com/office/word/2012/wordml" xmlns:w16cex="http://schemas.microsoft.com/office/word/2018/wordml/cex" xmlns:w16cid="http://schemas.microsoft.com/office/word/2016/wordml/cid" xmlns:w16="http://schemas.microsoft.com/office/word/2018/wordml" xmlns:w16du="http://schemas.microsoft.com/office/word/2023/wordml/word16du" xmlns:w16sdtdh="http://schemas.microsoft.com/office/word/2020/wordml/sdtdatahash" xmlns:w16sdtfl="http://schemas.microsoft.com/office/word/2024/wordml/sdtformatlock" xmlns:w16se="http://schemas.microsoft.com/office/word/2015/wordml/symex" mc:Ignorable="w14 w15 w16se w16cid w16 w16cex w16sdtdh w16sdtfl w16du">
   <w:docDefaults>
     <w:rPrDefault>
       <w:rPr>
@@ -56330,7 +56421,7 @@
     </w:rPrDefault>
     <w:pPrDefault/>
   </w:docDefaults>
-  <w:latentStyles w:defLockedState="0" w:defUIPriority="99" w:defSemiHidden="0" w:defUnhideWhenUsed="0" w:defQFormat="0" w:count="371">
+  <w:latentStyles w:defLockedState="0" w:defUIPriority="99" w:defSemiHidden="0" w:defUnhideWhenUsed="0" w:defQFormat="0" w:count="376">
     <w:lsdException w:name="Normal" w:uiPriority="0" w:qFormat="1"/>
     <w:lsdException w:name="heading 1" w:uiPriority="9" w:qFormat="1"/>
     <w:lsdException w:name="heading 2" w:semiHidden="1" w:uiPriority="9" w:unhideWhenUsed="1" w:qFormat="1"/>
@@ -56702,8 +56793,13 @@
     <w:lsdException w:name="List Table 5 Dark Accent 6" w:uiPriority="50"/>
     <w:lsdException w:name="List Table 6 Colorful Accent 6" w:uiPriority="51"/>
     <w:lsdException w:name="List Table 7 Colorful Accent 6" w:uiPriority="52"/>
+    <w:lsdException w:name="Mention" w:semiHidden="1" w:unhideWhenUsed="1"/>
+    <w:lsdException w:name="Smart Hyperlink" w:semiHidden="1" w:unhideWhenUsed="1"/>
+    <w:lsdException w:name="Hashtag" w:semiHidden="1" w:unhideWhenUsed="1"/>
+    <w:lsdException w:name="Unresolved Mention" w:semiHidden="1" w:unhideWhenUsed="1"/>
+    <w:lsdException w:name="Smart Link" w:semiHidden="1" w:unhideWhenUsed="1"/>
   </w:latentStyles>
-  <w:style w:type="paragraph" w:default="1" w:styleId="a">
+  <w:style w:type="paragraph" w:default="1" w:styleId="Normal">
     <w:name w:val="Normal"/>
     <w:qFormat/>
     <w:rPr>
@@ -56711,11 +56807,11 @@
       <w:szCs w:val="24"/>
     </w:rPr>
   </w:style>
-  <w:style w:type="paragraph" w:styleId="1">
+  <w:style w:type="paragraph" w:styleId="Heading1">
     <w:name w:val="heading 1"/>
-    <w:basedOn w:val="a"/>
-    <w:next w:val="a"/>
-    <w:link w:val="10"/>
+    <w:basedOn w:val="Normal"/>
+    <w:next w:val="Normal"/>
+    <w:link w:val="Heading1Char"/>
     <w:uiPriority w:val="9"/>
     <w:qFormat/>
     <w:rsid w:val="00341427"/>
@@ -56732,11 +56828,11 @@
       <w:szCs w:val="32"/>
     </w:rPr>
   </w:style>
-  <w:style w:type="paragraph" w:styleId="2">
+  <w:style w:type="paragraph" w:styleId="Heading2">
     <w:name w:val="heading 2"/>
-    <w:basedOn w:val="a"/>
-    <w:next w:val="a"/>
-    <w:link w:val="20"/>
+    <w:basedOn w:val="Normal"/>
+    <w:next w:val="Normal"/>
+    <w:link w:val="Heading2Char"/>
     <w:uiPriority w:val="9"/>
     <w:semiHidden/>
     <w:unhideWhenUsed/>
@@ -56755,13 +56851,13 @@
       <w:szCs w:val="26"/>
     </w:rPr>
   </w:style>
-  <w:style w:type="character" w:default="1" w:styleId="a0">
+  <w:style w:type="character" w:default="1" w:styleId="DefaultParagraphFont">
     <w:name w:val="Default Paragraph Font"/>
     <w:uiPriority w:val="1"/>
     <w:semiHidden/>
     <w:unhideWhenUsed/>
   </w:style>
-  <w:style w:type="table" w:default="1" w:styleId="a1">
+  <w:style w:type="table" w:default="1" w:styleId="TableNormal">
     <w:name w:val="Normal Table"/>
     <w:uiPriority w:val="99"/>
     <w:semiHidden/>
@@ -56776,15 +56872,15 @@
       </w:tblCellMar>
     </w:tblPr>
   </w:style>
-  <w:style w:type="numbering" w:default="1" w:styleId="a2">
+  <w:style w:type="numbering" w:default="1" w:styleId="NoList">
     <w:name w:val="No List"/>
     <w:uiPriority w:val="99"/>
     <w:semiHidden/>
     <w:unhideWhenUsed/>
   </w:style>
-  <w:style w:type="paragraph" w:styleId="21">
+  <w:style w:type="paragraph" w:styleId="BodyText2">
     <w:name w:val="Body Text 2"/>
-    <w:basedOn w:val="a"/>
+    <w:basedOn w:val="Normal"/>
     <w:pPr>
       <w:tabs>
         <w:tab w:val="left" w:pos="2295"/>
@@ -56800,9 +56896,9 @@
       <w:sz w:val="28"/>
     </w:rPr>
   </w:style>
-  <w:style w:type="paragraph" w:styleId="a3">
+  <w:style w:type="paragraph" w:styleId="NormalWeb">
     <w:name w:val="Normal (Web)"/>
-    <w:basedOn w:val="a"/>
+    <w:basedOn w:val="Normal"/>
     <w:pPr>
       <w:spacing w:before="100" w:beforeAutospacing="1" w:after="100" w:afterAutospacing="1"/>
     </w:pPr>
@@ -56823,10 +56919,10 @@
       <w:lang w:eastAsia="en-US"/>
     </w:rPr>
   </w:style>
-  <w:style w:type="paragraph" w:styleId="a4">
+  <w:style w:type="paragraph" w:styleId="Header">
     <w:name w:val="header"/>
-    <w:basedOn w:val="a"/>
-    <w:link w:val="a5"/>
+    <w:basedOn w:val="Normal"/>
+    <w:link w:val="HeaderChar"/>
     <w:uiPriority w:val="99"/>
     <w:unhideWhenUsed/>
     <w:rsid w:val="004B7AEB"/>
@@ -56837,10 +56933,10 @@
       </w:tabs>
     </w:pPr>
   </w:style>
-  <w:style w:type="character" w:customStyle="1" w:styleId="a5">
-    <w:name w:val="Верхний колонтитул Знак"/>
-    <w:basedOn w:val="a0"/>
-    <w:link w:val="a4"/>
+  <w:style w:type="character" w:customStyle="1" w:styleId="HeaderChar">
+    <w:name w:val="Header Char"/>
+    <w:basedOn w:val="DefaultParagraphFont"/>
+    <w:link w:val="Header"/>
     <w:uiPriority w:val="99"/>
     <w:rsid w:val="004B7AEB"/>
     <w:rPr>
@@ -56849,10 +56945,10 @@
       <w:szCs w:val="24"/>
     </w:rPr>
   </w:style>
-  <w:style w:type="paragraph" w:styleId="a6">
+  <w:style w:type="paragraph" w:styleId="Footer">
     <w:name w:val="footer"/>
-    <w:basedOn w:val="a"/>
-    <w:link w:val="a7"/>
+    <w:basedOn w:val="Normal"/>
+    <w:link w:val="FooterChar"/>
     <w:uiPriority w:val="99"/>
     <w:unhideWhenUsed/>
     <w:rsid w:val="004B7AEB"/>
@@ -56863,10 +56959,10 @@
       </w:tabs>
     </w:pPr>
   </w:style>
-  <w:style w:type="character" w:customStyle="1" w:styleId="a7">
-    <w:name w:val="Нижний колонтитул Знак"/>
-    <w:basedOn w:val="a0"/>
-    <w:link w:val="a6"/>
+  <w:style w:type="character" w:customStyle="1" w:styleId="FooterChar">
+    <w:name w:val="Footer Char"/>
+    <w:basedOn w:val="DefaultParagraphFont"/>
+    <w:link w:val="Footer"/>
     <w:uiPriority w:val="99"/>
     <w:rsid w:val="004B7AEB"/>
     <w:rPr>
@@ -56875,10 +56971,10 @@
       <w:szCs w:val="24"/>
     </w:rPr>
   </w:style>
-  <w:style w:type="character" w:customStyle="1" w:styleId="10">
-    <w:name w:val="Заголовок 1 Знак"/>
-    <w:basedOn w:val="a0"/>
-    <w:link w:val="1"/>
+  <w:style w:type="character" w:customStyle="1" w:styleId="Heading1Char">
+    <w:name w:val="Heading 1 Char"/>
+    <w:basedOn w:val="DefaultParagraphFont"/>
+    <w:link w:val="Heading1"/>
     <w:uiPriority w:val="9"/>
     <w:rsid w:val="00341427"/>
     <w:rPr>
@@ -56888,10 +56984,10 @@
       <w:szCs w:val="32"/>
     </w:rPr>
   </w:style>
-  <w:style w:type="paragraph" w:styleId="a8">
+  <w:style w:type="paragraph" w:styleId="TOCHeading">
     <w:name w:val="TOC Heading"/>
-    <w:basedOn w:val="1"/>
-    <w:next w:val="a"/>
+    <w:basedOn w:val="Heading1"/>
+    <w:next w:val="Normal"/>
     <w:uiPriority w:val="39"/>
     <w:unhideWhenUsed/>
     <w:qFormat/>
@@ -56901,9 +56997,9 @@
       <w:outlineLvl w:val="9"/>
     </w:pPr>
   </w:style>
-  <w:style w:type="paragraph" w:styleId="a9">
+  <w:style w:type="paragraph" w:styleId="ListParagraph">
     <w:name w:val="List Paragraph"/>
-    <w:basedOn w:val="a"/>
+    <w:basedOn w:val="Normal"/>
     <w:uiPriority w:val="34"/>
     <w:qFormat/>
     <w:rsid w:val="00821574"/>
@@ -56912,9 +57008,9 @@
       <w:contextualSpacing/>
     </w:pPr>
   </w:style>
-  <w:style w:type="character" w:styleId="aa">
+  <w:style w:type="character" w:styleId="PlaceholderText">
     <w:name w:val="Placeholder Text"/>
-    <w:basedOn w:val="a0"/>
+    <w:basedOn w:val="DefaultParagraphFont"/>
     <w:uiPriority w:val="99"/>
     <w:semiHidden/>
     <w:rsid w:val="00506A8B"/>
@@ -56923,9 +57019,9 @@
       <w:color w:val="808080"/>
     </w:rPr>
   </w:style>
-  <w:style w:type="table" w:styleId="ab">
+  <w:style w:type="table" w:styleId="TableGrid">
     <w:name w:val="Table Grid"/>
-    <w:basedOn w:val="a1"/>
+    <w:basedOn w:val="TableNormal"/>
     <w:uiPriority w:val="39"/>
     <w:rsid w:val="00450080"/>
     <w:tblPr>
@@ -56939,10 +57035,10 @@
       </w:tblBorders>
     </w:tblPr>
   </w:style>
-  <w:style w:type="character" w:customStyle="1" w:styleId="20">
-    <w:name w:val="Заголовок 2 Знак"/>
-    <w:basedOn w:val="a0"/>
-    <w:link w:val="2"/>
+  <w:style w:type="character" w:customStyle="1" w:styleId="Heading2Char">
+    <w:name w:val="Heading 2 Char"/>
+    <w:basedOn w:val="DefaultParagraphFont"/>
+    <w:link w:val="Heading2"/>
     <w:uiPriority w:val="9"/>
     <w:semiHidden/>
     <w:rsid w:val="009D0A94"/>
@@ -56953,10 +57049,10 @@
       <w:szCs w:val="26"/>
     </w:rPr>
   </w:style>
-  <w:style w:type="paragraph" w:styleId="11">
+  <w:style w:type="paragraph" w:styleId="TOC1">
     <w:name w:val="toc 1"/>
-    <w:basedOn w:val="a"/>
-    <w:next w:val="a"/>
+    <w:basedOn w:val="Normal"/>
+    <w:next w:val="Normal"/>
     <w:autoRedefine/>
     <w:uiPriority w:val="39"/>
     <w:unhideWhenUsed/>
@@ -56965,10 +57061,10 @@
       <w:spacing w:after="100"/>
     </w:pPr>
   </w:style>
-  <w:style w:type="paragraph" w:styleId="22">
+  <w:style w:type="paragraph" w:styleId="TOC2">
     <w:name w:val="toc 2"/>
-    <w:basedOn w:val="a"/>
-    <w:next w:val="a"/>
+    <w:basedOn w:val="Normal"/>
+    <w:next w:val="Normal"/>
     <w:autoRedefine/>
     <w:uiPriority w:val="39"/>
     <w:unhideWhenUsed/>
@@ -56978,9 +57074,9 @@
       <w:ind w:left="240"/>
     </w:pPr>
   </w:style>
-  <w:style w:type="character" w:styleId="ac">
+  <w:style w:type="character" w:styleId="Hyperlink">
     <w:name w:val="Hyperlink"/>
-    <w:basedOn w:val="a0"/>
+    <w:basedOn w:val="DefaultParagraphFont"/>
     <w:uiPriority w:val="99"/>
     <w:unhideWhenUsed/>
     <w:rsid w:val="00423F15"/>
